--- a/Modules/Week01 - Introduction/Lecture_01_Note.docx
+++ b/Modules/Week01 - Introduction/Lecture_01_Note.docx
@@ -474,35 +474,7 @@
           <w:szCs w:val="25"/>
           <w:lang w:val="en-US" w:eastAsia="zh-CN" w:bidi="ar"/>
         </w:rPr>
-        <w:t>The ideal target function ƒ (</w:t>
-      </w:r>
-      <w:r>
-        <w:rPr>
-          <w:rFonts w:hint="default" w:ascii="Times New Roman" w:hAnsi="Times New Roman" w:eastAsia="1rem / 1.5rem google sans text" w:cs="Times New Roman"/>
-          <w:b w:val="0"/>
-          <w:bCs w:val="0"/>
-          <w:color w:val="auto"/>
-          <w:spacing w:val="0"/>
-          <w:kern w:val="0"/>
-          <w:sz w:val="25"/>
-          <w:szCs w:val="25"/>
-          <w:lang w:val="en-US" w:eastAsia="zh-CN" w:bidi="ar"/>
-        </w:rPr>
-        <w:t>ƒ</w:t>
-      </w:r>
-      <w:r>
-        <w:rPr>
-          <w:rFonts w:hint="default" w:ascii="Times New Roman" w:hAnsi="Times New Roman" w:eastAsia="1rem / 1.5rem google sans text" w:cs="Times New Roman"/>
-          <w:b w:val="0"/>
-          <w:bCs w:val="0"/>
-          <w:color w:val="auto"/>
-          <w:spacing w:val="0"/>
-          <w:kern w:val="0"/>
-          <w:sz w:val="25"/>
-          <w:szCs w:val="25"/>
-          <w:lang w:val="en-US" w:eastAsia="zh-CN" w:bidi="ar"/>
-        </w:rPr>
-        <w:t xml:space="preserve">: </w:t>
+        <w:t xml:space="preserve">The ideal target function ƒ (ƒ: </w:t>
       </w:r>
       <w:r>
         <w:rPr>
@@ -562,21 +534,7 @@
           <w:szCs w:val="25"/>
           <w:lang w:val="en-US" w:eastAsia="zh-CN" w:bidi="ar"/>
         </w:rPr>
-        <w:t xml:space="preserve">) is unknown, and learning algorithms cannot obtain a perfect function </w:t>
-      </w:r>
-      <w:r>
-        <w:rPr>
-          <w:rFonts w:hint="default" w:ascii="Times New Roman" w:hAnsi="Times New Roman" w:eastAsia="1rem / 1.5rem google sans text" w:cs="Times New Roman"/>
-          <w:b w:val="0"/>
-          <w:bCs w:val="0"/>
-          <w:color w:val="auto"/>
-          <w:spacing w:val="0"/>
-          <w:kern w:val="0"/>
-          <w:sz w:val="25"/>
-          <w:szCs w:val="25"/>
-          <w:lang w:val="en-US" w:eastAsia="zh-CN" w:bidi="ar"/>
-        </w:rPr>
-        <w:t>ƒ.</w:t>
+        <w:t>) is unknown, and learning algorithms cannot obtain a perfect function ƒ.</w:t>
       </w:r>
     </w:p>
     <w:p>
@@ -762,35 +720,7 @@
           <w:szCs w:val="25"/>
           <w:lang w:val="en-US" w:eastAsia="zh-CN" w:bidi="ar"/>
         </w:rPr>
-        <w:t xml:space="preserve">)} to approximate the target function </w:t>
-      </w:r>
-      <w:r>
-        <w:rPr>
-          <w:rFonts w:hint="default" w:ascii="Times New Roman" w:hAnsi="Times New Roman" w:eastAsia="1rem / 1.5rem google sans text" w:cs="Times New Roman"/>
-          <w:b w:val="0"/>
-          <w:bCs w:val="0"/>
-          <w:color w:val="auto"/>
-          <w:spacing w:val="0"/>
-          <w:kern w:val="0"/>
-          <w:sz w:val="25"/>
-          <w:szCs w:val="25"/>
-          <w:lang w:val="en-US" w:eastAsia="zh-CN" w:bidi="ar"/>
-        </w:rPr>
-        <w:t>ƒ</w:t>
-      </w:r>
-      <w:r>
-        <w:rPr>
-          <w:rFonts w:hint="default" w:ascii="Times New Roman" w:hAnsi="Times New Roman" w:eastAsia="1rem / 1.5rem google sans text" w:cs="Times New Roman"/>
-          <w:b w:val="0"/>
-          <w:bCs w:val="0"/>
-          <w:color w:val="auto"/>
-          <w:spacing w:val="0"/>
-          <w:kern w:val="0"/>
-          <w:sz w:val="25"/>
-          <w:szCs w:val="25"/>
-          <w:lang w:val="en-US" w:eastAsia="zh-CN" w:bidi="ar"/>
-        </w:rPr>
-        <w:t xml:space="preserve"> (</w:t>
+        <w:t>)} to approximate the target function ƒ (</w:t>
       </w:r>
       <w:r>
         <w:rPr>
@@ -804,57 +734,30 @@
           <w:szCs w:val="25"/>
           <w:lang w:val="en-US" w:eastAsia="zh-CN" w:bidi="ar"/>
         </w:rPr>
-        <w:t>ℊ</w:t>
-      </w:r>
-      <w:r>
-        <w:rPr>
-          <w:rFonts w:hint="default" w:ascii="Times New Roman" w:hAnsi="Times New Roman" w:eastAsia="Microsoft YaHei" w:cs="Times New Roman"/>
-          <w:b w:val="0"/>
-          <w:bCs w:val="0"/>
-          <w:color w:val="auto"/>
-          <w:spacing w:val="0"/>
-          <w:kern w:val="0"/>
-          <w:sz w:val="25"/>
-          <w:szCs w:val="25"/>
-          <w:lang w:val="en-US" w:eastAsia="zh-CN" w:bidi="ar"/>
-        </w:rPr>
-        <w:t xml:space="preserve"> ≈ </w:t>
-      </w:r>
-      <w:r>
-        <w:rPr>
-          <w:rFonts w:hint="default" w:ascii="Times New Roman" w:hAnsi="Times New Roman" w:eastAsia="1rem / 1.5rem google sans text" w:cs="Times New Roman"/>
-          <w:b w:val="0"/>
-          <w:bCs w:val="0"/>
-          <w:color w:val="auto"/>
-          <w:spacing w:val="0"/>
-          <w:kern w:val="0"/>
-          <w:sz w:val="25"/>
-          <w:szCs w:val="25"/>
-          <w:lang w:val="en-US" w:eastAsia="zh-CN" w:bidi="ar"/>
-        </w:rPr>
-        <w:t>ƒ</w:t>
-      </w:r>
-      <w:r>
-        <w:rPr>
-          <w:rFonts w:hint="default" w:ascii="Times New Roman" w:hAnsi="Times New Roman" w:eastAsia="1rem / 1.5rem google sans text" w:cs="Times New Roman"/>
-          <w:b w:val="0"/>
-          <w:bCs w:val="0"/>
-          <w:color w:val="auto"/>
-          <w:spacing w:val="0"/>
-          <w:kern w:val="0"/>
-          <w:sz w:val="25"/>
-          <w:szCs w:val="25"/>
-          <w:lang w:val="en-US" w:eastAsia="zh-CN" w:bidi="ar"/>
-        </w:rPr>
-        <w:t>)</w:t>
-      </w:r>
-    </w:p>
-    <w:p>
-      <w:pPr>
-        <w:keepNext w:val="0"/>
-        <w:keepLines w:val="0"/>
-        <w:widowControl/>
-        <w:numPr>
+        <w:t xml:space="preserve">ℊ ≈ </w:t>
+      </w:r>
+      <w:r>
+        <w:rPr>
+          <w:rFonts w:hint="default" w:ascii="Times New Roman" w:hAnsi="Times New Roman" w:eastAsia="1rem / 1.5rem google sans text" w:cs="Times New Roman"/>
+          <w:b w:val="0"/>
+          <w:bCs w:val="0"/>
+          <w:color w:val="auto"/>
+          <w:spacing w:val="0"/>
+          <w:kern w:val="0"/>
+          <w:sz w:val="25"/>
+          <w:szCs w:val="25"/>
+          <w:lang w:val="en-US" w:eastAsia="zh-CN" w:bidi="ar"/>
+        </w:rPr>
+        <w:t>ƒ)</w:t>
+      </w:r>
+    </w:p>
+    <w:p>
+      <w:pPr>
+        <w:keepNext w:val="0"/>
+        <w:keepLines w:val="0"/>
+        <w:widowControl/>
+        <w:numPr>
+          <w:ilvl w:val="0"/>
           <w:numId w:val="0"/>
         </w:numPr>
         <w:suppressLineNumbers w:val="0"/>
@@ -1221,6 +1124,7 @@
     <w:p>
       <w:pPr>
         <w:numPr>
+          <w:ilvl w:val="0"/>
           <w:numId w:val="0"/>
         </w:numPr>
         <w:ind w:left="780" w:leftChars="0"/>
@@ -1589,6 +1493,7 @@
         <w:keepLines w:val="0"/>
         <w:widowControl/>
         <w:numPr>
+          <w:ilvl w:val="0"/>
           <w:numId w:val="0"/>
         </w:numPr>
         <w:suppressLineNumbers w:val="0"/>
@@ -1643,7 +1548,7 @@
           <w:szCs w:val="28"/>
           <w:lang w:val="en-US" w:eastAsia="zh-CN" w:bidi="ar"/>
         </w:rPr>
-        <w:t>Classic ML versus Deep Learning</w:t>
+        <w:t>Classic ML compred to Deep Learning</w:t>
       </w:r>
     </w:p>
     <w:p>
@@ -1673,7 +1578,6 @@
           <w:lang w:val="en-US" w:eastAsia="zh-CN" w:bidi="ar"/>
         </w:rPr>
       </w:pPr>
-      <w:bookmarkStart w:id="0" w:name="_GoBack"/>
       <w:r>
         <w:rPr>
           <w:rFonts w:hint="default" w:ascii="Times New Roman" w:hAnsi="Times New Roman" w:eastAsia="1rem / 1.5rem google sans text" w:cs="Times New Roman"/>
@@ -1983,44 +1887,4690 @@
         <w:t>Note: The "deep" in Deep Learning refers to the number of layers in the neural network.</w:t>
       </w:r>
     </w:p>
-    <w:bookmarkEnd w:id="0"/>
-    <w:p>
-      <w:pPr>
+    <w:p>
+      <w:pPr>
+        <w:keepNext w:val="0"/>
+        <w:keepLines w:val="0"/>
+        <w:widowControl/>
         <w:numPr>
           <w:numId w:val="0"/>
         </w:numPr>
-        <w:jc w:val="both"/>
-        <w:rPr>
-          <w:rFonts w:hint="default" w:ascii="Times New Roman" w:hAnsi="Times New Roman" w:cs="Times New Roman"/>
-          <w:b w:val="0"/>
-          <w:bCs w:val="0"/>
-          <w:i w:val="0"/>
-          <w:iCs w:val="0"/>
-          <w:color w:val="auto"/>
-          <w:sz w:val="25"/>
-          <w:szCs w:val="25"/>
-          <w:lang w:val="en-US"/>
-        </w:rPr>
-      </w:pPr>
-    </w:p>
-    <w:p>
-      <w:pPr>
+        <w:suppressLineNumbers w:val="0"/>
+        <w:jc w:val="both"/>
+        <w:rPr>
+          <w:rFonts w:hint="default" w:ascii="Times New Roman" w:hAnsi="Times New Roman" w:eastAsia="1rem / 1.5rem google sans text" w:cs="Times New Roman"/>
+          <w:b w:val="0"/>
+          <w:bCs w:val="0"/>
+          <w:color w:val="auto"/>
+          <w:spacing w:val="0"/>
+          <w:kern w:val="0"/>
+          <w:sz w:val="25"/>
+          <w:szCs w:val="25"/>
+          <w:lang w:val="en-US" w:eastAsia="zh-CN" w:bidi="ar"/>
+        </w:rPr>
+      </w:pPr>
+    </w:p>
+    <w:p>
+      <w:pPr>
+        <w:keepNext w:val="0"/>
+        <w:keepLines w:val="0"/>
+        <w:widowControl/>
         <w:numPr>
           <w:numId w:val="0"/>
         </w:numPr>
-        <w:jc w:val="both"/>
-        <w:rPr>
-          <w:rFonts w:hint="default" w:ascii="Times New Roman" w:hAnsi="Times New Roman" w:cs="Times New Roman"/>
-          <w:b w:val="0"/>
-          <w:bCs w:val="0"/>
+        <w:suppressLineNumbers w:val="0"/>
+        <w:jc w:val="both"/>
+        <w:rPr>
+          <w:rFonts w:hint="default" w:ascii="Times New Roman" w:hAnsi="Times New Roman" w:eastAsia="1rem / 1.5rem google sans text" w:cs="Times New Roman"/>
+          <w:b w:val="0"/>
+          <w:bCs w:val="0"/>
+          <w:color w:val="auto"/>
+          <w:spacing w:val="0"/>
+          <w:kern w:val="0"/>
+          <w:sz w:val="25"/>
+          <w:szCs w:val="25"/>
+          <w:lang w:val="en-US" w:eastAsia="zh-CN" w:bidi="ar"/>
+        </w:rPr>
+      </w:pPr>
+    </w:p>
+    <w:p>
+      <w:pPr>
+        <w:keepNext w:val="0"/>
+        <w:keepLines w:val="0"/>
+        <w:widowControl/>
+        <w:numPr>
+          <w:numId w:val="0"/>
+        </w:numPr>
+        <w:suppressLineNumbers w:val="0"/>
+        <w:jc w:val="both"/>
+        <w:rPr>
+          <w:rFonts w:hint="default" w:ascii="Times New Roman" w:hAnsi="Times New Roman" w:eastAsia="1rem / 1.5rem google sans text" w:cs="Times New Roman"/>
+          <w:b w:val="0"/>
+          <w:bCs w:val="0"/>
+          <w:color w:val="auto"/>
+          <w:spacing w:val="0"/>
+          <w:kern w:val="0"/>
+          <w:sz w:val="25"/>
+          <w:szCs w:val="25"/>
+          <w:lang w:val="en-US" w:eastAsia="zh-CN" w:bidi="ar"/>
+        </w:rPr>
+      </w:pPr>
+    </w:p>
+    <w:p>
+      <w:pPr>
+        <w:keepNext w:val="0"/>
+        <w:keepLines w:val="0"/>
+        <w:widowControl/>
+        <w:numPr>
+          <w:numId w:val="0"/>
+        </w:numPr>
+        <w:suppressLineNumbers w:val="0"/>
+        <w:jc w:val="both"/>
+        <w:rPr>
+          <w:rFonts w:hint="default" w:ascii="Times New Roman" w:hAnsi="Times New Roman" w:eastAsia="1rem / 1.5rem google sans text" w:cs="Times New Roman"/>
+          <w:b w:val="0"/>
+          <w:bCs w:val="0"/>
+          <w:color w:val="auto"/>
+          <w:spacing w:val="0"/>
+          <w:kern w:val="0"/>
+          <w:sz w:val="25"/>
+          <w:szCs w:val="25"/>
+          <w:lang w:val="en-US" w:eastAsia="zh-CN" w:bidi="ar"/>
+        </w:rPr>
+      </w:pPr>
+    </w:p>
+    <w:p>
+      <w:pPr>
+        <w:numPr>
+          <w:ilvl w:val="0"/>
+          <w:numId w:val="1"/>
+        </w:numPr>
+        <w:rPr>
+          <w:rFonts w:hint="default" w:ascii="Times New Roman" w:hAnsi="Times New Roman" w:cs="Times New Roman"/>
+          <w:b/>
+          <w:bCs/>
           <w:i/>
           <w:iCs/>
           <w:color w:val="843F0B" w:themeColor="accent2" w:themeShade="80"/>
-          <w:sz w:val="25"/>
-          <w:szCs w:val="25"/>
+          <w:sz w:val="32"/>
+          <w:szCs w:val="32"/>
           <w:lang w:val="en-US"/>
         </w:rPr>
       </w:pPr>
+      <w:r>
+        <w:rPr>
+          <w:rFonts w:hint="default" w:ascii="Times New Roman" w:hAnsi="Times New Roman" w:cs="Times New Roman"/>
+          <w:b/>
+          <w:bCs/>
+          <w:i/>
+          <w:iCs/>
+          <w:color w:val="843F0B" w:themeColor="accent2" w:themeShade="80"/>
+          <w:sz w:val="32"/>
+          <w:szCs w:val="32"/>
+          <w:lang w:val="en-US"/>
+        </w:rPr>
+        <w:t>THE MACHINE LEARNING LIFECYCLE</w:t>
+      </w:r>
+    </w:p>
+    <w:p>
+      <w:pPr>
+        <w:keepNext w:val="0"/>
+        <w:keepLines w:val="0"/>
+        <w:widowControl/>
+        <w:numPr>
+          <w:ilvl w:val="0"/>
+          <w:numId w:val="14"/>
+        </w:numPr>
+        <w:suppressLineNumbers w:val="0"/>
+        <w:ind w:leftChars="200"/>
+        <w:jc w:val="left"/>
+        <w:rPr>
+          <w:rFonts w:hint="default" w:ascii="Times New Roman" w:hAnsi="Times New Roman" w:eastAsia="1rem / 1.5rem google sans text" w:cs="Times New Roman"/>
+          <w:b/>
+          <w:bCs/>
+          <w:color w:val="3B5F21" w:themeColor="accent4" w:themeShade="80"/>
+          <w:spacing w:val="0"/>
+          <w:kern w:val="0"/>
+          <w:sz w:val="28"/>
+          <w:szCs w:val="28"/>
+          <w:lang w:val="en-US" w:eastAsia="zh-CN" w:bidi="ar"/>
+        </w:rPr>
+      </w:pPr>
+      <w:r>
+        <w:rPr>
+          <w:rFonts w:hint="default" w:ascii="Times New Roman" w:hAnsi="Times New Roman" w:eastAsia="1rem / 1.5rem google sans text" w:cs="Times New Roman"/>
+          <w:b/>
+          <w:bCs/>
+          <w:color w:val="3B5F21" w:themeColor="accent4" w:themeShade="80"/>
+          <w:spacing w:val="0"/>
+          <w:kern w:val="0"/>
+          <w:sz w:val="28"/>
+          <w:szCs w:val="28"/>
+          <w:lang w:val="en-US" w:eastAsia="zh-CN" w:bidi="ar"/>
+        </w:rPr>
+        <w:t>Core Concept of the Machine Learning Lifecycle</w:t>
+      </w:r>
+    </w:p>
+    <w:p>
+      <w:pPr>
+        <w:keepNext w:val="0"/>
+        <w:keepLines w:val="0"/>
+        <w:widowControl/>
+        <w:numPr>
+          <w:ilvl w:val="0"/>
+          <w:numId w:val="15"/>
+        </w:numPr>
+        <w:suppressLineNumbers w:val="0"/>
+        <w:tabs>
+          <w:tab w:val="clear" w:pos="420"/>
+        </w:tabs>
+        <w:ind w:left="1200" w:leftChars="0" w:hanging="420" w:firstLineChars="0"/>
+        <w:jc w:val="both"/>
+        <w:rPr>
+          <w:rFonts w:hint="default" w:ascii="Times New Roman" w:hAnsi="Times New Roman" w:eastAsia="1rem / 1.5rem google sans text" w:cs="Times New Roman"/>
+          <w:b w:val="0"/>
+          <w:bCs w:val="0"/>
+          <w:color w:val="auto"/>
+          <w:spacing w:val="0"/>
+          <w:kern w:val="0"/>
+          <w:sz w:val="25"/>
+          <w:szCs w:val="25"/>
+          <w:lang w:val="en-US" w:eastAsia="zh-CN" w:bidi="ar"/>
+        </w:rPr>
+      </w:pPr>
+      <w:r>
+        <w:rPr>
+          <w:rFonts w:hint="default" w:ascii="Times New Roman" w:hAnsi="Times New Roman" w:eastAsia="1rem / 1.5rem google sans text" w:cs="Times New Roman"/>
+          <w:b/>
+          <w:bCs/>
+          <w:i/>
+          <w:iCs/>
+          <w:color w:val="auto"/>
+          <w:spacing w:val="0"/>
+          <w:kern w:val="0"/>
+          <w:sz w:val="25"/>
+          <w:szCs w:val="25"/>
+          <w:lang w:val="en-US" w:eastAsia="zh-CN" w:bidi="ar"/>
+        </w:rPr>
+        <w:t>Definition</w:t>
+      </w:r>
+      <w:r>
+        <w:rPr>
+          <w:rFonts w:hint="default" w:ascii="Times New Roman" w:hAnsi="Times New Roman" w:eastAsia="1rem / 1.5rem google sans text" w:cs="Times New Roman"/>
+          <w:b w:val="0"/>
+          <w:bCs w:val="0"/>
+          <w:color w:val="auto"/>
+          <w:spacing w:val="0"/>
+          <w:kern w:val="0"/>
+          <w:sz w:val="25"/>
+          <w:szCs w:val="25"/>
+          <w:lang w:val="en-US" w:eastAsia="zh-CN" w:bidi="ar"/>
+        </w:rPr>
+        <w:t>: The machine learning lifecycle is a sequence of steps or stages followed to ensure a machine learning model is designed, developed, and deployed effectively.</w:t>
+      </w:r>
+    </w:p>
+    <w:p>
+      <w:pPr>
+        <w:keepNext w:val="0"/>
+        <w:keepLines w:val="0"/>
+        <w:widowControl/>
+        <w:numPr>
+          <w:ilvl w:val="0"/>
+          <w:numId w:val="15"/>
+        </w:numPr>
+        <w:suppressLineNumbers w:val="0"/>
+        <w:tabs>
+          <w:tab w:val="clear" w:pos="420"/>
+        </w:tabs>
+        <w:ind w:left="1200" w:leftChars="0" w:hanging="420" w:firstLineChars="0"/>
+        <w:jc w:val="both"/>
+        <w:rPr>
+          <w:rFonts w:hint="default" w:ascii="Times New Roman" w:hAnsi="Times New Roman" w:eastAsia="1rem / 1.5rem google sans text" w:cs="Times New Roman"/>
+          <w:b w:val="0"/>
+          <w:bCs w:val="0"/>
+          <w:color w:val="auto"/>
+          <w:spacing w:val="0"/>
+          <w:kern w:val="0"/>
+          <w:sz w:val="25"/>
+          <w:szCs w:val="25"/>
+          <w:lang w:val="en-US" w:eastAsia="zh-CN" w:bidi="ar"/>
+        </w:rPr>
+      </w:pPr>
+      <w:r>
+        <w:rPr>
+          <w:rFonts w:hint="default" w:ascii="Times New Roman" w:hAnsi="Times New Roman" w:eastAsia="1rem / 1.5rem google sans text" w:cs="Times New Roman"/>
+          <w:b/>
+          <w:bCs/>
+          <w:i/>
+          <w:iCs/>
+          <w:color w:val="auto"/>
+          <w:spacing w:val="0"/>
+          <w:kern w:val="0"/>
+          <w:sz w:val="25"/>
+          <w:szCs w:val="25"/>
+          <w:lang w:val="en-US" w:eastAsia="zh-CN" w:bidi="ar"/>
+        </w:rPr>
+        <w:t>Iterative Nature</w:t>
+      </w:r>
+      <w:r>
+        <w:rPr>
+          <w:rFonts w:hint="default" w:ascii="Times New Roman" w:hAnsi="Times New Roman" w:eastAsia="1rem / 1.5rem google sans text" w:cs="Times New Roman"/>
+          <w:b w:val="0"/>
+          <w:bCs w:val="0"/>
+          <w:color w:val="auto"/>
+          <w:spacing w:val="0"/>
+          <w:kern w:val="0"/>
+          <w:sz w:val="25"/>
+          <w:szCs w:val="25"/>
+          <w:lang w:val="en-US" w:eastAsia="zh-CN" w:bidi="ar"/>
+        </w:rPr>
+        <w:t>: It is an iterative process that allows for continuous improvement and optimization of the model based on feedback and performance metrics.</w:t>
+      </w:r>
+    </w:p>
+    <w:p>
+      <w:pPr>
+        <w:keepNext w:val="0"/>
+        <w:keepLines w:val="0"/>
+        <w:widowControl/>
+        <w:numPr>
+          <w:ilvl w:val="0"/>
+          <w:numId w:val="15"/>
+        </w:numPr>
+        <w:suppressLineNumbers w:val="0"/>
+        <w:tabs>
+          <w:tab w:val="clear" w:pos="420"/>
+        </w:tabs>
+        <w:ind w:left="1200" w:leftChars="0" w:hanging="420" w:firstLineChars="0"/>
+        <w:jc w:val="both"/>
+        <w:rPr>
+          <w:rFonts w:hint="default" w:ascii="Times New Roman" w:hAnsi="Times New Roman" w:eastAsia="1rem / 1.5rem google sans text" w:cs="Times New Roman"/>
+          <w:b w:val="0"/>
+          <w:bCs w:val="0"/>
+          <w:color w:val="auto"/>
+          <w:spacing w:val="0"/>
+          <w:kern w:val="0"/>
+          <w:sz w:val="25"/>
+          <w:szCs w:val="25"/>
+          <w:lang w:val="en-US" w:eastAsia="zh-CN" w:bidi="ar"/>
+        </w:rPr>
+      </w:pPr>
+      <w:r>
+        <w:rPr>
+          <w:rFonts w:hint="default" w:ascii="Times New Roman" w:hAnsi="Times New Roman" w:eastAsia="1rem / 1.5rem google sans text" w:cs="Times New Roman"/>
+          <w:b/>
+          <w:bCs/>
+          <w:i/>
+          <w:iCs/>
+          <w:color w:val="auto"/>
+          <w:spacing w:val="0"/>
+          <w:kern w:val="0"/>
+          <w:sz w:val="25"/>
+          <w:szCs w:val="25"/>
+          <w:lang w:val="en-US" w:eastAsia="zh-CN" w:bidi="ar"/>
+        </w:rPr>
+        <w:t>Flexibility</w:t>
+      </w:r>
+      <w:r>
+        <w:rPr>
+          <w:rFonts w:hint="default" w:ascii="Times New Roman" w:hAnsi="Times New Roman" w:eastAsia="1rem / 1.5rem google sans text" w:cs="Times New Roman"/>
+          <w:b w:val="0"/>
+          <w:bCs w:val="0"/>
+          <w:color w:val="auto"/>
+          <w:spacing w:val="0"/>
+          <w:kern w:val="0"/>
+          <w:sz w:val="25"/>
+          <w:szCs w:val="25"/>
+          <w:lang w:val="en-US" w:eastAsia="zh-CN" w:bidi="ar"/>
+        </w:rPr>
+        <w:t>: There is no single universal lifecycle; the process varies based on an organization's specific workflows, project complexity, and the nature of the problem.</w:t>
+      </w:r>
+    </w:p>
+    <w:p>
+      <w:pPr>
+        <w:numPr>
+          <w:numId w:val="0"/>
+        </w:numPr>
+        <w:rPr>
+          <w:rFonts w:hint="default" w:ascii="Times New Roman" w:hAnsi="Times New Roman" w:cs="Times New Roman"/>
+          <w:b/>
+          <w:bCs/>
+          <w:i/>
+          <w:iCs/>
+          <w:color w:val="843F0B" w:themeColor="accent2" w:themeShade="80"/>
+          <w:sz w:val="32"/>
+          <w:szCs w:val="32"/>
+          <w:lang w:val="en-US"/>
+        </w:rPr>
+      </w:pPr>
+    </w:p>
+    <w:p>
+      <w:pPr>
+        <w:keepNext w:val="0"/>
+        <w:keepLines w:val="0"/>
+        <w:widowControl/>
+        <w:numPr>
+          <w:ilvl w:val="0"/>
+          <w:numId w:val="14"/>
+        </w:numPr>
+        <w:suppressLineNumbers w:val="0"/>
+        <w:ind w:leftChars="200"/>
+        <w:jc w:val="both"/>
+        <w:rPr>
+          <w:rFonts w:hint="default" w:ascii="Times New Roman" w:hAnsi="Times New Roman" w:eastAsia="1rem / 1.5rem google sans text" w:cs="Times New Roman"/>
+          <w:b/>
+          <w:bCs/>
+          <w:color w:val="3B5F21" w:themeColor="accent4" w:themeShade="80"/>
+          <w:spacing w:val="0"/>
+          <w:kern w:val="0"/>
+          <w:sz w:val="28"/>
+          <w:szCs w:val="28"/>
+          <w:lang w:val="en-US" w:eastAsia="zh-CN" w:bidi="ar"/>
+        </w:rPr>
+      </w:pPr>
+      <w:r>
+        <w:rPr>
+          <w:rFonts w:hint="default" w:ascii="Times New Roman" w:hAnsi="Times New Roman" w:eastAsia="1rem / 1.5rem google sans text" w:cs="Times New Roman"/>
+          <w:b/>
+          <w:bCs/>
+          <w:color w:val="3B5F21" w:themeColor="accent4" w:themeShade="80"/>
+          <w:spacing w:val="0"/>
+          <w:kern w:val="0"/>
+          <w:sz w:val="28"/>
+          <w:szCs w:val="28"/>
+          <w:lang w:val="en-US" w:eastAsia="zh-CN" w:bidi="ar"/>
+        </w:rPr>
+        <w:t xml:space="preserve">Core Concept of the Machine Learning Lifecycle: </w:t>
+      </w:r>
+      <w:r>
+        <w:rPr>
+          <w:rFonts w:hint="default" w:ascii="Times New Roman" w:hAnsi="Times New Roman" w:eastAsia="1rem / 1.5rem google sans text" w:cs="Times New Roman"/>
+          <w:b w:val="0"/>
+          <w:bCs w:val="0"/>
+          <w:color w:val="auto"/>
+          <w:spacing w:val="0"/>
+          <w:kern w:val="0"/>
+          <w:sz w:val="25"/>
+          <w:szCs w:val="25"/>
+          <w:lang w:val="en-US" w:eastAsia="zh-CN" w:bidi="ar"/>
+        </w:rPr>
+        <w:t>Foundational lifecycle models are derived from several key industry frameworks:</w:t>
+      </w:r>
+    </w:p>
+    <w:p>
+      <w:pPr>
+        <w:keepNext w:val="0"/>
+        <w:keepLines w:val="0"/>
+        <w:widowControl/>
+        <w:numPr>
+          <w:ilvl w:val="0"/>
+          <w:numId w:val="16"/>
+        </w:numPr>
+        <w:suppressLineNumbers w:val="0"/>
+        <w:tabs>
+          <w:tab w:val="clear" w:pos="420"/>
+        </w:tabs>
+        <w:ind w:left="1200" w:leftChars="0" w:hanging="420" w:firstLineChars="0"/>
+        <w:jc w:val="both"/>
+        <w:rPr>
+          <w:rFonts w:hint="default" w:ascii="Times New Roman" w:hAnsi="Times New Roman" w:eastAsia="1rem / 1.5rem google sans text" w:cs="Times New Roman"/>
+          <w:b w:val="0"/>
+          <w:bCs w:val="0"/>
+          <w:color w:val="auto"/>
+          <w:spacing w:val="0"/>
+          <w:kern w:val="0"/>
+          <w:sz w:val="25"/>
+          <w:szCs w:val="25"/>
+          <w:lang w:val="en-US" w:eastAsia="zh-CN" w:bidi="ar"/>
+        </w:rPr>
+      </w:pPr>
+      <w:r>
+        <w:rPr>
+          <w:rFonts w:hint="default" w:ascii="Times New Roman" w:hAnsi="Times New Roman" w:eastAsia="1rem / 1.5rem google sans text" w:cs="Times New Roman"/>
+          <w:b w:val="0"/>
+          <w:bCs w:val="0"/>
+          <w:color w:val="auto"/>
+          <w:spacing w:val="0"/>
+          <w:kern w:val="0"/>
+          <w:sz w:val="25"/>
+          <w:szCs w:val="25"/>
+          <w:lang w:val="en-US" w:eastAsia="zh-CN" w:bidi="ar"/>
+        </w:rPr>
+        <w:t>CRISP-DM (Cross-Industry Standard Process for Data Mining): A standard data mining process widely adopted across machine learning projects.</w:t>
+      </w:r>
+    </w:p>
+    <w:p>
+      <w:pPr>
+        <w:keepNext w:val="0"/>
+        <w:keepLines w:val="0"/>
+        <w:widowControl/>
+        <w:numPr>
+          <w:ilvl w:val="0"/>
+          <w:numId w:val="16"/>
+        </w:numPr>
+        <w:suppressLineNumbers w:val="0"/>
+        <w:tabs>
+          <w:tab w:val="clear" w:pos="420"/>
+        </w:tabs>
+        <w:ind w:left="1200" w:leftChars="0" w:hanging="420" w:firstLineChars="0"/>
+        <w:jc w:val="both"/>
+        <w:rPr>
+          <w:rFonts w:hint="default" w:ascii="Times New Roman" w:hAnsi="Times New Roman" w:eastAsia="1rem / 1.5rem google sans text" w:cs="Times New Roman"/>
+          <w:b w:val="0"/>
+          <w:bCs w:val="0"/>
+          <w:color w:val="auto"/>
+          <w:spacing w:val="0"/>
+          <w:kern w:val="0"/>
+          <w:sz w:val="25"/>
+          <w:szCs w:val="25"/>
+          <w:lang w:val="en-US" w:eastAsia="zh-CN" w:bidi="ar"/>
+        </w:rPr>
+      </w:pPr>
+      <w:r>
+        <w:rPr>
+          <w:rFonts w:hint="default" w:ascii="Times New Roman" w:hAnsi="Times New Roman" w:eastAsia="1rem / 1.5rem google sans text" w:cs="Times New Roman"/>
+          <w:b w:val="0"/>
+          <w:bCs w:val="0"/>
+          <w:color w:val="auto"/>
+          <w:spacing w:val="0"/>
+          <w:kern w:val="0"/>
+          <w:sz w:val="25"/>
+          <w:szCs w:val="25"/>
+          <w:lang w:val="en-US" w:eastAsia="zh-CN" w:bidi="ar"/>
+        </w:rPr>
+        <w:t>SEMMA (Sample, Explore, Modify, Model, Assess): Developed by SAS, placing strong emphasis on the modeling aspect.</w:t>
+      </w:r>
+    </w:p>
+    <w:p>
+      <w:pPr>
+        <w:keepNext w:val="0"/>
+        <w:keepLines w:val="0"/>
+        <w:widowControl/>
+        <w:numPr>
+          <w:ilvl w:val="0"/>
+          <w:numId w:val="16"/>
+        </w:numPr>
+        <w:suppressLineNumbers w:val="0"/>
+        <w:tabs>
+          <w:tab w:val="clear" w:pos="420"/>
+        </w:tabs>
+        <w:ind w:left="1200" w:leftChars="0" w:hanging="420" w:firstLineChars="0"/>
+        <w:jc w:val="both"/>
+        <w:rPr>
+          <w:rFonts w:hint="default" w:ascii="Times New Roman" w:hAnsi="Times New Roman" w:eastAsia="1rem / 1.5rem google sans text" w:cs="Times New Roman"/>
+          <w:b w:val="0"/>
+          <w:bCs w:val="0"/>
+          <w:color w:val="auto"/>
+          <w:spacing w:val="0"/>
+          <w:kern w:val="0"/>
+          <w:sz w:val="25"/>
+          <w:szCs w:val="25"/>
+          <w:lang w:val="en-US" w:eastAsia="zh-CN" w:bidi="ar"/>
+        </w:rPr>
+      </w:pPr>
+      <w:r>
+        <w:rPr>
+          <w:rFonts w:hint="default" w:ascii="Times New Roman" w:hAnsi="Times New Roman" w:eastAsia="1rem / 1.5rem google sans text" w:cs="Times New Roman"/>
+          <w:b w:val="0"/>
+          <w:bCs w:val="0"/>
+          <w:color w:val="auto"/>
+          <w:spacing w:val="0"/>
+          <w:kern w:val="0"/>
+          <w:sz w:val="25"/>
+          <w:szCs w:val="25"/>
+          <w:lang w:val="en-US" w:eastAsia="zh-CN" w:bidi="ar"/>
+        </w:rPr>
+        <w:t>TDSP (Team Data Science Process): Microsoft's agile methodology designed to improve team collaboration in data science.</w:t>
+      </w:r>
+    </w:p>
+    <w:p>
+      <w:pPr>
+        <w:keepNext w:val="0"/>
+        <w:keepLines w:val="0"/>
+        <w:widowControl/>
+        <w:numPr>
+          <w:ilvl w:val="0"/>
+          <w:numId w:val="16"/>
+        </w:numPr>
+        <w:suppressLineNumbers w:val="0"/>
+        <w:tabs>
+          <w:tab w:val="clear" w:pos="420"/>
+        </w:tabs>
+        <w:ind w:left="1200" w:leftChars="0" w:hanging="420" w:firstLineChars="0"/>
+        <w:jc w:val="both"/>
+        <w:rPr>
+          <w:rFonts w:hint="default" w:ascii="Times New Roman" w:hAnsi="Times New Roman" w:eastAsia="1rem / 1.5rem google sans text" w:cs="Times New Roman"/>
+          <w:b w:val="0"/>
+          <w:bCs w:val="0"/>
+          <w:color w:val="auto"/>
+          <w:spacing w:val="0"/>
+          <w:kern w:val="0"/>
+          <w:sz w:val="25"/>
+          <w:szCs w:val="25"/>
+          <w:lang w:val="en-US" w:eastAsia="zh-CN" w:bidi="ar"/>
+        </w:rPr>
+      </w:pPr>
+      <w:r>
+        <w:rPr>
+          <w:rFonts w:hint="default" w:ascii="Times New Roman" w:hAnsi="Times New Roman" w:eastAsia="1rem / 1.5rem google sans text" w:cs="Times New Roman"/>
+          <w:b w:val="0"/>
+          <w:bCs w:val="0"/>
+          <w:color w:val="auto"/>
+          <w:spacing w:val="0"/>
+          <w:kern w:val="0"/>
+          <w:sz w:val="25"/>
+          <w:szCs w:val="25"/>
+          <w:lang w:val="en-US" w:eastAsia="zh-CN" w:bidi="ar"/>
+        </w:rPr>
+        <w:t>KDD (Knowledge Discovery in Databases): An established framework focused on extracting knowledge from databases.</w:t>
+      </w:r>
+    </w:p>
+    <w:p>
+      <w:pPr>
+        <w:numPr>
+          <w:ilvl w:val="0"/>
+          <w:numId w:val="0"/>
+        </w:numPr>
+        <w:jc w:val="both"/>
+        <w:rPr>
+          <w:rFonts w:hint="default" w:ascii="Times New Roman" w:hAnsi="Times New Roman" w:cs="Times New Roman"/>
+          <w:b w:val="0"/>
+          <w:bCs w:val="0"/>
+          <w:i w:val="0"/>
+          <w:iCs w:val="0"/>
+          <w:color w:val="auto"/>
+          <w:sz w:val="25"/>
+          <w:szCs w:val="25"/>
+          <w:lang w:val="en-US"/>
+        </w:rPr>
+      </w:pPr>
+    </w:p>
+    <w:p>
+      <w:pPr>
+        <w:keepNext w:val="0"/>
+        <w:keepLines w:val="0"/>
+        <w:widowControl/>
+        <w:numPr>
+          <w:ilvl w:val="0"/>
+          <w:numId w:val="14"/>
+        </w:numPr>
+        <w:suppressLineNumbers w:val="0"/>
+        <w:ind w:leftChars="200"/>
+        <w:jc w:val="both"/>
+        <w:rPr>
+          <w:rFonts w:hint="default" w:ascii="Times New Roman" w:hAnsi="Times New Roman" w:eastAsia="1rem / 1.5rem google sans text" w:cs="Times New Roman"/>
+          <w:b/>
+          <w:bCs/>
+          <w:color w:val="3B5F21" w:themeColor="accent4" w:themeShade="80"/>
+          <w:spacing w:val="0"/>
+          <w:kern w:val="0"/>
+          <w:sz w:val="28"/>
+          <w:szCs w:val="28"/>
+          <w:lang w:val="en-US" w:eastAsia="zh-CN" w:bidi="ar"/>
+        </w:rPr>
+      </w:pPr>
+      <w:r>
+        <w:rPr>
+          <w:rFonts w:hint="default" w:ascii="Times New Roman" w:hAnsi="Times New Roman" w:eastAsia="1rem / 1.5rem google sans text" w:cs="Times New Roman"/>
+          <w:b/>
+          <w:bCs/>
+          <w:color w:val="3B5F21" w:themeColor="accent4" w:themeShade="80"/>
+          <w:spacing w:val="0"/>
+          <w:kern w:val="0"/>
+          <w:sz w:val="28"/>
+          <w:szCs w:val="28"/>
+          <w:lang w:val="en-US" w:eastAsia="zh-CN" w:bidi="ar"/>
+        </w:rPr>
+        <w:t xml:space="preserve">The Six Phases of CRISP-DM: </w:t>
+      </w:r>
+      <w:r>
+        <w:rPr>
+          <w:rFonts w:hint="default" w:ascii="Times New Roman" w:hAnsi="Times New Roman" w:eastAsia="1rem / 1.5rem google sans text" w:cs="Times New Roman"/>
+          <w:b w:val="0"/>
+          <w:bCs w:val="0"/>
+          <w:color w:val="auto"/>
+          <w:spacing w:val="0"/>
+          <w:kern w:val="0"/>
+          <w:sz w:val="25"/>
+          <w:szCs w:val="25"/>
+          <w:lang w:val="en-US" w:eastAsia="zh-CN" w:bidi="ar"/>
+        </w:rPr>
+        <w:t>CRISP-DM serves as a representative lifecycle model consisting of six primary phases:</w:t>
+      </w:r>
+    </w:p>
+    <w:p>
+      <w:pPr>
+        <w:keepNext w:val="0"/>
+        <w:keepLines w:val="0"/>
+        <w:widowControl/>
+        <w:numPr>
+          <w:ilvl w:val="0"/>
+          <w:numId w:val="17"/>
+        </w:numPr>
+        <w:suppressLineNumbers w:val="0"/>
+        <w:tabs>
+          <w:tab w:val="clear" w:pos="425"/>
+        </w:tabs>
+        <w:ind w:left="1200" w:leftChars="0" w:hanging="425" w:firstLineChars="0"/>
+        <w:jc w:val="both"/>
+        <w:rPr>
+          <w:rFonts w:hint="default" w:ascii="Times New Roman" w:hAnsi="Times New Roman" w:eastAsia="1rem / 1.5rem google sans text" w:cs="Times New Roman"/>
+          <w:b w:val="0"/>
+          <w:bCs w:val="0"/>
+          <w:color w:val="auto"/>
+          <w:spacing w:val="0"/>
+          <w:kern w:val="0"/>
+          <w:sz w:val="25"/>
+          <w:szCs w:val="25"/>
+          <w:lang w:val="en-US" w:eastAsia="zh-CN" w:bidi="ar"/>
+        </w:rPr>
+      </w:pPr>
+      <w:r>
+        <w:rPr>
+          <w:rFonts w:hint="default" w:ascii="Times New Roman" w:hAnsi="Times New Roman" w:eastAsia="1rem / 1.5rem google sans text" w:cs="Times New Roman"/>
+          <w:b w:val="0"/>
+          <w:bCs w:val="0"/>
+          <w:color w:val="auto"/>
+          <w:spacing w:val="0"/>
+          <w:kern w:val="0"/>
+          <w:sz w:val="25"/>
+          <w:szCs w:val="25"/>
+          <w:lang w:val="en-US" w:eastAsia="zh-CN" w:bidi="ar"/>
+        </w:rPr>
+        <w:t>Business Understanding: Identify core business problems, define project goals, and establish metrics for success.</w:t>
+      </w:r>
+    </w:p>
+    <w:p>
+      <w:pPr>
+        <w:keepNext w:val="0"/>
+        <w:keepLines w:val="0"/>
+        <w:widowControl/>
+        <w:numPr>
+          <w:ilvl w:val="0"/>
+          <w:numId w:val="17"/>
+        </w:numPr>
+        <w:suppressLineNumbers w:val="0"/>
+        <w:tabs>
+          <w:tab w:val="clear" w:pos="425"/>
+        </w:tabs>
+        <w:ind w:left="1200" w:leftChars="0" w:hanging="425" w:firstLineChars="0"/>
+        <w:jc w:val="both"/>
+        <w:rPr>
+          <w:rFonts w:hint="default" w:ascii="Times New Roman" w:hAnsi="Times New Roman" w:eastAsia="1rem / 1.5rem google sans text" w:cs="Times New Roman"/>
+          <w:b w:val="0"/>
+          <w:bCs w:val="0"/>
+          <w:color w:val="auto"/>
+          <w:spacing w:val="0"/>
+          <w:kern w:val="0"/>
+          <w:sz w:val="25"/>
+          <w:szCs w:val="25"/>
+          <w:lang w:val="en-US" w:eastAsia="zh-CN" w:bidi="ar"/>
+        </w:rPr>
+      </w:pPr>
+      <w:r>
+        <w:rPr>
+          <w:rFonts w:hint="default" w:ascii="Times New Roman" w:hAnsi="Times New Roman" w:eastAsia="1rem / 1.5rem google sans text" w:cs="Times New Roman"/>
+          <w:b w:val="0"/>
+          <w:bCs w:val="0"/>
+          <w:color w:val="auto"/>
+          <w:spacing w:val="0"/>
+          <w:kern w:val="0"/>
+          <w:sz w:val="25"/>
+          <w:szCs w:val="25"/>
+          <w:lang w:val="en-US" w:eastAsia="zh-CN" w:bidi="ar"/>
+        </w:rPr>
+        <w:t>Data Understanding: Collect data, conduct initial exploration, and assess data quality.</w:t>
+      </w:r>
+    </w:p>
+    <w:p>
+      <w:pPr>
+        <w:keepNext w:val="0"/>
+        <w:keepLines w:val="0"/>
+        <w:widowControl/>
+        <w:numPr>
+          <w:ilvl w:val="0"/>
+          <w:numId w:val="17"/>
+        </w:numPr>
+        <w:suppressLineNumbers w:val="0"/>
+        <w:tabs>
+          <w:tab w:val="clear" w:pos="425"/>
+        </w:tabs>
+        <w:ind w:left="1200" w:leftChars="0" w:hanging="425" w:firstLineChars="0"/>
+        <w:jc w:val="both"/>
+        <w:rPr>
+          <w:rFonts w:hint="default" w:ascii="Times New Roman" w:hAnsi="Times New Roman" w:eastAsia="1rem / 1.5rem google sans text" w:cs="Times New Roman"/>
+          <w:b w:val="0"/>
+          <w:bCs w:val="0"/>
+          <w:color w:val="auto"/>
+          <w:spacing w:val="0"/>
+          <w:kern w:val="0"/>
+          <w:sz w:val="25"/>
+          <w:szCs w:val="25"/>
+          <w:lang w:val="en-US" w:eastAsia="zh-CN" w:bidi="ar"/>
+        </w:rPr>
+      </w:pPr>
+      <w:r>
+        <w:rPr>
+          <w:rFonts w:hint="default" w:ascii="Times New Roman" w:hAnsi="Times New Roman" w:eastAsia="1rem / 1.5rem google sans text" w:cs="Times New Roman"/>
+          <w:b w:val="0"/>
+          <w:bCs w:val="0"/>
+          <w:color w:val="auto"/>
+          <w:spacing w:val="0"/>
+          <w:kern w:val="0"/>
+          <w:sz w:val="25"/>
+          <w:szCs w:val="25"/>
+          <w:lang w:val="en-US" w:eastAsia="zh-CN" w:bidi="ar"/>
+        </w:rPr>
+        <w:t>Data Preparation: Clean, construct, integrate, and format data for analytical processing.</w:t>
+      </w:r>
+    </w:p>
+    <w:p>
+      <w:pPr>
+        <w:keepNext w:val="0"/>
+        <w:keepLines w:val="0"/>
+        <w:widowControl/>
+        <w:numPr>
+          <w:ilvl w:val="0"/>
+          <w:numId w:val="17"/>
+        </w:numPr>
+        <w:suppressLineNumbers w:val="0"/>
+        <w:tabs>
+          <w:tab w:val="clear" w:pos="425"/>
+        </w:tabs>
+        <w:ind w:left="1200" w:leftChars="0" w:hanging="425" w:firstLineChars="0"/>
+        <w:jc w:val="both"/>
+        <w:rPr>
+          <w:rFonts w:hint="default" w:ascii="Times New Roman" w:hAnsi="Times New Roman" w:eastAsia="1rem / 1.5rem google sans text" w:cs="Times New Roman"/>
+          <w:b w:val="0"/>
+          <w:bCs w:val="0"/>
+          <w:color w:val="auto"/>
+          <w:spacing w:val="0"/>
+          <w:kern w:val="0"/>
+          <w:sz w:val="25"/>
+          <w:szCs w:val="25"/>
+          <w:lang w:val="en-US" w:eastAsia="zh-CN" w:bidi="ar"/>
+        </w:rPr>
+      </w:pPr>
+      <w:r>
+        <w:rPr>
+          <w:rFonts w:hint="default" w:ascii="Times New Roman" w:hAnsi="Times New Roman" w:eastAsia="1rem / 1.5rem google sans text" w:cs="Times New Roman"/>
+          <w:b w:val="0"/>
+          <w:bCs w:val="0"/>
+          <w:color w:val="auto"/>
+          <w:spacing w:val="0"/>
+          <w:kern w:val="0"/>
+          <w:sz w:val="25"/>
+          <w:szCs w:val="25"/>
+          <w:lang w:val="en-US" w:eastAsia="zh-CN" w:bidi="ar"/>
+        </w:rPr>
+        <w:t>Modeling: Select appropriate machine learning techniques, build models, and adjust parameters.</w:t>
+      </w:r>
+    </w:p>
+    <w:p>
+      <w:pPr>
+        <w:keepNext w:val="0"/>
+        <w:keepLines w:val="0"/>
+        <w:widowControl/>
+        <w:numPr>
+          <w:ilvl w:val="0"/>
+          <w:numId w:val="17"/>
+        </w:numPr>
+        <w:suppressLineNumbers w:val="0"/>
+        <w:tabs>
+          <w:tab w:val="clear" w:pos="425"/>
+        </w:tabs>
+        <w:ind w:left="1200" w:leftChars="0" w:hanging="425" w:firstLineChars="0"/>
+        <w:jc w:val="both"/>
+        <w:rPr>
+          <w:rFonts w:hint="default" w:ascii="Times New Roman" w:hAnsi="Times New Roman" w:eastAsia="1rem / 1.5rem google sans text" w:cs="Times New Roman"/>
+          <w:b w:val="0"/>
+          <w:bCs w:val="0"/>
+          <w:color w:val="auto"/>
+          <w:spacing w:val="0"/>
+          <w:kern w:val="0"/>
+          <w:sz w:val="25"/>
+          <w:szCs w:val="25"/>
+          <w:lang w:val="en-US" w:eastAsia="zh-CN" w:bidi="ar"/>
+        </w:rPr>
+      </w:pPr>
+      <w:r>
+        <w:rPr>
+          <w:rFonts w:hint="default" w:ascii="Times New Roman" w:hAnsi="Times New Roman" w:eastAsia="1rem / 1.5rem google sans text" w:cs="Times New Roman"/>
+          <w:b w:val="0"/>
+          <w:bCs w:val="0"/>
+          <w:color w:val="auto"/>
+          <w:spacing w:val="0"/>
+          <w:kern w:val="0"/>
+          <w:sz w:val="25"/>
+          <w:szCs w:val="25"/>
+          <w:lang w:val="en-US" w:eastAsia="zh-CN" w:bidi="ar"/>
+        </w:rPr>
+        <w:t>Evaluation: Measure model performance and confirm alignment with original business objectives.</w:t>
+      </w:r>
+    </w:p>
+    <w:p>
+      <w:pPr>
+        <w:keepNext w:val="0"/>
+        <w:keepLines w:val="0"/>
+        <w:widowControl/>
+        <w:numPr>
+          <w:ilvl w:val="0"/>
+          <w:numId w:val="17"/>
+        </w:numPr>
+        <w:suppressLineNumbers w:val="0"/>
+        <w:tabs>
+          <w:tab w:val="clear" w:pos="425"/>
+        </w:tabs>
+        <w:ind w:left="1200" w:leftChars="0" w:hanging="425" w:firstLineChars="0"/>
+        <w:jc w:val="both"/>
+        <w:rPr>
+          <w:rFonts w:hint="default" w:ascii="Times New Roman" w:hAnsi="Times New Roman" w:eastAsia="1rem / 1.5rem google sans text" w:cs="Times New Roman"/>
+          <w:b w:val="0"/>
+          <w:bCs w:val="0"/>
+          <w:color w:val="auto"/>
+          <w:spacing w:val="0"/>
+          <w:kern w:val="0"/>
+          <w:sz w:val="25"/>
+          <w:szCs w:val="25"/>
+          <w:lang w:val="en-US" w:eastAsia="zh-CN" w:bidi="ar"/>
+        </w:rPr>
+      </w:pPr>
+      <w:r>
+        <w:rPr>
+          <w:rFonts w:hint="default" w:ascii="Times New Roman" w:hAnsi="Times New Roman" w:eastAsia="1rem / 1.5rem google sans text" w:cs="Times New Roman"/>
+          <w:b w:val="0"/>
+          <w:bCs w:val="0"/>
+          <w:color w:val="auto"/>
+          <w:spacing w:val="0"/>
+          <w:kern w:val="0"/>
+          <w:sz w:val="25"/>
+          <w:szCs w:val="25"/>
+          <w:lang w:val="en-US" w:eastAsia="zh-CN" w:bidi="ar"/>
+        </w:rPr>
+        <w:t>Deployment: Integrate trained models into production environments for active use.</w:t>
+      </w:r>
+    </w:p>
+    <w:p>
+      <w:pPr>
+        <w:keepNext w:val="0"/>
+        <w:keepLines w:val="0"/>
+        <w:widowControl/>
+        <w:numPr>
+          <w:numId w:val="0"/>
+        </w:numPr>
+        <w:suppressLineNumbers w:val="0"/>
+        <w:jc w:val="both"/>
+        <w:rPr>
+          <w:rFonts w:hint="default" w:ascii="Times New Roman" w:hAnsi="Times New Roman" w:eastAsia="1rem / 1.5rem google sans text" w:cs="Times New Roman"/>
+          <w:b w:val="0"/>
+          <w:bCs w:val="0"/>
+          <w:color w:val="auto"/>
+          <w:spacing w:val="0"/>
+          <w:kern w:val="0"/>
+          <w:sz w:val="25"/>
+          <w:szCs w:val="25"/>
+          <w:lang w:val="en-US" w:eastAsia="zh-CN" w:bidi="ar"/>
+        </w:rPr>
+      </w:pPr>
+    </w:p>
+    <w:p>
+      <w:pPr>
+        <w:keepNext w:val="0"/>
+        <w:keepLines w:val="0"/>
+        <w:widowControl/>
+        <w:numPr>
+          <w:numId w:val="0"/>
+        </w:numPr>
+        <w:suppressLineNumbers w:val="0"/>
+        <w:jc w:val="both"/>
+        <w:rPr>
+          <w:rFonts w:hint="default" w:ascii="Times New Roman" w:hAnsi="Times New Roman" w:eastAsia="1rem / 1.5rem google sans text" w:cs="Times New Roman"/>
+          <w:b w:val="0"/>
+          <w:bCs w:val="0"/>
+          <w:color w:val="auto"/>
+          <w:spacing w:val="0"/>
+          <w:kern w:val="0"/>
+          <w:sz w:val="25"/>
+          <w:szCs w:val="25"/>
+          <w:lang w:val="en-US" w:eastAsia="zh-CN" w:bidi="ar"/>
+        </w:rPr>
+      </w:pPr>
+    </w:p>
+    <w:p>
+      <w:pPr>
+        <w:keepNext w:val="0"/>
+        <w:keepLines w:val="0"/>
+        <w:widowControl/>
+        <w:numPr>
+          <w:numId w:val="0"/>
+        </w:numPr>
+        <w:suppressLineNumbers w:val="0"/>
+        <w:jc w:val="both"/>
+        <w:rPr>
+          <w:rFonts w:hint="default" w:ascii="Times New Roman" w:hAnsi="Times New Roman" w:eastAsia="1rem / 1.5rem google sans text" w:cs="Times New Roman"/>
+          <w:b w:val="0"/>
+          <w:bCs w:val="0"/>
+          <w:color w:val="auto"/>
+          <w:spacing w:val="0"/>
+          <w:kern w:val="0"/>
+          <w:sz w:val="25"/>
+          <w:szCs w:val="25"/>
+          <w:lang w:val="en-US" w:eastAsia="zh-CN" w:bidi="ar"/>
+        </w:rPr>
+      </w:pPr>
+    </w:p>
+    <w:p>
+      <w:pPr>
+        <w:keepNext w:val="0"/>
+        <w:keepLines w:val="0"/>
+        <w:widowControl/>
+        <w:numPr>
+          <w:numId w:val="0"/>
+        </w:numPr>
+        <w:suppressLineNumbers w:val="0"/>
+        <w:jc w:val="both"/>
+        <w:rPr>
+          <w:rFonts w:hint="default" w:ascii="Times New Roman" w:hAnsi="Times New Roman" w:eastAsia="1rem / 1.5rem google sans text" w:cs="Times New Roman"/>
+          <w:b w:val="0"/>
+          <w:bCs w:val="0"/>
+          <w:color w:val="auto"/>
+          <w:spacing w:val="0"/>
+          <w:kern w:val="0"/>
+          <w:sz w:val="25"/>
+          <w:szCs w:val="25"/>
+          <w:lang w:val="en-US" w:eastAsia="zh-CN" w:bidi="ar"/>
+        </w:rPr>
+      </w:pPr>
+    </w:p>
+    <w:p>
+      <w:pPr>
+        <w:keepNext w:val="0"/>
+        <w:keepLines w:val="0"/>
+        <w:widowControl/>
+        <w:numPr>
+          <w:numId w:val="0"/>
+        </w:numPr>
+        <w:suppressLineNumbers w:val="0"/>
+        <w:jc w:val="both"/>
+        <w:rPr>
+          <w:rFonts w:hint="default" w:ascii="Times New Roman" w:hAnsi="Times New Roman" w:eastAsia="1rem / 1.5rem google sans text" w:cs="Times New Roman"/>
+          <w:b w:val="0"/>
+          <w:bCs w:val="0"/>
+          <w:color w:val="auto"/>
+          <w:spacing w:val="0"/>
+          <w:kern w:val="0"/>
+          <w:sz w:val="25"/>
+          <w:szCs w:val="25"/>
+          <w:lang w:val="en-US" w:eastAsia="zh-CN" w:bidi="ar"/>
+        </w:rPr>
+      </w:pPr>
+    </w:p>
+    <w:p>
+      <w:pPr>
+        <w:keepNext w:val="0"/>
+        <w:keepLines w:val="0"/>
+        <w:widowControl/>
+        <w:numPr>
+          <w:numId w:val="0"/>
+        </w:numPr>
+        <w:suppressLineNumbers w:val="0"/>
+        <w:jc w:val="both"/>
+        <w:rPr>
+          <w:rFonts w:hint="default" w:ascii="Times New Roman" w:hAnsi="Times New Roman" w:eastAsia="1rem / 1.5rem google sans text" w:cs="Times New Roman"/>
+          <w:b w:val="0"/>
+          <w:bCs w:val="0"/>
+          <w:color w:val="auto"/>
+          <w:spacing w:val="0"/>
+          <w:kern w:val="0"/>
+          <w:sz w:val="25"/>
+          <w:szCs w:val="25"/>
+          <w:lang w:val="en-US" w:eastAsia="zh-CN" w:bidi="ar"/>
+        </w:rPr>
+      </w:pPr>
+    </w:p>
+    <w:p>
+      <w:pPr>
+        <w:keepNext w:val="0"/>
+        <w:keepLines w:val="0"/>
+        <w:widowControl/>
+        <w:numPr>
+          <w:numId w:val="0"/>
+        </w:numPr>
+        <w:suppressLineNumbers w:val="0"/>
+        <w:jc w:val="both"/>
+        <w:rPr>
+          <w:rFonts w:hint="default" w:ascii="Times New Roman" w:hAnsi="Times New Roman" w:eastAsia="1rem / 1.5rem google sans text" w:cs="Times New Roman"/>
+          <w:b w:val="0"/>
+          <w:bCs w:val="0"/>
+          <w:color w:val="auto"/>
+          <w:spacing w:val="0"/>
+          <w:kern w:val="0"/>
+          <w:sz w:val="25"/>
+          <w:szCs w:val="25"/>
+          <w:lang w:val="en-US" w:eastAsia="zh-CN" w:bidi="ar"/>
+        </w:rPr>
+      </w:pPr>
+    </w:p>
+    <w:p>
+      <w:pPr>
+        <w:keepNext w:val="0"/>
+        <w:keepLines w:val="0"/>
+        <w:widowControl/>
+        <w:numPr>
+          <w:numId w:val="0"/>
+        </w:numPr>
+        <w:suppressLineNumbers w:val="0"/>
+        <w:jc w:val="both"/>
+        <w:rPr>
+          <w:rFonts w:hint="default" w:ascii="Times New Roman" w:hAnsi="Times New Roman" w:eastAsia="1rem / 1.5rem google sans text" w:cs="Times New Roman"/>
+          <w:b w:val="0"/>
+          <w:bCs w:val="0"/>
+          <w:color w:val="auto"/>
+          <w:spacing w:val="0"/>
+          <w:kern w:val="0"/>
+          <w:sz w:val="25"/>
+          <w:szCs w:val="25"/>
+          <w:lang w:val="en-US" w:eastAsia="zh-CN" w:bidi="ar"/>
+        </w:rPr>
+      </w:pPr>
+    </w:p>
+    <w:p>
+      <w:pPr>
+        <w:keepNext w:val="0"/>
+        <w:keepLines w:val="0"/>
+        <w:widowControl/>
+        <w:numPr>
+          <w:ilvl w:val="0"/>
+          <w:numId w:val="14"/>
+        </w:numPr>
+        <w:suppressLineNumbers w:val="0"/>
+        <w:ind w:leftChars="200"/>
+        <w:jc w:val="both"/>
+        <w:rPr>
+          <w:rFonts w:hint="default" w:ascii="Times New Roman" w:hAnsi="Times New Roman" w:eastAsia="1rem / 1.5rem google sans text" w:cs="Times New Roman"/>
+          <w:b/>
+          <w:bCs/>
+          <w:color w:val="3B5F21" w:themeColor="accent4" w:themeShade="80"/>
+          <w:spacing w:val="0"/>
+          <w:kern w:val="0"/>
+          <w:sz w:val="28"/>
+          <w:szCs w:val="28"/>
+          <w:lang w:val="en-US" w:eastAsia="zh-CN" w:bidi="ar"/>
+        </w:rPr>
+      </w:pPr>
+      <w:r>
+        <w:rPr>
+          <w:rFonts w:hint="default" w:ascii="Times New Roman" w:hAnsi="Times New Roman" w:eastAsia="1rem / 1.5rem google sans text" w:cs="Times New Roman"/>
+          <w:b/>
+          <w:bCs/>
+          <w:color w:val="3B5F21" w:themeColor="accent4" w:themeShade="80"/>
+          <w:spacing w:val="0"/>
+          <w:kern w:val="0"/>
+          <w:sz w:val="28"/>
+          <w:szCs w:val="28"/>
+          <w:lang w:val="en-US" w:eastAsia="zh-CN" w:bidi="ar"/>
+        </w:rPr>
+        <w:t xml:space="preserve">Technical Machine Learning Process Flow: </w:t>
+      </w:r>
+      <w:r>
+        <w:rPr>
+          <w:rFonts w:hint="default" w:ascii="Times New Roman" w:hAnsi="Times New Roman" w:eastAsia="1rem / 1.5rem google sans text" w:cs="Times New Roman"/>
+          <w:b w:val="0"/>
+          <w:bCs w:val="0"/>
+          <w:color w:val="auto"/>
+          <w:spacing w:val="0"/>
+          <w:kern w:val="0"/>
+          <w:sz w:val="25"/>
+          <w:szCs w:val="25"/>
+          <w:lang w:val="en-US" w:eastAsia="zh-CN" w:bidi="ar"/>
+        </w:rPr>
+        <w:t>At the technical execution level, the lifecycle operates through a structured pipeline.</w:t>
+      </w:r>
+    </w:p>
+    <w:p>
+      <w:pPr>
+        <w:keepNext w:val="0"/>
+        <w:keepLines w:val="0"/>
+        <w:widowControl/>
+        <w:numPr>
+          <w:numId w:val="0"/>
+        </w:numPr>
+        <w:suppressLineNumbers w:val="0"/>
+        <w:jc w:val="both"/>
+        <w:rPr>
+          <w:rFonts w:hint="default" w:ascii="Times New Roman" w:hAnsi="Times New Roman" w:eastAsia="1rem / 1.5rem google sans text" w:cs="Times New Roman"/>
+          <w:b/>
+          <w:bCs/>
+          <w:color w:val="3B5F21" w:themeColor="accent4" w:themeShade="80"/>
+          <w:spacing w:val="0"/>
+          <w:kern w:val="0"/>
+          <w:sz w:val="28"/>
+          <w:szCs w:val="28"/>
+          <w:lang w:val="en-US" w:eastAsia="zh-CN" w:bidi="ar"/>
+        </w:rPr>
+      </w:pPr>
+    </w:p>
+    <w:p>
+      <w:pPr>
+        <w:keepNext w:val="0"/>
+        <w:keepLines w:val="0"/>
+        <w:widowControl/>
+        <w:numPr>
+          <w:numId w:val="0"/>
+        </w:numPr>
+        <w:suppressLineNumbers w:val="0"/>
+        <w:jc w:val="left"/>
+        <w:rPr>
+          <w:rFonts w:hint="default" w:ascii="Times New Roman" w:hAnsi="Times New Roman" w:eastAsia="1rem / 1.5rem google sans text" w:cs="Times New Roman"/>
+          <w:b/>
+          <w:bCs/>
+          <w:color w:val="3B5F21" w:themeColor="accent4" w:themeShade="80"/>
+          <w:spacing w:val="0"/>
+          <w:kern w:val="0"/>
+          <w:sz w:val="28"/>
+          <w:szCs w:val="28"/>
+          <w:lang w:val="en-US" w:eastAsia="zh-CN" w:bidi="ar"/>
+        </w:rPr>
+      </w:pPr>
+      <w:r>
+        <w:rPr>
+          <w:rFonts w:hint="default" w:ascii="Times New Roman" w:hAnsi="Times New Roman" w:eastAsia="1rem / 1.5rem google sans text" w:cs="Times New Roman"/>
+          <w:b/>
+          <w:bCs/>
+          <w:color w:val="3B5F21" w:themeColor="accent4" w:themeShade="80"/>
+          <w:spacing w:val="0"/>
+          <w:kern w:val="0"/>
+          <w:sz w:val="28"/>
+          <w:szCs w:val="28"/>
+          <w:lang w:val="en-US" w:eastAsia="zh-CN" w:bidi="ar"/>
+        </w:rPr>
+        <w:drawing>
+          <wp:anchor distT="0" distB="0" distL="114300" distR="114300" simplePos="0" relativeHeight="251659264" behindDoc="1" locked="0" layoutInCell="1" allowOverlap="1">
+            <wp:simplePos x="0" y="0"/>
+            <wp:positionH relativeFrom="column">
+              <wp:posOffset>426085</wp:posOffset>
+            </wp:positionH>
+            <wp:positionV relativeFrom="paragraph">
+              <wp:posOffset>89535</wp:posOffset>
+            </wp:positionV>
+            <wp:extent cx="4422140" cy="4869180"/>
+            <wp:effectExtent l="0" t="0" r="12700" b="7620"/>
+            <wp:wrapTight wrapText="bothSides">
+              <wp:wrapPolygon>
+                <wp:start x="0" y="0"/>
+                <wp:lineTo x="0" y="21566"/>
+                <wp:lineTo x="21513" y="21566"/>
+                <wp:lineTo x="21513" y="0"/>
+                <wp:lineTo x="0" y="0"/>
+              </wp:wrapPolygon>
+            </wp:wrapTight>
+            <wp:docPr id="1" name="Picture 1" descr="ml-process-flow"/>
+            <wp:cNvGraphicFramePr>
+              <a:graphicFrameLocks xmlns:a="http://schemas.openxmlformats.org/drawingml/2006/main" noChangeAspect="1"/>
+            </wp:cNvGraphicFramePr>
+            <a:graphic xmlns:a="http://schemas.openxmlformats.org/drawingml/2006/main">
+              <a:graphicData uri="http://schemas.openxmlformats.org/drawingml/2006/picture">
+                <pic:pic xmlns:pic="http://schemas.openxmlformats.org/drawingml/2006/picture">
+                  <pic:nvPicPr>
+                    <pic:cNvPr id="1" name="Picture 1" descr="ml-process-flow"/>
+                    <pic:cNvPicPr>
+                      <a:picLocks noChangeAspect="1"/>
+                    </pic:cNvPicPr>
+                  </pic:nvPicPr>
+                  <pic:blipFill>
+                    <a:blip r:embed="rId4"/>
+                    <a:stretch>
+                      <a:fillRect/>
+                    </a:stretch>
+                  </pic:blipFill>
+                  <pic:spPr>
+                    <a:xfrm>
+                      <a:off x="0" y="0"/>
+                      <a:ext cx="4422140" cy="4869180"/>
+                    </a:xfrm>
+                    <a:prstGeom prst="rect">
+                      <a:avLst/>
+                    </a:prstGeom>
+                  </pic:spPr>
+                </pic:pic>
+              </a:graphicData>
+            </a:graphic>
+          </wp:anchor>
+        </w:drawing>
+      </w:r>
+    </w:p>
+    <w:p>
+      <w:pPr>
+        <w:keepNext w:val="0"/>
+        <w:keepLines w:val="0"/>
+        <w:widowControl/>
+        <w:numPr>
+          <w:numId w:val="0"/>
+        </w:numPr>
+        <w:suppressLineNumbers w:val="0"/>
+        <w:jc w:val="both"/>
+        <w:rPr>
+          <w:rFonts w:hint="default" w:ascii="Times New Roman" w:hAnsi="Times New Roman" w:eastAsia="1rem / 1.5rem google sans text" w:cs="Times New Roman"/>
+          <w:b/>
+          <w:bCs/>
+          <w:color w:val="3B5F21" w:themeColor="accent4" w:themeShade="80"/>
+          <w:spacing w:val="0"/>
+          <w:kern w:val="0"/>
+          <w:sz w:val="28"/>
+          <w:szCs w:val="28"/>
+          <w:lang w:val="en-US" w:eastAsia="zh-CN" w:bidi="ar"/>
+        </w:rPr>
+      </w:pPr>
+    </w:p>
+    <w:p>
+      <w:pPr>
+        <w:numPr>
+          <w:ilvl w:val="0"/>
+          <w:numId w:val="1"/>
+        </w:numPr>
+        <w:rPr>
+          <w:rFonts w:hint="default" w:ascii="Times New Roman" w:hAnsi="Times New Roman" w:cs="Times New Roman"/>
+          <w:b/>
+          <w:bCs/>
+          <w:i/>
+          <w:iCs/>
+          <w:color w:val="843F0B" w:themeColor="accent2" w:themeShade="80"/>
+          <w:sz w:val="32"/>
+          <w:szCs w:val="32"/>
+          <w:lang w:val="en-US"/>
+        </w:rPr>
+      </w:pPr>
+      <w:r>
+        <w:rPr>
+          <w:rFonts w:hint="default" w:ascii="Times New Roman" w:hAnsi="Times New Roman" w:cs="Times New Roman"/>
+          <w:b w:val="0"/>
+          <w:bCs w:val="0"/>
+          <w:i/>
+          <w:iCs/>
+          <w:color w:val="843F0B" w:themeColor="accent2" w:themeShade="80"/>
+          <w:sz w:val="25"/>
+          <w:szCs w:val="25"/>
+          <w:lang w:val="en-US"/>
+        </w:rPr>
+        <w:br w:type="textWrapping"/>
+      </w:r>
+      <w:r>
+        <w:rPr>
+          <w:rFonts w:hint="default" w:ascii="Times New Roman" w:hAnsi="Times New Roman" w:cs="Times New Roman"/>
+          <w:b w:val="0"/>
+          <w:bCs w:val="0"/>
+          <w:i/>
+          <w:iCs/>
+          <w:color w:val="843F0B" w:themeColor="accent2" w:themeShade="80"/>
+          <w:sz w:val="25"/>
+          <w:szCs w:val="25"/>
+          <w:lang w:val="en-US"/>
+        </w:rPr>
+        <w:br w:type="textWrapping"/>
+      </w:r>
+      <w:r>
+        <w:rPr>
+          <w:rFonts w:hint="default" w:ascii="Times New Roman" w:hAnsi="Times New Roman" w:cs="Times New Roman"/>
+          <w:b w:val="0"/>
+          <w:bCs w:val="0"/>
+          <w:i/>
+          <w:iCs/>
+          <w:color w:val="843F0B" w:themeColor="accent2" w:themeShade="80"/>
+          <w:sz w:val="25"/>
+          <w:szCs w:val="25"/>
+          <w:lang w:val="en-US"/>
+        </w:rPr>
+        <w:br w:type="textWrapping"/>
+      </w:r>
+      <w:r>
+        <w:rPr>
+          <w:rFonts w:hint="default" w:ascii="Times New Roman" w:hAnsi="Times New Roman" w:cs="Times New Roman"/>
+          <w:b w:val="0"/>
+          <w:bCs w:val="0"/>
+          <w:i/>
+          <w:iCs/>
+          <w:color w:val="843F0B" w:themeColor="accent2" w:themeShade="80"/>
+          <w:sz w:val="25"/>
+          <w:szCs w:val="25"/>
+          <w:lang w:val="en-US"/>
+        </w:rPr>
+        <w:br w:type="textWrapping"/>
+      </w:r>
+      <w:r>
+        <w:rPr>
+          <w:rFonts w:hint="default" w:ascii="Times New Roman" w:hAnsi="Times New Roman" w:cs="Times New Roman"/>
+          <w:b w:val="0"/>
+          <w:bCs w:val="0"/>
+          <w:i/>
+          <w:iCs/>
+          <w:color w:val="843F0B" w:themeColor="accent2" w:themeShade="80"/>
+          <w:sz w:val="25"/>
+          <w:szCs w:val="25"/>
+          <w:lang w:val="en-US"/>
+        </w:rPr>
+        <w:br w:type="textWrapping"/>
+      </w:r>
+      <w:r>
+        <w:rPr>
+          <w:rFonts w:hint="default" w:ascii="Times New Roman" w:hAnsi="Times New Roman" w:cs="Times New Roman"/>
+          <w:b w:val="0"/>
+          <w:bCs w:val="0"/>
+          <w:i/>
+          <w:iCs/>
+          <w:color w:val="843F0B" w:themeColor="accent2" w:themeShade="80"/>
+          <w:sz w:val="25"/>
+          <w:szCs w:val="25"/>
+          <w:lang w:val="en-US"/>
+        </w:rPr>
+        <w:br w:type="textWrapping"/>
+      </w:r>
+      <w:r>
+        <w:rPr>
+          <w:rFonts w:hint="default" w:ascii="Times New Roman" w:hAnsi="Times New Roman" w:cs="Times New Roman"/>
+          <w:b w:val="0"/>
+          <w:bCs w:val="0"/>
+          <w:i/>
+          <w:iCs/>
+          <w:color w:val="843F0B" w:themeColor="accent2" w:themeShade="80"/>
+          <w:sz w:val="25"/>
+          <w:szCs w:val="25"/>
+          <w:lang w:val="en-US"/>
+        </w:rPr>
+        <w:br w:type="textWrapping"/>
+      </w:r>
+      <w:r>
+        <w:rPr>
+          <w:rFonts w:hint="default" w:ascii="Times New Roman" w:hAnsi="Times New Roman" w:cs="Times New Roman"/>
+          <w:b w:val="0"/>
+          <w:bCs w:val="0"/>
+          <w:i/>
+          <w:iCs/>
+          <w:color w:val="843F0B" w:themeColor="accent2" w:themeShade="80"/>
+          <w:sz w:val="25"/>
+          <w:szCs w:val="25"/>
+          <w:lang w:val="en-US"/>
+        </w:rPr>
+        <w:br w:type="textWrapping"/>
+      </w:r>
+      <w:r>
+        <w:rPr>
+          <w:rFonts w:hint="default" w:ascii="Times New Roman" w:hAnsi="Times New Roman" w:cs="Times New Roman"/>
+          <w:b w:val="0"/>
+          <w:bCs w:val="0"/>
+          <w:i/>
+          <w:iCs/>
+          <w:color w:val="843F0B" w:themeColor="accent2" w:themeShade="80"/>
+          <w:sz w:val="25"/>
+          <w:szCs w:val="25"/>
+          <w:lang w:val="en-US"/>
+        </w:rPr>
+        <w:br w:type="textWrapping"/>
+      </w:r>
+      <w:r>
+        <w:rPr>
+          <w:rFonts w:hint="default" w:ascii="Times New Roman" w:hAnsi="Times New Roman" w:cs="Times New Roman"/>
+          <w:b w:val="0"/>
+          <w:bCs w:val="0"/>
+          <w:i/>
+          <w:iCs/>
+          <w:color w:val="843F0B" w:themeColor="accent2" w:themeShade="80"/>
+          <w:sz w:val="25"/>
+          <w:szCs w:val="25"/>
+          <w:lang w:val="en-US"/>
+        </w:rPr>
+        <w:br w:type="textWrapping"/>
+      </w:r>
+      <w:r>
+        <w:rPr>
+          <w:rFonts w:hint="default" w:ascii="Times New Roman" w:hAnsi="Times New Roman" w:cs="Times New Roman"/>
+          <w:b w:val="0"/>
+          <w:bCs w:val="0"/>
+          <w:i/>
+          <w:iCs/>
+          <w:color w:val="843F0B" w:themeColor="accent2" w:themeShade="80"/>
+          <w:sz w:val="25"/>
+          <w:szCs w:val="25"/>
+          <w:lang w:val="en-US"/>
+        </w:rPr>
+        <w:br w:type="textWrapping"/>
+      </w:r>
+      <w:r>
+        <w:rPr>
+          <w:rFonts w:hint="default" w:ascii="Times New Roman" w:hAnsi="Times New Roman" w:cs="Times New Roman"/>
+          <w:b w:val="0"/>
+          <w:bCs w:val="0"/>
+          <w:i/>
+          <w:iCs/>
+          <w:color w:val="843F0B" w:themeColor="accent2" w:themeShade="80"/>
+          <w:sz w:val="25"/>
+          <w:szCs w:val="25"/>
+          <w:lang w:val="en-US"/>
+        </w:rPr>
+        <w:br w:type="textWrapping"/>
+      </w:r>
+      <w:r>
+        <w:rPr>
+          <w:rFonts w:hint="default" w:ascii="Times New Roman" w:hAnsi="Times New Roman" w:cs="Times New Roman"/>
+          <w:b w:val="0"/>
+          <w:bCs w:val="0"/>
+          <w:i/>
+          <w:iCs/>
+          <w:color w:val="843F0B" w:themeColor="accent2" w:themeShade="80"/>
+          <w:sz w:val="25"/>
+          <w:szCs w:val="25"/>
+          <w:lang w:val="en-US"/>
+        </w:rPr>
+        <w:br w:type="textWrapping"/>
+      </w:r>
+      <w:r>
+        <w:rPr>
+          <w:rFonts w:hint="default" w:ascii="Times New Roman" w:hAnsi="Times New Roman" w:cs="Times New Roman"/>
+          <w:b w:val="0"/>
+          <w:bCs w:val="0"/>
+          <w:i/>
+          <w:iCs/>
+          <w:color w:val="843F0B" w:themeColor="accent2" w:themeShade="80"/>
+          <w:sz w:val="25"/>
+          <w:szCs w:val="25"/>
+          <w:lang w:val="en-US"/>
+        </w:rPr>
+        <w:br w:type="textWrapping"/>
+      </w:r>
+      <w:r>
+        <w:rPr>
+          <w:rFonts w:hint="default" w:ascii="Times New Roman" w:hAnsi="Times New Roman" w:cs="Times New Roman"/>
+          <w:b w:val="0"/>
+          <w:bCs w:val="0"/>
+          <w:i/>
+          <w:iCs/>
+          <w:color w:val="843F0B" w:themeColor="accent2" w:themeShade="80"/>
+          <w:sz w:val="25"/>
+          <w:szCs w:val="25"/>
+          <w:lang w:val="en-US"/>
+        </w:rPr>
+        <w:br w:type="textWrapping"/>
+      </w:r>
+      <w:r>
+        <w:rPr>
+          <w:rFonts w:hint="default" w:ascii="Times New Roman" w:hAnsi="Times New Roman" w:cs="Times New Roman"/>
+          <w:b w:val="0"/>
+          <w:bCs w:val="0"/>
+          <w:i/>
+          <w:iCs/>
+          <w:color w:val="843F0B" w:themeColor="accent2" w:themeShade="80"/>
+          <w:sz w:val="25"/>
+          <w:szCs w:val="25"/>
+          <w:lang w:val="en-US"/>
+        </w:rPr>
+        <w:br w:type="textWrapping"/>
+      </w:r>
+      <w:r>
+        <w:rPr>
+          <w:rFonts w:hint="default" w:ascii="Times New Roman" w:hAnsi="Times New Roman" w:cs="Times New Roman"/>
+          <w:b w:val="0"/>
+          <w:bCs w:val="0"/>
+          <w:i/>
+          <w:iCs/>
+          <w:color w:val="843F0B" w:themeColor="accent2" w:themeShade="80"/>
+          <w:sz w:val="25"/>
+          <w:szCs w:val="25"/>
+          <w:lang w:val="en-US"/>
+        </w:rPr>
+        <w:br w:type="textWrapping"/>
+      </w:r>
+      <w:r>
+        <w:rPr>
+          <w:rFonts w:hint="default" w:ascii="Times New Roman" w:hAnsi="Times New Roman" w:cs="Times New Roman"/>
+          <w:b w:val="0"/>
+          <w:bCs w:val="0"/>
+          <w:i/>
+          <w:iCs/>
+          <w:color w:val="843F0B" w:themeColor="accent2" w:themeShade="80"/>
+          <w:sz w:val="25"/>
+          <w:szCs w:val="25"/>
+          <w:lang w:val="en-US"/>
+        </w:rPr>
+        <w:br w:type="textWrapping"/>
+      </w:r>
+      <w:r>
+        <w:rPr>
+          <w:rFonts w:hint="default" w:ascii="Times New Roman" w:hAnsi="Times New Roman" w:cs="Times New Roman"/>
+          <w:b w:val="0"/>
+          <w:bCs w:val="0"/>
+          <w:i/>
+          <w:iCs/>
+          <w:color w:val="843F0B" w:themeColor="accent2" w:themeShade="80"/>
+          <w:sz w:val="25"/>
+          <w:szCs w:val="25"/>
+          <w:lang w:val="en-US"/>
+        </w:rPr>
+        <w:br w:type="textWrapping"/>
+      </w:r>
+      <w:r>
+        <w:rPr>
+          <w:rFonts w:hint="default" w:ascii="Times New Roman" w:hAnsi="Times New Roman" w:cs="Times New Roman"/>
+          <w:b w:val="0"/>
+          <w:bCs w:val="0"/>
+          <w:i/>
+          <w:iCs/>
+          <w:color w:val="843F0B" w:themeColor="accent2" w:themeShade="80"/>
+          <w:sz w:val="25"/>
+          <w:szCs w:val="25"/>
+          <w:lang w:val="en-US"/>
+        </w:rPr>
+        <w:br w:type="textWrapping"/>
+      </w:r>
+      <w:r>
+        <w:rPr>
+          <w:rFonts w:hint="default" w:ascii="Times New Roman" w:hAnsi="Times New Roman" w:cs="Times New Roman"/>
+          <w:b w:val="0"/>
+          <w:bCs w:val="0"/>
+          <w:i/>
+          <w:iCs/>
+          <w:color w:val="843F0B" w:themeColor="accent2" w:themeShade="80"/>
+          <w:sz w:val="25"/>
+          <w:szCs w:val="25"/>
+          <w:lang w:val="en-US"/>
+        </w:rPr>
+        <w:br w:type="textWrapping"/>
+      </w:r>
+      <w:r>
+        <w:rPr>
+          <w:rFonts w:hint="default" w:ascii="Times New Roman" w:hAnsi="Times New Roman" w:cs="Times New Roman"/>
+          <w:b w:val="0"/>
+          <w:bCs w:val="0"/>
+          <w:i/>
+          <w:iCs/>
+          <w:color w:val="843F0B" w:themeColor="accent2" w:themeShade="80"/>
+          <w:sz w:val="25"/>
+          <w:szCs w:val="25"/>
+          <w:lang w:val="en-US"/>
+        </w:rPr>
+        <w:br w:type="textWrapping"/>
+      </w:r>
+      <w:r>
+        <w:rPr>
+          <w:rFonts w:hint="default" w:ascii="Times New Roman" w:hAnsi="Times New Roman" w:cs="Times New Roman"/>
+          <w:b w:val="0"/>
+          <w:bCs w:val="0"/>
+          <w:i/>
+          <w:iCs/>
+          <w:color w:val="843F0B" w:themeColor="accent2" w:themeShade="80"/>
+          <w:sz w:val="25"/>
+          <w:szCs w:val="25"/>
+          <w:lang w:val="en-US"/>
+        </w:rPr>
+        <w:br w:type="textWrapping"/>
+      </w:r>
+      <w:r>
+        <w:rPr>
+          <w:rFonts w:hint="default" w:ascii="Times New Roman" w:hAnsi="Times New Roman" w:cs="Times New Roman"/>
+          <w:b w:val="0"/>
+          <w:bCs w:val="0"/>
+          <w:i/>
+          <w:iCs/>
+          <w:color w:val="843F0B" w:themeColor="accent2" w:themeShade="80"/>
+          <w:sz w:val="25"/>
+          <w:szCs w:val="25"/>
+          <w:lang w:val="en-US"/>
+        </w:rPr>
+        <w:br w:type="textWrapping"/>
+      </w:r>
+      <w:r>
+        <w:rPr>
+          <w:rFonts w:hint="default" w:ascii="Times New Roman" w:hAnsi="Times New Roman" w:cs="Times New Roman"/>
+          <w:b w:val="0"/>
+          <w:bCs w:val="0"/>
+          <w:i/>
+          <w:iCs/>
+          <w:color w:val="843F0B" w:themeColor="accent2" w:themeShade="80"/>
+          <w:sz w:val="25"/>
+          <w:szCs w:val="25"/>
+          <w:lang w:val="en-US"/>
+        </w:rPr>
+        <w:br w:type="textWrapping"/>
+      </w:r>
+      <w:r>
+        <w:rPr>
+          <w:rFonts w:hint="default" w:ascii="Times New Roman" w:hAnsi="Times New Roman" w:cs="Times New Roman"/>
+          <w:b w:val="0"/>
+          <w:bCs w:val="0"/>
+          <w:i/>
+          <w:iCs/>
+          <w:color w:val="843F0B" w:themeColor="accent2" w:themeShade="80"/>
+          <w:sz w:val="25"/>
+          <w:szCs w:val="25"/>
+          <w:lang w:val="en-US"/>
+        </w:rPr>
+        <w:br w:type="textWrapping"/>
+      </w:r>
+      <w:r>
+        <w:rPr>
+          <w:rFonts w:hint="default" w:ascii="Times New Roman" w:hAnsi="Times New Roman" w:cs="Times New Roman"/>
+          <w:b/>
+          <w:bCs/>
+          <w:i/>
+          <w:iCs/>
+          <w:color w:val="843F0B" w:themeColor="accent2" w:themeShade="80"/>
+          <w:sz w:val="32"/>
+          <w:szCs w:val="32"/>
+          <w:lang w:val="en-US"/>
+        </w:rPr>
+        <w:t>C. DEEP LEARNING FRAMEWORK</w:t>
+      </w:r>
+    </w:p>
+    <w:p>
+      <w:pPr>
+        <w:keepNext w:val="0"/>
+        <w:keepLines w:val="0"/>
+        <w:widowControl/>
+        <w:numPr>
+          <w:ilvl w:val="0"/>
+          <w:numId w:val="18"/>
+        </w:numPr>
+        <w:suppressLineNumbers w:val="0"/>
+        <w:ind w:left="400" w:leftChars="200" w:firstLine="0" w:firstLineChars="0"/>
+        <w:jc w:val="left"/>
+        <w:rPr>
+          <w:rFonts w:hint="default" w:ascii="Times New Roman" w:hAnsi="Times New Roman" w:eastAsia="1rem / 1.5rem google sans text" w:cs="Times New Roman"/>
+          <w:b/>
+          <w:bCs/>
+          <w:color w:val="3B5F21" w:themeColor="accent4" w:themeShade="80"/>
+          <w:spacing w:val="0"/>
+          <w:kern w:val="0"/>
+          <w:sz w:val="28"/>
+          <w:szCs w:val="28"/>
+          <w:lang w:val="en-US" w:eastAsia="zh-CN" w:bidi="ar"/>
+        </w:rPr>
+      </w:pPr>
+      <w:r>
+        <w:rPr>
+          <w:rFonts w:hint="default" w:ascii="Times New Roman" w:hAnsi="Times New Roman" w:eastAsia="1rem / 1.5rem google sans text" w:cs="Times New Roman"/>
+          <w:b/>
+          <w:bCs/>
+          <w:color w:val="3B5F21" w:themeColor="accent4" w:themeShade="80"/>
+          <w:spacing w:val="0"/>
+          <w:kern w:val="0"/>
+          <w:sz w:val="28"/>
+          <w:szCs w:val="28"/>
+          <w:lang w:val="en-US" w:eastAsia="zh-CN" w:bidi="ar"/>
+        </w:rPr>
+        <w:t>Concept and Role of Deep Learning Frameworks</w:t>
+      </w:r>
+    </w:p>
+    <w:p>
+      <w:pPr>
+        <w:keepNext w:val="0"/>
+        <w:keepLines w:val="0"/>
+        <w:widowControl/>
+        <w:numPr>
+          <w:ilvl w:val="0"/>
+          <w:numId w:val="19"/>
+        </w:numPr>
+        <w:suppressLineNumbers w:val="0"/>
+        <w:tabs>
+          <w:tab w:val="clear" w:pos="420"/>
+        </w:tabs>
+        <w:ind w:left="1200" w:leftChars="0" w:hanging="420" w:firstLineChars="0"/>
+        <w:jc w:val="both"/>
+        <w:rPr>
+          <w:rFonts w:hint="default" w:ascii="Times New Roman" w:hAnsi="Times New Roman" w:eastAsia="1rem / 1.5rem google sans text" w:cs="Times New Roman"/>
+          <w:b w:val="0"/>
+          <w:bCs w:val="0"/>
+          <w:color w:val="auto"/>
+          <w:spacing w:val="0"/>
+          <w:kern w:val="0"/>
+          <w:sz w:val="25"/>
+          <w:szCs w:val="25"/>
+          <w:lang w:val="en-US" w:eastAsia="zh-CN" w:bidi="ar"/>
+        </w:rPr>
+      </w:pPr>
+      <w:r>
+        <w:rPr>
+          <w:rFonts w:hint="default" w:ascii="Times New Roman" w:hAnsi="Times New Roman" w:eastAsia="1rem / 1.5rem google sans text" w:cs="Times New Roman"/>
+          <w:b w:val="0"/>
+          <w:bCs w:val="0"/>
+          <w:color w:val="auto"/>
+          <w:spacing w:val="0"/>
+          <w:kern w:val="0"/>
+          <w:sz w:val="25"/>
+          <w:szCs w:val="25"/>
+          <w:lang w:val="en-US" w:eastAsia="zh-CN" w:bidi="ar"/>
+        </w:rPr>
+        <w:t>Definition: A deep learning framework is an interface, library, or tool that allows developers to build deep learning models more easily and quickly, without needing to delve into the details of underlying algorithms.</w:t>
+      </w:r>
+    </w:p>
+    <w:p>
+      <w:pPr>
+        <w:keepNext w:val="0"/>
+        <w:keepLines w:val="0"/>
+        <w:widowControl/>
+        <w:numPr>
+          <w:ilvl w:val="0"/>
+          <w:numId w:val="19"/>
+        </w:numPr>
+        <w:suppressLineNumbers w:val="0"/>
+        <w:tabs>
+          <w:tab w:val="clear" w:pos="420"/>
+        </w:tabs>
+        <w:ind w:left="1200" w:leftChars="0" w:hanging="420" w:firstLineChars="0"/>
+        <w:jc w:val="both"/>
+        <w:rPr>
+          <w:rFonts w:hint="default" w:ascii="Times New Roman" w:hAnsi="Times New Roman" w:eastAsia="1rem / 1.5rem google sans text" w:cs="Times New Roman"/>
+          <w:b w:val="0"/>
+          <w:bCs w:val="0"/>
+          <w:color w:val="auto"/>
+          <w:spacing w:val="0"/>
+          <w:kern w:val="0"/>
+          <w:sz w:val="25"/>
+          <w:szCs w:val="25"/>
+          <w:lang w:val="en-US" w:eastAsia="zh-CN" w:bidi="ar"/>
+        </w:rPr>
+      </w:pPr>
+      <w:r>
+        <w:rPr>
+          <w:rFonts w:hint="default" w:ascii="Times New Roman" w:hAnsi="Times New Roman" w:eastAsia="1rem / 1.5rem google sans text" w:cs="Times New Roman"/>
+          <w:b w:val="0"/>
+          <w:bCs w:val="0"/>
+          <w:color w:val="auto"/>
+          <w:spacing w:val="0"/>
+          <w:kern w:val="0"/>
+          <w:sz w:val="25"/>
+          <w:szCs w:val="25"/>
+          <w:lang w:val="en-US" w:eastAsia="zh-CN" w:bidi="ar"/>
+        </w:rPr>
+        <w:t>Core Benefit: Developers no longer need to write code from scratch for complex neural networks and backpropagation algorithms. Instead, they can configure parameters on existing models, which are then trained automatically.</w:t>
+      </w:r>
+    </w:p>
+    <w:p>
+      <w:pPr>
+        <w:keepNext w:val="0"/>
+        <w:keepLines w:val="0"/>
+        <w:widowControl/>
+        <w:numPr>
+          <w:ilvl w:val="0"/>
+          <w:numId w:val="19"/>
+        </w:numPr>
+        <w:suppressLineNumbers w:val="0"/>
+        <w:tabs>
+          <w:tab w:val="clear" w:pos="420"/>
+        </w:tabs>
+        <w:ind w:left="1200" w:leftChars="0" w:hanging="420" w:firstLineChars="0"/>
+        <w:jc w:val="both"/>
+        <w:rPr>
+          <w:rFonts w:hint="default" w:ascii="Times New Roman" w:hAnsi="Times New Roman" w:eastAsia="1rem / 1.5rem google sans text" w:cs="Times New Roman"/>
+          <w:b/>
+          <w:bCs/>
+          <w:color w:val="3B5F21" w:themeColor="accent4" w:themeShade="80"/>
+          <w:spacing w:val="0"/>
+          <w:kern w:val="0"/>
+          <w:sz w:val="28"/>
+          <w:szCs w:val="28"/>
+          <w:lang w:val="en-US" w:eastAsia="zh-CN" w:bidi="ar"/>
+        </w:rPr>
+      </w:pPr>
+      <w:r>
+        <w:rPr>
+          <w:rFonts w:hint="default" w:ascii="Times New Roman" w:hAnsi="Times New Roman" w:eastAsia="1rem / 1.5rem google sans text" w:cs="Times New Roman"/>
+          <w:b w:val="0"/>
+          <w:bCs w:val="0"/>
+          <w:color w:val="auto"/>
+          <w:spacing w:val="0"/>
+          <w:kern w:val="0"/>
+          <w:sz w:val="25"/>
+          <w:szCs w:val="25"/>
+          <w:lang w:val="en-US" w:eastAsia="zh-CN" w:bidi="ar"/>
+        </w:rPr>
+        <w:t>Customization: Developers can add custom network layers to existing models or directly select required classifiers and optimization algorithms by invoking existing code library functions</w:t>
+      </w:r>
+      <w:r>
+        <w:rPr>
+          <w:rFonts w:hint="default" w:ascii="Times New Roman" w:hAnsi="Times New Roman" w:eastAsia="1rem / 1.5rem google sans text" w:cs="Times New Roman"/>
+          <w:b/>
+          <w:bCs/>
+          <w:color w:val="3B5F21" w:themeColor="accent4" w:themeShade="80"/>
+          <w:spacing w:val="0"/>
+          <w:kern w:val="0"/>
+          <w:sz w:val="28"/>
+          <w:szCs w:val="28"/>
+          <w:lang w:val="en-US" w:eastAsia="zh-CN" w:bidi="ar"/>
+        </w:rPr>
+        <w:t>.</w:t>
+      </w:r>
+    </w:p>
+    <w:p>
+      <w:pPr>
+        <w:keepNext w:val="0"/>
+        <w:keepLines w:val="0"/>
+        <w:widowControl/>
+        <w:numPr>
+          <w:numId w:val="0"/>
+        </w:numPr>
+        <w:suppressLineNumbers w:val="0"/>
+        <w:jc w:val="both"/>
+        <w:rPr>
+          <w:rFonts w:hint="default" w:ascii="Times New Roman" w:hAnsi="Times New Roman" w:eastAsia="1rem / 1.5rem google sans text" w:cs="Times New Roman"/>
+          <w:b/>
+          <w:bCs/>
+          <w:color w:val="3B5F21" w:themeColor="accent4" w:themeShade="80"/>
+          <w:spacing w:val="0"/>
+          <w:kern w:val="0"/>
+          <w:sz w:val="28"/>
+          <w:szCs w:val="28"/>
+          <w:lang w:val="en-US" w:eastAsia="zh-CN" w:bidi="ar"/>
+        </w:rPr>
+      </w:pPr>
+    </w:p>
+    <w:p>
+      <w:pPr>
+        <w:keepNext w:val="0"/>
+        <w:keepLines w:val="0"/>
+        <w:widowControl/>
+        <w:numPr>
+          <w:numId w:val="0"/>
+        </w:numPr>
+        <w:suppressLineNumbers w:val="0"/>
+        <w:jc w:val="both"/>
+        <w:rPr>
+          <w:rFonts w:hint="default" w:ascii="Times New Roman" w:hAnsi="Times New Roman" w:eastAsia="1rem / 1.5rem google sans text" w:cs="Times New Roman"/>
+          <w:b/>
+          <w:bCs/>
+          <w:color w:val="3B5F21" w:themeColor="accent4" w:themeShade="80"/>
+          <w:spacing w:val="0"/>
+          <w:kern w:val="0"/>
+          <w:sz w:val="28"/>
+          <w:szCs w:val="28"/>
+          <w:lang w:val="en-US" w:eastAsia="zh-CN" w:bidi="ar"/>
+        </w:rPr>
+      </w:pPr>
+    </w:p>
+    <w:p>
+      <w:pPr>
+        <w:keepNext w:val="0"/>
+        <w:keepLines w:val="0"/>
+        <w:widowControl/>
+        <w:numPr>
+          <w:ilvl w:val="0"/>
+          <w:numId w:val="18"/>
+        </w:numPr>
+        <w:suppressLineNumbers w:val="0"/>
+        <w:ind w:left="400" w:leftChars="200" w:firstLine="0" w:firstLineChars="0"/>
+        <w:jc w:val="both"/>
+        <w:rPr>
+          <w:rFonts w:hint="default" w:ascii="Times New Roman" w:hAnsi="Times New Roman" w:eastAsia="1rem / 1.5rem google sans text" w:cs="Times New Roman"/>
+          <w:b/>
+          <w:bCs/>
+          <w:color w:val="3B5F21" w:themeColor="accent4" w:themeShade="80"/>
+          <w:spacing w:val="0"/>
+          <w:kern w:val="0"/>
+          <w:sz w:val="28"/>
+          <w:szCs w:val="28"/>
+          <w:lang w:val="en-US" w:eastAsia="zh-CN" w:bidi="ar"/>
+        </w:rPr>
+      </w:pPr>
+      <w:r>
+        <w:rPr>
+          <w:rFonts w:hint="default" w:ascii="Times New Roman" w:hAnsi="Times New Roman" w:eastAsia="1rem / 1.5rem google sans text" w:cs="Times New Roman"/>
+          <w:b/>
+          <w:bCs/>
+          <w:color w:val="3B5F21" w:themeColor="accent4" w:themeShade="80"/>
+          <w:spacing w:val="0"/>
+          <w:kern w:val="0"/>
+          <w:sz w:val="28"/>
+          <w:szCs w:val="28"/>
+          <w:lang w:val="en-US" w:eastAsia="zh-CN" w:bidi="ar"/>
+        </w:rPr>
+        <w:t xml:space="preserve">Overview of Major Frameworks: </w:t>
+      </w:r>
+      <w:r>
+        <w:rPr>
+          <w:rFonts w:hint="default" w:ascii="Times New Roman" w:hAnsi="Times New Roman" w:eastAsia="1rem / 1.5rem google sans text" w:cs="Times New Roman"/>
+          <w:b w:val="0"/>
+          <w:bCs w:val="0"/>
+          <w:color w:val="auto"/>
+          <w:spacing w:val="0"/>
+          <w:kern w:val="0"/>
+          <w:sz w:val="25"/>
+          <w:szCs w:val="25"/>
+          <w:lang w:val="en-US" w:eastAsia="zh-CN" w:bidi="ar"/>
+        </w:rPr>
+        <w:t>The slides highlight several key frameworks that have shaped deep learning development:</w:t>
+      </w:r>
+    </w:p>
+    <w:p>
+      <w:pPr>
+        <w:keepNext w:val="0"/>
+        <w:keepLines w:val="0"/>
+        <w:widowControl/>
+        <w:numPr>
+          <w:ilvl w:val="0"/>
+          <w:numId w:val="20"/>
+        </w:numPr>
+        <w:suppressLineNumbers w:val="0"/>
+        <w:tabs>
+          <w:tab w:val="clear" w:pos="420"/>
+        </w:tabs>
+        <w:ind w:left="1200" w:leftChars="0" w:hanging="420" w:firstLineChars="0"/>
+        <w:jc w:val="both"/>
+        <w:rPr>
+          <w:rFonts w:hint="default" w:ascii="Times New Roman" w:hAnsi="Times New Roman" w:eastAsia="1rem / 1.5rem google sans text" w:cs="Times New Roman"/>
+          <w:b w:val="0"/>
+          <w:bCs w:val="0"/>
+          <w:color w:val="auto"/>
+          <w:spacing w:val="0"/>
+          <w:kern w:val="0"/>
+          <w:sz w:val="25"/>
+          <w:szCs w:val="25"/>
+          <w:lang w:val="en-US" w:eastAsia="zh-CN" w:bidi="ar"/>
+        </w:rPr>
+      </w:pPr>
+      <w:r>
+        <w:rPr>
+          <w:rFonts w:hint="default" w:ascii="Times New Roman" w:hAnsi="Times New Roman" w:eastAsia="1rem / 1.5rem google sans text" w:cs="Times New Roman"/>
+          <w:b w:val="0"/>
+          <w:bCs w:val="0"/>
+          <w:color w:val="auto"/>
+          <w:spacing w:val="0"/>
+          <w:kern w:val="0"/>
+          <w:sz w:val="25"/>
+          <w:szCs w:val="25"/>
+          <w:lang w:val="en-US" w:eastAsia="zh-CN" w:bidi="ar"/>
+        </w:rPr>
+        <w:t>TensorFlow: A comprehensive open-source machine learning and deep learning framework developed by the Google Brain team in 2015 (rewritten from DistBelief).</w:t>
+      </w:r>
+    </w:p>
+    <w:p>
+      <w:pPr>
+        <w:keepNext w:val="0"/>
+        <w:keepLines w:val="0"/>
+        <w:widowControl/>
+        <w:numPr>
+          <w:ilvl w:val="0"/>
+          <w:numId w:val="20"/>
+        </w:numPr>
+        <w:suppressLineNumbers w:val="0"/>
+        <w:tabs>
+          <w:tab w:val="clear" w:pos="420"/>
+        </w:tabs>
+        <w:ind w:left="1200" w:leftChars="0" w:hanging="420" w:firstLineChars="0"/>
+        <w:jc w:val="both"/>
+        <w:rPr>
+          <w:rFonts w:hint="default" w:ascii="Times New Roman" w:hAnsi="Times New Roman" w:eastAsia="1rem / 1.5rem google sans text" w:cs="Times New Roman"/>
+          <w:b w:val="0"/>
+          <w:bCs w:val="0"/>
+          <w:color w:val="auto"/>
+          <w:spacing w:val="0"/>
+          <w:kern w:val="0"/>
+          <w:sz w:val="25"/>
+          <w:szCs w:val="25"/>
+          <w:lang w:val="en-US" w:eastAsia="zh-CN" w:bidi="ar"/>
+        </w:rPr>
+      </w:pPr>
+      <w:r>
+        <w:rPr>
+          <w:rFonts w:hint="default" w:ascii="Times New Roman" w:hAnsi="Times New Roman" w:eastAsia="1rem / 1.5rem google sans text" w:cs="Times New Roman"/>
+          <w:b w:val="0"/>
+          <w:bCs w:val="0"/>
+          <w:color w:val="auto"/>
+          <w:spacing w:val="0"/>
+          <w:kern w:val="0"/>
+          <w:sz w:val="25"/>
+          <w:szCs w:val="25"/>
+          <w:lang w:val="en-US" w:eastAsia="zh-CN" w:bidi="ar"/>
+        </w:rPr>
+        <w:t>PyTorch: An open-source framework with a strong emphasis on deep learning, created by Facebook (Meta)'s AI Research lab in 2016.</w:t>
+      </w:r>
+    </w:p>
+    <w:p>
+      <w:pPr>
+        <w:keepNext w:val="0"/>
+        <w:keepLines w:val="0"/>
+        <w:widowControl/>
+        <w:numPr>
+          <w:ilvl w:val="0"/>
+          <w:numId w:val="20"/>
+        </w:numPr>
+        <w:suppressLineNumbers w:val="0"/>
+        <w:tabs>
+          <w:tab w:val="clear" w:pos="420"/>
+        </w:tabs>
+        <w:ind w:left="1200" w:leftChars="0" w:hanging="420" w:firstLineChars="0"/>
+        <w:jc w:val="both"/>
+        <w:rPr>
+          <w:rFonts w:hint="default" w:ascii="Times New Roman" w:hAnsi="Times New Roman" w:eastAsia="1rem / 1.5rem google sans text" w:cs="Times New Roman"/>
+          <w:b/>
+          <w:bCs/>
+          <w:color w:val="auto"/>
+          <w:spacing w:val="0"/>
+          <w:kern w:val="0"/>
+          <w:sz w:val="28"/>
+          <w:szCs w:val="28"/>
+          <w:lang w:val="en-US" w:eastAsia="zh-CN" w:bidi="ar"/>
+        </w:rPr>
+      </w:pPr>
+      <w:r>
+        <w:rPr>
+          <w:rFonts w:hint="default" w:ascii="Times New Roman" w:hAnsi="Times New Roman" w:eastAsia="1rem / 1.5rem google sans text" w:cs="Times New Roman"/>
+          <w:b w:val="0"/>
+          <w:bCs w:val="0"/>
+          <w:color w:val="auto"/>
+          <w:spacing w:val="0"/>
+          <w:kern w:val="0"/>
+          <w:sz w:val="25"/>
+          <w:szCs w:val="25"/>
+          <w:lang w:val="en-US" w:eastAsia="zh-CN" w:bidi="ar"/>
+        </w:rPr>
+        <w:t>Other Notable Frameworks: Keras (developed by François Chollet in 2015, now at Google), Theano (University of Montréal, 2009), Torch (Facebook AI Research, Twitter, Google DeepMind), and Caffe (BVLC, 2013).</w:t>
+      </w:r>
+    </w:p>
+    <w:p>
+      <w:pPr>
+        <w:keepNext w:val="0"/>
+        <w:keepLines w:val="0"/>
+        <w:widowControl/>
+        <w:numPr>
+          <w:numId w:val="0"/>
+        </w:numPr>
+        <w:suppressLineNumbers w:val="0"/>
+        <w:ind w:leftChars="200"/>
+        <w:jc w:val="left"/>
+        <w:rPr>
+          <w:rFonts w:hint="default" w:ascii="Times New Roman" w:hAnsi="Times New Roman" w:eastAsia="1rem / 1.5rem google sans text" w:cs="Times New Roman"/>
+          <w:b/>
+          <w:bCs/>
+          <w:color w:val="3B5F21" w:themeColor="accent4" w:themeShade="80"/>
+          <w:spacing w:val="0"/>
+          <w:kern w:val="0"/>
+          <w:sz w:val="28"/>
+          <w:szCs w:val="28"/>
+          <w:lang w:val="en-US" w:eastAsia="zh-CN" w:bidi="ar"/>
+        </w:rPr>
+      </w:pPr>
+    </w:p>
+    <w:p>
+      <w:pPr>
+        <w:keepNext w:val="0"/>
+        <w:keepLines w:val="0"/>
+        <w:widowControl/>
+        <w:numPr>
+          <w:ilvl w:val="0"/>
+          <w:numId w:val="18"/>
+        </w:numPr>
+        <w:suppressLineNumbers w:val="0"/>
+        <w:ind w:left="400" w:leftChars="200" w:firstLine="0" w:firstLineChars="0"/>
+        <w:jc w:val="left"/>
+        <w:rPr>
+          <w:rFonts w:hint="default" w:ascii="Times New Roman" w:hAnsi="Times New Roman" w:eastAsia="1rem / 1.5rem google sans text" w:cs="Times New Roman"/>
+          <w:b/>
+          <w:bCs/>
+          <w:color w:val="3B5F21" w:themeColor="accent4" w:themeShade="80"/>
+          <w:spacing w:val="0"/>
+          <w:kern w:val="0"/>
+          <w:sz w:val="28"/>
+          <w:szCs w:val="28"/>
+          <w:lang w:val="en-US" w:eastAsia="zh-CN" w:bidi="ar"/>
+        </w:rPr>
+      </w:pPr>
+      <w:r>
+        <w:rPr>
+          <w:rFonts w:hint="default" w:ascii="Times New Roman" w:hAnsi="Times New Roman" w:eastAsia="1rem / 1.5rem google sans text" w:cs="Times New Roman"/>
+          <w:b/>
+          <w:bCs/>
+          <w:color w:val="3B5F21" w:themeColor="accent4" w:themeShade="80"/>
+          <w:spacing w:val="0"/>
+          <w:kern w:val="0"/>
+          <w:sz w:val="28"/>
+          <w:szCs w:val="28"/>
+          <w:lang w:val="en-US" w:eastAsia="zh-CN" w:bidi="ar"/>
+        </w:rPr>
+        <w:t>Key Feature of Tensorflow</w:t>
+      </w:r>
+    </w:p>
+    <w:p>
+      <w:pPr>
+        <w:keepNext w:val="0"/>
+        <w:keepLines w:val="0"/>
+        <w:widowControl/>
+        <w:numPr>
+          <w:ilvl w:val="0"/>
+          <w:numId w:val="21"/>
+        </w:numPr>
+        <w:suppressLineNumbers w:val="0"/>
+        <w:tabs>
+          <w:tab w:val="clear" w:pos="420"/>
+        </w:tabs>
+        <w:ind w:left="1200" w:leftChars="0" w:hanging="420" w:firstLineChars="0"/>
+        <w:jc w:val="both"/>
+        <w:rPr>
+          <w:rFonts w:hint="default" w:ascii="Times New Roman" w:hAnsi="Times New Roman" w:eastAsia="1rem / 1.5rem google sans text" w:cs="Times New Roman"/>
+          <w:b w:val="0"/>
+          <w:bCs w:val="0"/>
+          <w:color w:val="auto"/>
+          <w:spacing w:val="0"/>
+          <w:kern w:val="0"/>
+          <w:sz w:val="25"/>
+          <w:szCs w:val="25"/>
+          <w:lang w:val="en-US" w:eastAsia="zh-CN" w:bidi="ar"/>
+        </w:rPr>
+      </w:pPr>
+      <w:r>
+        <w:rPr>
+          <w:rFonts w:hint="default" w:ascii="Times New Roman" w:hAnsi="Times New Roman" w:eastAsia="1rem / 1.5rem google sans text" w:cs="Times New Roman"/>
+          <w:b w:val="0"/>
+          <w:bCs w:val="0"/>
+          <w:color w:val="auto"/>
+          <w:spacing w:val="0"/>
+          <w:kern w:val="0"/>
+          <w:sz w:val="25"/>
+          <w:szCs w:val="25"/>
+          <w:lang w:val="en-US" w:eastAsia="zh-CN" w:bidi="ar"/>
+        </w:rPr>
+        <w:t>Scalability: Provides APIs that make it easy to scale models from a single GPU to multiple GPUs or across multiple machines with minimal code changes.</w:t>
+      </w:r>
+    </w:p>
+    <w:p>
+      <w:pPr>
+        <w:keepNext w:val="0"/>
+        <w:keepLines w:val="0"/>
+        <w:widowControl/>
+        <w:numPr>
+          <w:ilvl w:val="0"/>
+          <w:numId w:val="21"/>
+        </w:numPr>
+        <w:suppressLineNumbers w:val="0"/>
+        <w:tabs>
+          <w:tab w:val="clear" w:pos="420"/>
+        </w:tabs>
+        <w:ind w:left="1200" w:leftChars="0" w:hanging="420" w:firstLineChars="0"/>
+        <w:jc w:val="both"/>
+        <w:rPr>
+          <w:rFonts w:hint="default" w:ascii="Times New Roman" w:hAnsi="Times New Roman" w:eastAsia="1rem / 1.5rem google sans text" w:cs="Times New Roman"/>
+          <w:b w:val="0"/>
+          <w:bCs w:val="0"/>
+          <w:color w:val="auto"/>
+          <w:spacing w:val="0"/>
+          <w:kern w:val="0"/>
+          <w:sz w:val="25"/>
+          <w:szCs w:val="25"/>
+          <w:lang w:val="en-US" w:eastAsia="zh-CN" w:bidi="ar"/>
+        </w:rPr>
+      </w:pPr>
+      <w:r>
+        <w:rPr>
+          <w:rFonts w:hint="default" w:ascii="Times New Roman" w:hAnsi="Times New Roman" w:eastAsia="1rem / 1.5rem google sans text" w:cs="Times New Roman"/>
+          <w:b w:val="0"/>
+          <w:bCs w:val="0"/>
+          <w:color w:val="auto"/>
+          <w:spacing w:val="0"/>
+          <w:kern w:val="0"/>
+          <w:sz w:val="25"/>
+          <w:szCs w:val="25"/>
+          <w:lang w:val="en-US" w:eastAsia="zh-CN" w:bidi="ar"/>
+        </w:rPr>
+        <w:t>Hardware Support: Supports running computations across various hardware devices, including CPUs and GPUs.</w:t>
+      </w:r>
+    </w:p>
+    <w:p>
+      <w:pPr>
+        <w:keepNext w:val="0"/>
+        <w:keepLines w:val="0"/>
+        <w:widowControl/>
+        <w:numPr>
+          <w:ilvl w:val="0"/>
+          <w:numId w:val="21"/>
+        </w:numPr>
+        <w:suppressLineNumbers w:val="0"/>
+        <w:tabs>
+          <w:tab w:val="clear" w:pos="420"/>
+        </w:tabs>
+        <w:ind w:left="1200" w:leftChars="0" w:hanging="420" w:firstLineChars="0"/>
+        <w:jc w:val="both"/>
+        <w:rPr>
+          <w:rFonts w:hint="default" w:ascii="Times New Roman" w:hAnsi="Times New Roman" w:eastAsia="1rem / 1.5rem google sans text" w:cs="Times New Roman"/>
+          <w:b w:val="0"/>
+          <w:bCs w:val="0"/>
+          <w:color w:val="auto"/>
+          <w:spacing w:val="0"/>
+          <w:kern w:val="0"/>
+          <w:sz w:val="25"/>
+          <w:szCs w:val="25"/>
+          <w:lang w:val="en-US" w:eastAsia="zh-CN" w:bidi="ar"/>
+        </w:rPr>
+      </w:pPr>
+      <w:r>
+        <w:rPr>
+          <w:rFonts w:hint="default" w:ascii="Times New Roman" w:hAnsi="Times New Roman" w:eastAsia="1rem / 1.5rem google sans text" w:cs="Times New Roman"/>
+          <w:b w:val="0"/>
+          <w:bCs w:val="0"/>
+          <w:color w:val="auto"/>
+          <w:spacing w:val="0"/>
+          <w:kern w:val="0"/>
+          <w:sz w:val="25"/>
+          <w:szCs w:val="25"/>
+          <w:lang w:val="en-US" w:eastAsia="zh-CN" w:bidi="ar"/>
+        </w:rPr>
+        <w:t>Multi-lingual: Designed for multiple client languages. Python is the primary supported language, with experimental interfaces available for C++, Java, and Go.</w:t>
+      </w:r>
+    </w:p>
+    <w:p>
+      <w:pPr>
+        <w:keepNext w:val="0"/>
+        <w:keepLines w:val="0"/>
+        <w:widowControl/>
+        <w:numPr>
+          <w:ilvl w:val="0"/>
+          <w:numId w:val="21"/>
+        </w:numPr>
+        <w:suppressLineNumbers w:val="0"/>
+        <w:tabs>
+          <w:tab w:val="clear" w:pos="420"/>
+        </w:tabs>
+        <w:ind w:left="1200" w:leftChars="0" w:hanging="420" w:firstLineChars="0"/>
+        <w:jc w:val="both"/>
+        <w:rPr>
+          <w:rFonts w:hint="default" w:ascii="Times New Roman" w:hAnsi="Times New Roman" w:eastAsia="1rem / 1.5rem google sans text" w:cs="Times New Roman"/>
+          <w:b w:val="0"/>
+          <w:bCs w:val="0"/>
+          <w:color w:val="auto"/>
+          <w:spacing w:val="0"/>
+          <w:kern w:val="0"/>
+          <w:sz w:val="25"/>
+          <w:szCs w:val="25"/>
+          <w:lang w:val="en-US" w:eastAsia="zh-CN" w:bidi="ar"/>
+        </w:rPr>
+      </w:pPr>
+      <w:r>
+        <w:rPr>
+          <w:rFonts w:hint="default" w:ascii="Times New Roman" w:hAnsi="Times New Roman" w:eastAsia="1rem / 1.5rem google sans text" w:cs="Times New Roman"/>
+          <w:b w:val="0"/>
+          <w:bCs w:val="0"/>
+          <w:color w:val="auto"/>
+          <w:spacing w:val="0"/>
+          <w:kern w:val="0"/>
+          <w:sz w:val="25"/>
+          <w:szCs w:val="25"/>
+          <w:lang w:val="en-US" w:eastAsia="zh-CN" w:bidi="ar"/>
+        </w:rPr>
+        <w:t>Multi-platform: Available on 64-bit Linux, macOS, and Windows, as well as mobile platforms such as Android and iOS.</w:t>
+      </w:r>
+    </w:p>
+    <w:p>
+      <w:pPr>
+        <w:keepNext w:val="0"/>
+        <w:keepLines w:val="0"/>
+        <w:widowControl/>
+        <w:numPr>
+          <w:ilvl w:val="0"/>
+          <w:numId w:val="21"/>
+        </w:numPr>
+        <w:suppressLineNumbers w:val="0"/>
+        <w:tabs>
+          <w:tab w:val="clear" w:pos="420"/>
+        </w:tabs>
+        <w:ind w:left="1200" w:leftChars="0" w:hanging="420" w:firstLineChars="0"/>
+        <w:jc w:val="both"/>
+        <w:rPr>
+          <w:rFonts w:hint="default" w:ascii="Times New Roman" w:hAnsi="Times New Roman" w:eastAsia="1rem / 1.5rem google sans text" w:cs="Times New Roman"/>
+          <w:b w:val="0"/>
+          <w:bCs w:val="0"/>
+          <w:color w:val="auto"/>
+          <w:spacing w:val="0"/>
+          <w:kern w:val="0"/>
+          <w:sz w:val="25"/>
+          <w:szCs w:val="25"/>
+          <w:lang w:val="en-US" w:eastAsia="zh-CN" w:bidi="ar"/>
+        </w:rPr>
+      </w:pPr>
+      <w:r>
+        <w:rPr>
+          <w:rFonts w:hint="default" w:ascii="Times New Roman" w:hAnsi="Times New Roman" w:eastAsia="1rem / 1.5rem google sans text" w:cs="Times New Roman"/>
+          <w:b w:val="0"/>
+          <w:bCs w:val="0"/>
+          <w:color w:val="auto"/>
+          <w:spacing w:val="0"/>
+          <w:kern w:val="0"/>
+          <w:sz w:val="25"/>
+          <w:szCs w:val="25"/>
+          <w:lang w:val="en-US" w:eastAsia="zh-CN" w:bidi="ar"/>
+        </w:rPr>
+        <w:t>Powerful &amp; Distributed Computing: Employs optimization techniques to enhance mathematical computation performance and can run on devices ranging from smartphones to large-scale computer clusters.</w:t>
+      </w:r>
+    </w:p>
+    <w:p>
+      <w:pPr>
+        <w:keepNext w:val="0"/>
+        <w:keepLines w:val="0"/>
+        <w:widowControl/>
+        <w:numPr>
+          <w:ilvl w:val="0"/>
+          <w:numId w:val="21"/>
+        </w:numPr>
+        <w:suppressLineNumbers w:val="0"/>
+        <w:tabs>
+          <w:tab w:val="clear" w:pos="420"/>
+        </w:tabs>
+        <w:ind w:left="1200" w:leftChars="0" w:hanging="420" w:firstLineChars="0"/>
+        <w:jc w:val="both"/>
+        <w:rPr>
+          <w:rFonts w:hint="default" w:ascii="Times New Roman" w:hAnsi="Times New Roman" w:eastAsia="1rem / 1.5rem google sans text" w:cs="Times New Roman"/>
+          <w:b w:val="0"/>
+          <w:bCs w:val="0"/>
+          <w:color w:val="auto"/>
+          <w:spacing w:val="0"/>
+          <w:kern w:val="0"/>
+          <w:sz w:val="25"/>
+          <w:szCs w:val="25"/>
+          <w:lang w:val="en-US" w:eastAsia="zh-CN" w:bidi="ar"/>
+        </w:rPr>
+      </w:pPr>
+      <w:r>
+        <w:rPr>
+          <w:rFonts w:hint="default" w:ascii="Times New Roman" w:hAnsi="Times New Roman" w:eastAsia="1rem / 1.5rem google sans text" w:cs="Times New Roman"/>
+          <w:b w:val="0"/>
+          <w:bCs w:val="0"/>
+          <w:color w:val="auto"/>
+          <w:spacing w:val="0"/>
+          <w:kern w:val="0"/>
+          <w:sz w:val="25"/>
+          <w:szCs w:val="25"/>
+          <w:lang w:val="en-US" w:eastAsia="zh-CN" w:bidi="ar"/>
+        </w:rPr>
+        <w:t>Why TensorFlow?: Offers easy model building with Keras integration in TensorFlow 2.x, access to pre-trained models via TensorFlow Hub, GPU acceleration, and extensive Google community resources.</w:t>
+      </w:r>
+    </w:p>
+    <w:p>
+      <w:pPr>
+        <w:keepNext w:val="0"/>
+        <w:keepLines w:val="0"/>
+        <w:widowControl/>
+        <w:numPr>
+          <w:numId w:val="0"/>
+        </w:numPr>
+        <w:suppressLineNumbers w:val="0"/>
+        <w:ind w:leftChars="200"/>
+        <w:jc w:val="left"/>
+        <w:rPr>
+          <w:rFonts w:hint="default" w:ascii="Times New Roman" w:hAnsi="Times New Roman" w:eastAsia="1rem / 1.5rem google sans text" w:cs="Times New Roman"/>
+          <w:b/>
+          <w:bCs/>
+          <w:color w:val="3B5F21" w:themeColor="accent4" w:themeShade="80"/>
+          <w:spacing w:val="0"/>
+          <w:kern w:val="0"/>
+          <w:sz w:val="28"/>
+          <w:szCs w:val="28"/>
+          <w:lang w:val="en-US" w:eastAsia="zh-CN" w:bidi="ar"/>
+        </w:rPr>
+      </w:pPr>
+    </w:p>
+    <w:p>
+      <w:pPr>
+        <w:keepNext w:val="0"/>
+        <w:keepLines w:val="0"/>
+        <w:widowControl/>
+        <w:numPr>
+          <w:ilvl w:val="0"/>
+          <w:numId w:val="18"/>
+        </w:numPr>
+        <w:suppressLineNumbers w:val="0"/>
+        <w:ind w:left="400" w:leftChars="200" w:firstLine="0" w:firstLineChars="0"/>
+        <w:jc w:val="both"/>
+        <w:rPr>
+          <w:rFonts w:hint="default" w:ascii="Times New Roman" w:hAnsi="Times New Roman" w:eastAsia="1rem / 1.5rem google sans text" w:cs="Times New Roman"/>
+          <w:b w:val="0"/>
+          <w:bCs w:val="0"/>
+          <w:color w:val="auto"/>
+          <w:spacing w:val="0"/>
+          <w:kern w:val="0"/>
+          <w:sz w:val="28"/>
+          <w:szCs w:val="28"/>
+          <w:lang w:val="en-US" w:eastAsia="zh-CN" w:bidi="ar"/>
+        </w:rPr>
+      </w:pPr>
+      <w:r>
+        <w:rPr>
+          <w:rFonts w:hint="default" w:ascii="Times New Roman" w:hAnsi="Times New Roman" w:eastAsia="1rem / 1.5rem google sans text" w:cs="Times New Roman"/>
+          <w:b/>
+          <w:bCs/>
+          <w:color w:val="3B5F21" w:themeColor="accent4" w:themeShade="80"/>
+          <w:spacing w:val="0"/>
+          <w:kern w:val="0"/>
+          <w:sz w:val="28"/>
+          <w:szCs w:val="28"/>
+          <w:lang w:val="en-US" w:eastAsia="zh-CN" w:bidi="ar"/>
+        </w:rPr>
+        <w:t xml:space="preserve">Example Implementation Workflow: MNIST Digit Recognition: </w:t>
+      </w:r>
+      <w:r>
+        <w:rPr>
+          <w:rFonts w:hint="default" w:ascii="Times New Roman" w:hAnsi="Times New Roman" w:eastAsia="1rem / 1.5rem google sans text" w:cs="Times New Roman"/>
+          <w:b w:val="0"/>
+          <w:bCs w:val="0"/>
+          <w:color w:val="auto"/>
+          <w:spacing w:val="0"/>
+          <w:kern w:val="0"/>
+          <w:sz w:val="28"/>
+          <w:szCs w:val="28"/>
+          <w:lang w:val="en-US" w:eastAsia="zh-CN" w:bidi="ar"/>
+        </w:rPr>
+        <w:t>The slides demonstrate a step-by-step technical pipeline using TensorFlow to solve the MNIST handwritten digit recognition task:</w:t>
+      </w:r>
+    </w:p>
+    <w:p>
+      <w:pPr>
+        <w:keepNext w:val="0"/>
+        <w:keepLines w:val="0"/>
+        <w:widowControl/>
+        <w:numPr>
+          <w:ilvl w:val="0"/>
+          <w:numId w:val="22"/>
+        </w:numPr>
+        <w:suppressLineNumbers w:val="0"/>
+        <w:tabs>
+          <w:tab w:val="clear" w:pos="420"/>
+        </w:tabs>
+        <w:ind w:left="1200" w:leftChars="0" w:hanging="420" w:firstLineChars="0"/>
+        <w:jc w:val="both"/>
+        <w:rPr>
+          <w:rFonts w:hint="default" w:ascii="Times New Roman" w:hAnsi="Times New Roman" w:eastAsia="1rem / 1.5rem google sans text" w:cs="Times New Roman"/>
+          <w:b w:val="0"/>
+          <w:bCs w:val="0"/>
+          <w:color w:val="auto"/>
+          <w:spacing w:val="0"/>
+          <w:kern w:val="0"/>
+          <w:sz w:val="28"/>
+          <w:szCs w:val="28"/>
+          <w:lang w:val="en-US" w:eastAsia="zh-CN" w:bidi="ar"/>
+        </w:rPr>
+      </w:pPr>
+      <w:r>
+        <w:rPr>
+          <w:rFonts w:hint="default" w:ascii="Times New Roman" w:hAnsi="Times New Roman" w:eastAsia="1rem / 1.5rem google sans text" w:cs="Times New Roman"/>
+          <w:b w:val="0"/>
+          <w:bCs w:val="0"/>
+          <w:color w:val="auto"/>
+          <w:spacing w:val="0"/>
+          <w:kern w:val="0"/>
+          <w:sz w:val="28"/>
+          <w:szCs w:val="28"/>
+          <w:lang w:val="en-US" w:eastAsia="zh-CN" w:bidi="ar"/>
+        </w:rPr>
+        <w:t>Data Preparation: Involves loading the MNIST dataset containing 60,000 training images/labels and 10,000 testing images/labels.</w:t>
+      </w:r>
+    </w:p>
+    <w:p>
+      <w:pPr>
+        <w:keepNext w:val="0"/>
+        <w:keepLines w:val="0"/>
+        <w:widowControl/>
+        <w:numPr>
+          <w:ilvl w:val="0"/>
+          <w:numId w:val="22"/>
+        </w:numPr>
+        <w:suppressLineNumbers w:val="0"/>
+        <w:tabs>
+          <w:tab w:val="clear" w:pos="420"/>
+        </w:tabs>
+        <w:ind w:left="1200" w:leftChars="0" w:hanging="420" w:firstLineChars="0"/>
+        <w:jc w:val="both"/>
+        <w:rPr>
+          <w:rFonts w:hint="default" w:ascii="Times New Roman" w:hAnsi="Times New Roman" w:eastAsia="1rem / 1.5rem google sans text" w:cs="Times New Roman"/>
+          <w:b w:val="0"/>
+          <w:bCs w:val="0"/>
+          <w:color w:val="auto"/>
+          <w:spacing w:val="0"/>
+          <w:kern w:val="0"/>
+          <w:sz w:val="28"/>
+          <w:szCs w:val="28"/>
+          <w:lang w:val="en-US" w:eastAsia="zh-CN" w:bidi="ar"/>
+        </w:rPr>
+      </w:pPr>
+      <w:r>
+        <w:rPr>
+          <w:rFonts w:hint="default" w:ascii="Times New Roman" w:hAnsi="Times New Roman" w:eastAsia="1rem / 1.5rem google sans text" w:cs="Times New Roman"/>
+          <w:b w:val="0"/>
+          <w:bCs w:val="0"/>
+          <w:color w:val="auto"/>
+          <w:spacing w:val="0"/>
+          <w:kern w:val="0"/>
+          <w:sz w:val="28"/>
+          <w:szCs w:val="28"/>
+          <w:lang w:val="en-US" w:eastAsia="zh-CN" w:bidi="ar"/>
+        </w:rPr>
+        <w:t>Network Structure Definition: Defines the core model architecture (e.g., Softmax Regression) expressed through matrix multiplication and vector addition.</w:t>
+      </w:r>
+    </w:p>
+    <w:p>
+      <w:pPr>
+        <w:keepNext w:val="0"/>
+        <w:keepLines w:val="0"/>
+        <w:widowControl/>
+        <w:numPr>
+          <w:ilvl w:val="0"/>
+          <w:numId w:val="22"/>
+        </w:numPr>
+        <w:suppressLineNumbers w:val="0"/>
+        <w:tabs>
+          <w:tab w:val="clear" w:pos="420"/>
+        </w:tabs>
+        <w:ind w:left="1200" w:leftChars="0" w:hanging="420" w:firstLineChars="0"/>
+        <w:jc w:val="both"/>
+        <w:rPr>
+          <w:rFonts w:hint="default" w:ascii="Times New Roman" w:hAnsi="Times New Roman" w:eastAsia="1rem / 1.5rem google sans text" w:cs="Times New Roman"/>
+          <w:b w:val="0"/>
+          <w:bCs w:val="0"/>
+          <w:color w:val="auto"/>
+          <w:spacing w:val="0"/>
+          <w:kern w:val="0"/>
+          <w:sz w:val="28"/>
+          <w:szCs w:val="28"/>
+          <w:lang w:val="en-US" w:eastAsia="zh-CN" w:bidi="ar"/>
+        </w:rPr>
+      </w:pPr>
+      <w:r>
+        <w:rPr>
+          <w:rFonts w:hint="default" w:ascii="Times New Roman" w:hAnsi="Times New Roman" w:eastAsia="1rem / 1.5rem google sans text" w:cs="Times New Roman"/>
+          <w:b w:val="0"/>
+          <w:bCs w:val="0"/>
+          <w:color w:val="auto"/>
+          <w:spacing w:val="0"/>
+          <w:kern w:val="0"/>
+          <w:sz w:val="28"/>
+          <w:szCs w:val="28"/>
+          <w:lang w:val="en-US" w:eastAsia="zh-CN" w:bidi="ar"/>
+        </w:rPr>
+        <w:t>Network Compilation: Configures three essential training components:</w:t>
+      </w:r>
+    </w:p>
+    <w:p>
+      <w:pPr>
+        <w:keepNext w:val="0"/>
+        <w:keepLines w:val="0"/>
+        <w:widowControl/>
+        <w:numPr>
+          <w:ilvl w:val="0"/>
+          <w:numId w:val="23"/>
+        </w:numPr>
+        <w:suppressLineNumbers w:val="0"/>
+        <w:tabs>
+          <w:tab w:val="clear" w:pos="420"/>
+        </w:tabs>
+        <w:ind w:left="1600" w:leftChars="0" w:hanging="420" w:firstLineChars="0"/>
+        <w:jc w:val="both"/>
+        <w:rPr>
+          <w:rFonts w:hint="default" w:ascii="Times New Roman" w:hAnsi="Times New Roman" w:eastAsia="1rem / 1.5rem google sans text" w:cs="Times New Roman"/>
+          <w:b w:val="0"/>
+          <w:bCs w:val="0"/>
+          <w:color w:val="auto"/>
+          <w:spacing w:val="0"/>
+          <w:kern w:val="0"/>
+          <w:sz w:val="28"/>
+          <w:szCs w:val="28"/>
+          <w:lang w:val="en-US" w:eastAsia="zh-CN" w:bidi="ar"/>
+        </w:rPr>
+      </w:pPr>
+      <w:r>
+        <w:rPr>
+          <w:rFonts w:hint="default" w:ascii="Times New Roman" w:hAnsi="Times New Roman" w:eastAsia="1rem / 1.5rem google sans text" w:cs="Times New Roman"/>
+          <w:b w:val="0"/>
+          <w:bCs w:val="0"/>
+          <w:color w:val="auto"/>
+          <w:spacing w:val="0"/>
+          <w:kern w:val="0"/>
+          <w:sz w:val="28"/>
+          <w:szCs w:val="28"/>
+          <w:lang w:val="en-US" w:eastAsia="zh-CN" w:bidi="ar"/>
+        </w:rPr>
+        <w:t>Loss function: Measures output accuracy (e.g., categorical_crossentropy).</w:t>
+      </w:r>
+    </w:p>
+    <w:p>
+      <w:pPr>
+        <w:keepNext w:val="0"/>
+        <w:keepLines w:val="0"/>
+        <w:widowControl/>
+        <w:numPr>
+          <w:ilvl w:val="0"/>
+          <w:numId w:val="23"/>
+        </w:numPr>
+        <w:suppressLineNumbers w:val="0"/>
+        <w:tabs>
+          <w:tab w:val="clear" w:pos="420"/>
+        </w:tabs>
+        <w:ind w:left="1600" w:leftChars="0" w:hanging="420" w:firstLineChars="0"/>
+        <w:jc w:val="both"/>
+        <w:rPr>
+          <w:rFonts w:hint="default" w:ascii="Times New Roman" w:hAnsi="Times New Roman" w:eastAsia="1rem / 1.5rem google sans text" w:cs="Times New Roman"/>
+          <w:b w:val="0"/>
+          <w:bCs w:val="0"/>
+          <w:color w:val="auto"/>
+          <w:spacing w:val="0"/>
+          <w:kern w:val="0"/>
+          <w:sz w:val="28"/>
+          <w:szCs w:val="28"/>
+          <w:lang w:val="en-US" w:eastAsia="zh-CN" w:bidi="ar"/>
+        </w:rPr>
+      </w:pPr>
+      <w:r>
+        <w:rPr>
+          <w:rFonts w:hint="default" w:ascii="Times New Roman" w:hAnsi="Times New Roman" w:eastAsia="1rem / 1.5rem google sans text" w:cs="Times New Roman"/>
+          <w:b w:val="0"/>
+          <w:bCs w:val="0"/>
+          <w:color w:val="auto"/>
+          <w:spacing w:val="0"/>
+          <w:kern w:val="0"/>
+          <w:sz w:val="28"/>
+          <w:szCs w:val="28"/>
+          <w:lang w:val="en-US" w:eastAsia="zh-CN" w:bidi="ar"/>
+        </w:rPr>
+        <w:t>Optimizer: Determines how model weights are updated (e.g., AdamOptimizer).</w:t>
+      </w:r>
+    </w:p>
+    <w:p>
+      <w:pPr>
+        <w:keepNext w:val="0"/>
+        <w:keepLines w:val="0"/>
+        <w:widowControl/>
+        <w:numPr>
+          <w:ilvl w:val="0"/>
+          <w:numId w:val="23"/>
+        </w:numPr>
+        <w:suppressLineNumbers w:val="0"/>
+        <w:tabs>
+          <w:tab w:val="clear" w:pos="420"/>
+        </w:tabs>
+        <w:ind w:left="1600" w:leftChars="0" w:hanging="420" w:firstLineChars="0"/>
+        <w:jc w:val="both"/>
+        <w:rPr>
+          <w:rFonts w:hint="default" w:ascii="Times New Roman" w:hAnsi="Times New Roman" w:eastAsia="1rem / 1.5rem google sans text" w:cs="Times New Roman"/>
+          <w:b w:val="0"/>
+          <w:bCs w:val="0"/>
+          <w:color w:val="auto"/>
+          <w:spacing w:val="0"/>
+          <w:kern w:val="0"/>
+          <w:sz w:val="28"/>
+          <w:szCs w:val="28"/>
+          <w:lang w:val="en-US" w:eastAsia="zh-CN" w:bidi="ar"/>
+        </w:rPr>
+      </w:pPr>
+      <w:r>
+        <w:rPr>
+          <w:rFonts w:hint="default" w:ascii="Times New Roman" w:hAnsi="Times New Roman" w:eastAsia="1rem / 1.5rem google sans text" w:cs="Times New Roman"/>
+          <w:b w:val="0"/>
+          <w:bCs w:val="0"/>
+          <w:color w:val="auto"/>
+          <w:spacing w:val="0"/>
+          <w:kern w:val="0"/>
+          <w:sz w:val="28"/>
+          <w:szCs w:val="28"/>
+          <w:lang w:val="en-US" w:eastAsia="zh-CN" w:bidi="ar"/>
+        </w:rPr>
+        <w:t>Metrics: Tracks performance during training (e.g., categorical_accuracy).</w:t>
+      </w:r>
+    </w:p>
+    <w:p>
+      <w:pPr>
+        <w:keepNext w:val="0"/>
+        <w:keepLines w:val="0"/>
+        <w:widowControl/>
+        <w:numPr>
+          <w:ilvl w:val="0"/>
+          <w:numId w:val="24"/>
+        </w:numPr>
+        <w:suppressLineNumbers w:val="0"/>
+        <w:tabs>
+          <w:tab w:val="clear" w:pos="420"/>
+        </w:tabs>
+        <w:ind w:left="1200" w:leftChars="0" w:hanging="420" w:firstLineChars="0"/>
+        <w:jc w:val="both"/>
+        <w:rPr>
+          <w:rFonts w:hint="default" w:ascii="Times New Roman" w:hAnsi="Times New Roman" w:eastAsia="1rem / 1.5rem google sans text" w:cs="Times New Roman"/>
+          <w:b w:val="0"/>
+          <w:bCs w:val="0"/>
+          <w:color w:val="auto"/>
+          <w:spacing w:val="0"/>
+          <w:kern w:val="0"/>
+          <w:sz w:val="28"/>
+          <w:szCs w:val="28"/>
+          <w:lang w:val="en-US" w:eastAsia="zh-CN" w:bidi="ar"/>
+        </w:rPr>
+      </w:pPr>
+      <w:r>
+        <w:rPr>
+          <w:rFonts w:hint="default" w:ascii="Times New Roman" w:hAnsi="Times New Roman" w:eastAsia="1rem / 1.5rem google sans text" w:cs="Times New Roman"/>
+          <w:b w:val="0"/>
+          <w:bCs w:val="0"/>
+          <w:color w:val="auto"/>
+          <w:spacing w:val="0"/>
+          <w:kern w:val="0"/>
+          <w:sz w:val="28"/>
+          <w:szCs w:val="28"/>
+          <w:lang w:val="en-US" w:eastAsia="zh-CN" w:bidi="ar"/>
+        </w:rPr>
+        <w:t>Model Training: Executed via model.fit over batch iterations; an epoch represents one full pass through the entire training dataset.</w:t>
+      </w:r>
+    </w:p>
+    <w:p>
+      <w:pPr>
+        <w:keepNext w:val="0"/>
+        <w:keepLines w:val="0"/>
+        <w:widowControl/>
+        <w:numPr>
+          <w:ilvl w:val="0"/>
+          <w:numId w:val="24"/>
+        </w:numPr>
+        <w:suppressLineNumbers w:val="0"/>
+        <w:tabs>
+          <w:tab w:val="clear" w:pos="420"/>
+        </w:tabs>
+        <w:ind w:left="1200" w:leftChars="0" w:hanging="420" w:firstLineChars="0"/>
+        <w:jc w:val="both"/>
+        <w:rPr>
+          <w:rFonts w:hint="default" w:ascii="Times New Roman" w:hAnsi="Times New Roman" w:eastAsia="1rem / 1.5rem google sans text" w:cs="Times New Roman"/>
+          <w:b w:val="0"/>
+          <w:bCs w:val="0"/>
+          <w:color w:val="auto"/>
+          <w:spacing w:val="0"/>
+          <w:kern w:val="0"/>
+          <w:sz w:val="28"/>
+          <w:szCs w:val="28"/>
+          <w:lang w:val="en-US" w:eastAsia="zh-CN" w:bidi="ar"/>
+        </w:rPr>
+      </w:pPr>
+      <w:r>
+        <w:rPr>
+          <w:rFonts w:hint="default" w:ascii="Times New Roman" w:hAnsi="Times New Roman" w:eastAsia="1rem / 1.5rem google sans text" w:cs="Times New Roman"/>
+          <w:b w:val="0"/>
+          <w:bCs w:val="0"/>
+          <w:color w:val="auto"/>
+          <w:spacing w:val="0"/>
+          <w:kern w:val="0"/>
+          <w:sz w:val="28"/>
+          <w:szCs w:val="28"/>
+          <w:lang w:val="en-US" w:eastAsia="zh-CN" w:bidi="ar"/>
+        </w:rPr>
+        <w:t>Model Evaluation: Tested using model.evaluate, which compares predicted results against groundtruth labels to output the loss value and test accuracy.</w:t>
+      </w:r>
+    </w:p>
+    <w:p>
+      <w:pPr>
+        <w:keepNext w:val="0"/>
+        <w:keepLines w:val="0"/>
+        <w:widowControl/>
+        <w:numPr>
+          <w:numId w:val="0"/>
+        </w:numPr>
+        <w:suppressLineNumbers w:val="0"/>
+        <w:ind w:leftChars="200"/>
+        <w:jc w:val="both"/>
+        <w:rPr>
+          <w:rFonts w:hint="default" w:ascii="Times New Roman" w:hAnsi="Times New Roman" w:eastAsia="1rem / 1.5rem google sans text" w:cs="Times New Roman"/>
+          <w:b w:val="0"/>
+          <w:bCs w:val="0"/>
+          <w:color w:val="auto"/>
+          <w:spacing w:val="0"/>
+          <w:kern w:val="0"/>
+          <w:sz w:val="28"/>
+          <w:szCs w:val="28"/>
+          <w:lang w:val="en-US" w:eastAsia="zh-CN" w:bidi="ar"/>
+        </w:rPr>
+      </w:pPr>
+    </w:p>
+    <w:p>
+      <w:pPr>
+        <w:numPr>
+          <w:ilvl w:val="0"/>
+          <w:numId w:val="1"/>
+        </w:numPr>
+        <w:rPr>
+          <w:rFonts w:hint="default" w:ascii="Times New Roman" w:hAnsi="Times New Roman" w:cs="Times New Roman"/>
+          <w:b/>
+          <w:bCs/>
+          <w:i/>
+          <w:iCs/>
+          <w:color w:val="843F0B" w:themeColor="accent2" w:themeShade="80"/>
+          <w:sz w:val="32"/>
+          <w:szCs w:val="32"/>
+          <w:lang w:val="en-US"/>
+        </w:rPr>
+      </w:pPr>
+      <w:r>
+        <w:rPr>
+          <w:rFonts w:hint="default" w:ascii="Times New Roman" w:hAnsi="Times New Roman" w:cs="Times New Roman"/>
+          <w:b/>
+          <w:bCs/>
+          <w:i/>
+          <w:iCs/>
+          <w:color w:val="843F0B" w:themeColor="accent2" w:themeShade="80"/>
+          <w:sz w:val="32"/>
+          <w:szCs w:val="32"/>
+          <w:lang w:val="en-US"/>
+        </w:rPr>
+        <w:t>APPLICATIONS OF MACHINE LEARNING</w:t>
+      </w:r>
+    </w:p>
+    <w:p>
+      <w:pPr>
+        <w:keepNext w:val="0"/>
+        <w:keepLines w:val="0"/>
+        <w:widowControl/>
+        <w:numPr>
+          <w:ilvl w:val="0"/>
+          <w:numId w:val="25"/>
+        </w:numPr>
+        <w:suppressLineNumbers w:val="0"/>
+        <w:ind w:leftChars="200"/>
+        <w:jc w:val="left"/>
+        <w:rPr>
+          <w:rFonts w:hint="default" w:ascii="Times New Roman" w:hAnsi="Times New Roman" w:eastAsia="1rem / 1.5rem google sans text" w:cs="Times New Roman"/>
+          <w:b/>
+          <w:bCs/>
+          <w:color w:val="3B5F21" w:themeColor="accent4" w:themeShade="80"/>
+          <w:spacing w:val="0"/>
+          <w:kern w:val="0"/>
+          <w:sz w:val="28"/>
+          <w:szCs w:val="28"/>
+          <w:lang w:val="en-US" w:eastAsia="zh-CN" w:bidi="ar"/>
+        </w:rPr>
+      </w:pPr>
+      <w:r>
+        <w:rPr>
+          <w:rFonts w:hint="default" w:ascii="Times New Roman" w:hAnsi="Times New Roman" w:eastAsia="1rem / 1.5rem google sans text" w:cs="Times New Roman"/>
+          <w:b/>
+          <w:bCs/>
+          <w:color w:val="3B5F21" w:themeColor="accent4" w:themeShade="80"/>
+          <w:spacing w:val="0"/>
+          <w:kern w:val="0"/>
+          <w:sz w:val="28"/>
+          <w:szCs w:val="28"/>
+          <w:lang w:val="en-US" w:eastAsia="zh-CN" w:bidi="ar"/>
+        </w:rPr>
+        <w:t>Computer Vision</w:t>
+      </w:r>
+    </w:p>
+    <w:p>
+      <w:pPr>
+        <w:keepNext w:val="0"/>
+        <w:keepLines w:val="0"/>
+        <w:widowControl/>
+        <w:numPr>
+          <w:ilvl w:val="0"/>
+          <w:numId w:val="26"/>
+        </w:numPr>
+        <w:suppressLineNumbers w:val="0"/>
+        <w:tabs>
+          <w:tab w:val="clear" w:pos="420"/>
+        </w:tabs>
+        <w:ind w:left="1200" w:leftChars="0" w:hanging="420" w:firstLineChars="0"/>
+        <w:jc w:val="both"/>
+        <w:rPr>
+          <w:rFonts w:hint="default" w:ascii="Times New Roman" w:hAnsi="Times New Roman" w:eastAsia="1rem / 1.5rem google sans text" w:cs="Times New Roman"/>
+          <w:b w:val="0"/>
+          <w:bCs w:val="0"/>
+          <w:color w:val="auto"/>
+          <w:spacing w:val="0"/>
+          <w:kern w:val="0"/>
+          <w:sz w:val="25"/>
+          <w:szCs w:val="25"/>
+          <w:lang w:val="en-US" w:eastAsia="zh-CN" w:bidi="ar"/>
+        </w:rPr>
+      </w:pPr>
+      <w:r>
+        <w:rPr>
+          <w:rFonts w:hint="default" w:ascii="Times New Roman" w:hAnsi="Times New Roman" w:eastAsia="1rem / 1.5rem google sans text" w:cs="Times New Roman"/>
+          <w:b w:val="0"/>
+          <w:bCs w:val="0"/>
+          <w:color w:val="auto"/>
+          <w:spacing w:val="0"/>
+          <w:kern w:val="0"/>
+          <w:sz w:val="25"/>
+          <w:szCs w:val="25"/>
+          <w:lang w:val="en-US" w:eastAsia="zh-CN" w:bidi="ar"/>
+        </w:rPr>
+        <w:t>Core Concept: Focuses on how machines perceive, interpret, and process visual information from the surrounding world.</w:t>
+      </w:r>
+    </w:p>
+    <w:p>
+      <w:pPr>
+        <w:keepNext w:val="0"/>
+        <w:keepLines w:val="0"/>
+        <w:widowControl/>
+        <w:numPr>
+          <w:ilvl w:val="0"/>
+          <w:numId w:val="26"/>
+        </w:numPr>
+        <w:suppressLineNumbers w:val="0"/>
+        <w:tabs>
+          <w:tab w:val="clear" w:pos="420"/>
+        </w:tabs>
+        <w:ind w:left="1200" w:leftChars="0" w:hanging="420" w:firstLineChars="0"/>
+        <w:jc w:val="both"/>
+        <w:rPr>
+          <w:rFonts w:hint="default" w:ascii="Times New Roman" w:hAnsi="Times New Roman" w:eastAsia="1rem / 1.5rem google sans text" w:cs="Times New Roman"/>
+          <w:b w:val="0"/>
+          <w:bCs w:val="0"/>
+          <w:color w:val="auto"/>
+          <w:spacing w:val="0"/>
+          <w:kern w:val="0"/>
+          <w:sz w:val="25"/>
+          <w:szCs w:val="25"/>
+          <w:lang w:val="en-US" w:eastAsia="zh-CN" w:bidi="ar"/>
+        </w:rPr>
+      </w:pPr>
+      <w:r>
+        <w:rPr>
+          <w:rFonts w:hint="default" w:ascii="Times New Roman" w:hAnsi="Times New Roman" w:eastAsia="1rem / 1.5rem google sans text" w:cs="Times New Roman"/>
+          <w:b w:val="0"/>
+          <w:bCs w:val="0"/>
+          <w:color w:val="auto"/>
+          <w:spacing w:val="0"/>
+          <w:kern w:val="0"/>
+          <w:sz w:val="25"/>
+          <w:szCs w:val="25"/>
+          <w:lang w:val="en-US" w:eastAsia="zh-CN" w:bidi="ar"/>
+        </w:rPr>
+        <w:t>Key Challenges: Variations in view points, illumination, scale, and occlusion.</w:t>
+      </w:r>
+    </w:p>
+    <w:p>
+      <w:pPr>
+        <w:keepNext w:val="0"/>
+        <w:keepLines w:val="0"/>
+        <w:widowControl/>
+        <w:numPr>
+          <w:ilvl w:val="0"/>
+          <w:numId w:val="26"/>
+        </w:numPr>
+        <w:suppressLineNumbers w:val="0"/>
+        <w:tabs>
+          <w:tab w:val="clear" w:pos="420"/>
+        </w:tabs>
+        <w:ind w:left="1200" w:leftChars="0" w:hanging="420" w:firstLineChars="0"/>
+        <w:jc w:val="both"/>
+        <w:rPr>
+          <w:rFonts w:hint="default" w:ascii="Times New Roman" w:hAnsi="Times New Roman" w:eastAsia="1rem / 1.5rem google sans text" w:cs="Times New Roman"/>
+          <w:b w:val="0"/>
+          <w:bCs w:val="0"/>
+          <w:color w:val="auto"/>
+          <w:spacing w:val="0"/>
+          <w:kern w:val="0"/>
+          <w:sz w:val="25"/>
+          <w:szCs w:val="25"/>
+          <w:lang w:val="en-US" w:eastAsia="zh-CN" w:bidi="ar"/>
+        </w:rPr>
+      </w:pPr>
+      <w:r>
+        <w:rPr>
+          <w:rFonts w:hint="default" w:ascii="Times New Roman" w:hAnsi="Times New Roman" w:eastAsia="1rem / 1.5rem google sans text" w:cs="Times New Roman"/>
+          <w:b w:val="0"/>
+          <w:bCs w:val="0"/>
+          <w:color w:val="auto"/>
+          <w:spacing w:val="0"/>
+          <w:kern w:val="0"/>
+          <w:sz w:val="25"/>
+          <w:szCs w:val="25"/>
+          <w:lang w:val="en-US" w:eastAsia="zh-CN" w:bidi="ar"/>
+        </w:rPr>
+        <w:t>Major Applications:</w:t>
+      </w:r>
+    </w:p>
+    <w:p>
+      <w:pPr>
+        <w:keepNext w:val="0"/>
+        <w:keepLines w:val="0"/>
+        <w:widowControl/>
+        <w:numPr>
+          <w:ilvl w:val="0"/>
+          <w:numId w:val="27"/>
+        </w:numPr>
+        <w:suppressLineNumbers w:val="0"/>
+        <w:tabs>
+          <w:tab w:val="clear" w:pos="420"/>
+        </w:tabs>
+        <w:ind w:left="1600" w:leftChars="0" w:hanging="420" w:firstLineChars="0"/>
+        <w:jc w:val="both"/>
+        <w:rPr>
+          <w:rFonts w:hint="default" w:ascii="Times New Roman" w:hAnsi="Times New Roman" w:eastAsia="1rem / 1.5rem google sans text" w:cs="Times New Roman"/>
+          <w:b w:val="0"/>
+          <w:bCs w:val="0"/>
+          <w:color w:val="auto"/>
+          <w:spacing w:val="0"/>
+          <w:kern w:val="0"/>
+          <w:sz w:val="25"/>
+          <w:szCs w:val="25"/>
+          <w:lang w:val="en-US" w:eastAsia="zh-CN" w:bidi="ar"/>
+        </w:rPr>
+      </w:pPr>
+      <w:r>
+        <w:rPr>
+          <w:rFonts w:hint="default" w:ascii="Times New Roman" w:hAnsi="Times New Roman" w:eastAsia="1rem / 1.5rem google sans text" w:cs="Times New Roman"/>
+          <w:b w:val="0"/>
+          <w:bCs w:val="0"/>
+          <w:color w:val="auto"/>
+          <w:spacing w:val="0"/>
+          <w:kern w:val="0"/>
+          <w:sz w:val="25"/>
+          <w:szCs w:val="25"/>
+          <w:lang w:val="en-US" w:eastAsia="zh-CN" w:bidi="ar"/>
+        </w:rPr>
+        <w:t>Image Recognition: Identifying objects, people, text, or scenes in images.</w:t>
+      </w:r>
+    </w:p>
+    <w:p>
+      <w:pPr>
+        <w:keepNext w:val="0"/>
+        <w:keepLines w:val="0"/>
+        <w:widowControl/>
+        <w:numPr>
+          <w:ilvl w:val="0"/>
+          <w:numId w:val="27"/>
+        </w:numPr>
+        <w:suppressLineNumbers w:val="0"/>
+        <w:tabs>
+          <w:tab w:val="clear" w:pos="420"/>
+        </w:tabs>
+        <w:ind w:left="1600" w:leftChars="0" w:hanging="420" w:firstLineChars="0"/>
+        <w:jc w:val="both"/>
+        <w:rPr>
+          <w:rFonts w:hint="default" w:ascii="Times New Roman" w:hAnsi="Times New Roman" w:eastAsia="1rem / 1.5rem google sans text" w:cs="Times New Roman"/>
+          <w:b w:val="0"/>
+          <w:bCs w:val="0"/>
+          <w:color w:val="auto"/>
+          <w:spacing w:val="0"/>
+          <w:kern w:val="0"/>
+          <w:sz w:val="25"/>
+          <w:szCs w:val="25"/>
+          <w:lang w:val="en-US" w:eastAsia="zh-CN" w:bidi="ar"/>
+        </w:rPr>
+      </w:pPr>
+      <w:r>
+        <w:rPr>
+          <w:rFonts w:hint="default" w:ascii="Times New Roman" w:hAnsi="Times New Roman" w:eastAsia="1rem / 1.5rem google sans text" w:cs="Times New Roman"/>
+          <w:b w:val="0"/>
+          <w:bCs w:val="0"/>
+          <w:color w:val="auto"/>
+          <w:spacing w:val="0"/>
+          <w:kern w:val="0"/>
+          <w:sz w:val="25"/>
+          <w:szCs w:val="25"/>
+          <w:lang w:val="en-US" w:eastAsia="zh-CN" w:bidi="ar"/>
+        </w:rPr>
+        <w:t>Facial Recognition: Detecting and verifying faces for security, biometrics, authentication, and electronic attendance.</w:t>
+      </w:r>
+    </w:p>
+    <w:p>
+      <w:pPr>
+        <w:keepNext w:val="0"/>
+        <w:keepLines w:val="0"/>
+        <w:widowControl/>
+        <w:numPr>
+          <w:ilvl w:val="0"/>
+          <w:numId w:val="27"/>
+        </w:numPr>
+        <w:suppressLineNumbers w:val="0"/>
+        <w:tabs>
+          <w:tab w:val="clear" w:pos="420"/>
+        </w:tabs>
+        <w:ind w:left="1600" w:leftChars="0" w:hanging="420" w:firstLineChars="0"/>
+        <w:jc w:val="both"/>
+        <w:rPr>
+          <w:rFonts w:hint="default" w:ascii="Times New Roman" w:hAnsi="Times New Roman" w:eastAsia="1rem / 1.5rem google sans text" w:cs="Times New Roman"/>
+          <w:b w:val="0"/>
+          <w:bCs w:val="0"/>
+          <w:color w:val="auto"/>
+          <w:spacing w:val="0"/>
+          <w:kern w:val="0"/>
+          <w:sz w:val="25"/>
+          <w:szCs w:val="25"/>
+          <w:lang w:val="en-US" w:eastAsia="zh-CN" w:bidi="ar"/>
+        </w:rPr>
+      </w:pPr>
+      <w:r>
+        <w:rPr>
+          <w:rFonts w:hint="default" w:ascii="Times New Roman" w:hAnsi="Times New Roman" w:eastAsia="1rem / 1.5rem google sans text" w:cs="Times New Roman"/>
+          <w:b w:val="0"/>
+          <w:bCs w:val="0"/>
+          <w:color w:val="auto"/>
+          <w:spacing w:val="0"/>
+          <w:kern w:val="0"/>
+          <w:sz w:val="25"/>
+          <w:szCs w:val="25"/>
+          <w:lang w:val="en-US" w:eastAsia="zh-CN" w:bidi="ar"/>
+        </w:rPr>
+        <w:t>Object Detection: Locating multiple objects in an image or video, such as automatically detecting defective fruits.</w:t>
+      </w:r>
+    </w:p>
+    <w:p>
+      <w:pPr>
+        <w:keepNext w:val="0"/>
+        <w:keepLines w:val="0"/>
+        <w:widowControl/>
+        <w:numPr>
+          <w:ilvl w:val="0"/>
+          <w:numId w:val="27"/>
+        </w:numPr>
+        <w:suppressLineNumbers w:val="0"/>
+        <w:tabs>
+          <w:tab w:val="clear" w:pos="420"/>
+        </w:tabs>
+        <w:ind w:left="1600" w:leftChars="0" w:hanging="420" w:firstLineChars="0"/>
+        <w:jc w:val="both"/>
+        <w:rPr>
+          <w:rFonts w:hint="default" w:ascii="Times New Roman" w:hAnsi="Times New Roman" w:eastAsia="1rem / 1.5rem google sans text" w:cs="Times New Roman"/>
+          <w:b w:val="0"/>
+          <w:bCs w:val="0"/>
+          <w:color w:val="auto"/>
+          <w:spacing w:val="0"/>
+          <w:kern w:val="0"/>
+          <w:sz w:val="25"/>
+          <w:szCs w:val="25"/>
+          <w:lang w:val="en-US" w:eastAsia="zh-CN" w:bidi="ar"/>
+        </w:rPr>
+      </w:pPr>
+      <w:r>
+        <w:rPr>
+          <w:rFonts w:hint="default" w:ascii="Times New Roman" w:hAnsi="Times New Roman" w:eastAsia="1rem / 1.5rem google sans text" w:cs="Times New Roman"/>
+          <w:b w:val="0"/>
+          <w:bCs w:val="0"/>
+          <w:color w:val="auto"/>
+          <w:spacing w:val="0"/>
+          <w:kern w:val="0"/>
+          <w:sz w:val="25"/>
+          <w:szCs w:val="25"/>
+          <w:lang w:val="en-US" w:eastAsia="zh-CN" w:bidi="ar"/>
+        </w:rPr>
+        <w:t>Medical Imaging: Detecting anomalies in MRIs, X-rays, and CT scans (e.g., early detection of lung cancer).</w:t>
+      </w:r>
+    </w:p>
+    <w:p>
+      <w:pPr>
+        <w:keepNext w:val="0"/>
+        <w:keepLines w:val="0"/>
+        <w:widowControl/>
+        <w:numPr>
+          <w:ilvl w:val="0"/>
+          <w:numId w:val="27"/>
+        </w:numPr>
+        <w:suppressLineNumbers w:val="0"/>
+        <w:tabs>
+          <w:tab w:val="clear" w:pos="420"/>
+        </w:tabs>
+        <w:ind w:left="1600" w:leftChars="0" w:hanging="420" w:firstLineChars="0"/>
+        <w:jc w:val="both"/>
+        <w:rPr>
+          <w:rFonts w:hint="default" w:ascii="Times New Roman" w:hAnsi="Times New Roman" w:eastAsia="1rem / 1.5rem google sans text" w:cs="Times New Roman"/>
+          <w:b w:val="0"/>
+          <w:bCs w:val="0"/>
+          <w:color w:val="auto"/>
+          <w:spacing w:val="0"/>
+          <w:kern w:val="0"/>
+          <w:sz w:val="25"/>
+          <w:szCs w:val="25"/>
+          <w:lang w:val="en-US" w:eastAsia="zh-CN" w:bidi="ar"/>
+        </w:rPr>
+      </w:pPr>
+      <w:r>
+        <w:rPr>
+          <w:rFonts w:hint="default" w:ascii="Times New Roman" w:hAnsi="Times New Roman" w:eastAsia="1rem / 1.5rem google sans text" w:cs="Times New Roman"/>
+          <w:b w:val="0"/>
+          <w:bCs w:val="0"/>
+          <w:color w:val="auto"/>
+          <w:spacing w:val="0"/>
+          <w:kern w:val="0"/>
+          <w:sz w:val="25"/>
+          <w:szCs w:val="25"/>
+          <w:lang w:val="en-US" w:eastAsia="zh-CN" w:bidi="ar"/>
+        </w:rPr>
+        <w:t>Optical Character Recognition (OCR): Extracting text from scanned documents or images.</w:t>
+      </w:r>
+    </w:p>
+    <w:p>
+      <w:pPr>
+        <w:keepNext w:val="0"/>
+        <w:keepLines w:val="0"/>
+        <w:widowControl/>
+        <w:numPr>
+          <w:ilvl w:val="0"/>
+          <w:numId w:val="27"/>
+        </w:numPr>
+        <w:suppressLineNumbers w:val="0"/>
+        <w:tabs>
+          <w:tab w:val="clear" w:pos="420"/>
+        </w:tabs>
+        <w:ind w:left="1600" w:leftChars="0" w:hanging="420" w:firstLineChars="0"/>
+        <w:jc w:val="both"/>
+        <w:rPr>
+          <w:rFonts w:hint="default" w:ascii="Times New Roman" w:hAnsi="Times New Roman" w:eastAsia="1rem / 1.5rem google sans text" w:cs="Times New Roman"/>
+          <w:b w:val="0"/>
+          <w:bCs w:val="0"/>
+          <w:color w:val="auto"/>
+          <w:spacing w:val="0"/>
+          <w:kern w:val="0"/>
+          <w:sz w:val="25"/>
+          <w:szCs w:val="25"/>
+          <w:lang w:val="en-US" w:eastAsia="zh-CN" w:bidi="ar"/>
+        </w:rPr>
+      </w:pPr>
+      <w:r>
+        <w:rPr>
+          <w:rFonts w:hint="default" w:ascii="Times New Roman" w:hAnsi="Times New Roman" w:eastAsia="1rem / 1.5rem google sans text" w:cs="Times New Roman"/>
+          <w:b w:val="0"/>
+          <w:bCs w:val="0"/>
+          <w:color w:val="auto"/>
+          <w:spacing w:val="0"/>
+          <w:kern w:val="0"/>
+          <w:sz w:val="25"/>
+          <w:szCs w:val="25"/>
+          <w:lang w:val="en-US" w:eastAsia="zh-CN" w:bidi="ar"/>
+        </w:rPr>
+        <w:t>Autonomous Navigation &amp; Scene Parsing: Assisting self-driving vehicles and mobile robots in real-time environment understanding.</w:t>
+      </w:r>
+    </w:p>
+    <w:p>
+      <w:pPr>
+        <w:keepNext w:val="0"/>
+        <w:keepLines w:val="0"/>
+        <w:widowControl/>
+        <w:numPr>
+          <w:numId w:val="0"/>
+        </w:numPr>
+        <w:suppressLineNumbers w:val="0"/>
+        <w:jc w:val="both"/>
+        <w:rPr>
+          <w:rFonts w:hint="default" w:ascii="Times New Roman" w:hAnsi="Times New Roman" w:eastAsia="1rem / 1.5rem google sans text" w:cs="Times New Roman"/>
+          <w:b w:val="0"/>
+          <w:bCs w:val="0"/>
+          <w:color w:val="auto"/>
+          <w:spacing w:val="0"/>
+          <w:kern w:val="0"/>
+          <w:sz w:val="25"/>
+          <w:szCs w:val="25"/>
+          <w:lang w:val="en-US" w:eastAsia="zh-CN" w:bidi="ar"/>
+        </w:rPr>
+      </w:pPr>
+    </w:p>
+    <w:p>
+      <w:pPr>
+        <w:keepNext w:val="0"/>
+        <w:keepLines w:val="0"/>
+        <w:widowControl/>
+        <w:numPr>
+          <w:ilvl w:val="0"/>
+          <w:numId w:val="25"/>
+        </w:numPr>
+        <w:suppressLineNumbers w:val="0"/>
+        <w:ind w:leftChars="200"/>
+        <w:jc w:val="left"/>
+        <w:rPr>
+          <w:rFonts w:hint="default" w:ascii="Times New Roman" w:hAnsi="Times New Roman" w:eastAsia="1rem / 1.5rem google sans text" w:cs="Times New Roman"/>
+          <w:b/>
+          <w:bCs/>
+          <w:color w:val="3B5F21" w:themeColor="accent4" w:themeShade="80"/>
+          <w:spacing w:val="0"/>
+          <w:kern w:val="0"/>
+          <w:sz w:val="28"/>
+          <w:szCs w:val="28"/>
+          <w:lang w:val="en-US" w:eastAsia="zh-CN" w:bidi="ar"/>
+        </w:rPr>
+      </w:pPr>
+      <w:r>
+        <w:rPr>
+          <w:rFonts w:hint="default" w:ascii="Times New Roman" w:hAnsi="Times New Roman" w:eastAsia="1rem / 1.5rem google sans text" w:cs="Times New Roman"/>
+          <w:b/>
+          <w:bCs/>
+          <w:color w:val="3B5F21" w:themeColor="accent4" w:themeShade="80"/>
+          <w:spacing w:val="0"/>
+          <w:kern w:val="0"/>
+          <w:sz w:val="28"/>
+          <w:szCs w:val="28"/>
+          <w:lang w:val="en-US" w:eastAsia="zh-CN" w:bidi="ar"/>
+        </w:rPr>
+        <w:t>Natural Language Processing</w:t>
+      </w:r>
+    </w:p>
+    <w:p>
+      <w:pPr>
+        <w:keepNext w:val="0"/>
+        <w:keepLines w:val="0"/>
+        <w:widowControl/>
+        <w:numPr>
+          <w:ilvl w:val="0"/>
+          <w:numId w:val="28"/>
+        </w:numPr>
+        <w:suppressLineNumbers w:val="0"/>
+        <w:tabs>
+          <w:tab w:val="clear" w:pos="420"/>
+        </w:tabs>
+        <w:ind w:left="1200" w:leftChars="0" w:hanging="420" w:firstLineChars="0"/>
+        <w:jc w:val="both"/>
+        <w:rPr>
+          <w:rFonts w:hint="default" w:ascii="Times New Roman" w:hAnsi="Times New Roman" w:eastAsia="1rem / 1.5rem google sans text" w:cs="Times New Roman"/>
+          <w:b w:val="0"/>
+          <w:bCs w:val="0"/>
+          <w:color w:val="auto"/>
+          <w:spacing w:val="0"/>
+          <w:kern w:val="0"/>
+          <w:sz w:val="25"/>
+          <w:szCs w:val="25"/>
+          <w:lang w:val="en-US" w:eastAsia="zh-CN" w:bidi="ar"/>
+        </w:rPr>
+      </w:pPr>
+      <w:r>
+        <w:rPr>
+          <w:rFonts w:hint="default" w:ascii="Times New Roman" w:hAnsi="Times New Roman" w:eastAsia="1rem / 1.5rem google sans text" w:cs="Times New Roman"/>
+          <w:b w:val="0"/>
+          <w:bCs w:val="0"/>
+          <w:color w:val="auto"/>
+          <w:spacing w:val="0"/>
+          <w:kern w:val="0"/>
+          <w:sz w:val="25"/>
+          <w:szCs w:val="25"/>
+          <w:lang w:val="en-US" w:eastAsia="zh-CN" w:bidi="ar"/>
+        </w:rPr>
+        <w:t>Core Concept: Programming computers to process, understand, and analyze large amounts of natural human language data.</w:t>
+      </w:r>
+    </w:p>
+    <w:p>
+      <w:pPr>
+        <w:keepNext w:val="0"/>
+        <w:keepLines w:val="0"/>
+        <w:widowControl/>
+        <w:numPr>
+          <w:ilvl w:val="0"/>
+          <w:numId w:val="28"/>
+        </w:numPr>
+        <w:suppressLineNumbers w:val="0"/>
+        <w:tabs>
+          <w:tab w:val="clear" w:pos="420"/>
+        </w:tabs>
+        <w:ind w:left="1200" w:leftChars="0" w:hanging="420" w:firstLineChars="0"/>
+        <w:jc w:val="both"/>
+        <w:rPr>
+          <w:rFonts w:hint="default" w:ascii="Times New Roman" w:hAnsi="Times New Roman" w:eastAsia="1rem / 1.5rem google sans text" w:cs="Times New Roman"/>
+          <w:b w:val="0"/>
+          <w:bCs w:val="0"/>
+          <w:color w:val="auto"/>
+          <w:spacing w:val="0"/>
+          <w:kern w:val="0"/>
+          <w:sz w:val="25"/>
+          <w:szCs w:val="25"/>
+          <w:lang w:val="en-US" w:eastAsia="zh-CN" w:bidi="ar"/>
+        </w:rPr>
+      </w:pPr>
+      <w:r>
+        <w:rPr>
+          <w:rFonts w:hint="default" w:ascii="Times New Roman" w:hAnsi="Times New Roman" w:eastAsia="1rem / 1.5rem google sans text" w:cs="Times New Roman"/>
+          <w:b w:val="0"/>
+          <w:bCs w:val="0"/>
+          <w:color w:val="auto"/>
+          <w:spacing w:val="0"/>
+          <w:kern w:val="0"/>
+          <w:sz w:val="25"/>
+          <w:szCs w:val="25"/>
+          <w:lang w:val="en-US" w:eastAsia="zh-CN" w:bidi="ar"/>
+        </w:rPr>
+        <w:t>Major Applications:</w:t>
+      </w:r>
+    </w:p>
+    <w:p>
+      <w:pPr>
+        <w:numPr>
+          <w:ilvl w:val="0"/>
+          <w:numId w:val="29"/>
+        </w:numPr>
+        <w:tabs>
+          <w:tab w:val="clear" w:pos="420"/>
+        </w:tabs>
+        <w:ind w:left="1600" w:leftChars="0" w:hanging="420" w:firstLineChars="0"/>
+        <w:jc w:val="both"/>
+        <w:rPr>
+          <w:rFonts w:hint="default" w:ascii="Times New Roman" w:hAnsi="Times New Roman" w:cs="Times New Roman"/>
+          <w:b w:val="0"/>
+          <w:bCs w:val="0"/>
+          <w:i w:val="0"/>
+          <w:iCs w:val="0"/>
+          <w:color w:val="auto"/>
+          <w:sz w:val="25"/>
+          <w:szCs w:val="25"/>
+          <w:lang w:val="en-US"/>
+        </w:rPr>
+      </w:pPr>
+      <w:r>
+        <w:rPr>
+          <w:rFonts w:hint="default" w:ascii="Times New Roman" w:hAnsi="Times New Roman" w:cs="Times New Roman"/>
+          <w:b w:val="0"/>
+          <w:bCs w:val="0"/>
+          <w:i w:val="0"/>
+          <w:iCs w:val="0"/>
+          <w:color w:val="auto"/>
+          <w:sz w:val="25"/>
+          <w:szCs w:val="25"/>
+          <w:lang w:val="en-US"/>
+        </w:rPr>
+        <w:t>Speech Recognition: Converting spoken language into text.</w:t>
+      </w:r>
+    </w:p>
+    <w:p>
+      <w:pPr>
+        <w:numPr>
+          <w:ilvl w:val="0"/>
+          <w:numId w:val="29"/>
+        </w:numPr>
+        <w:tabs>
+          <w:tab w:val="clear" w:pos="420"/>
+        </w:tabs>
+        <w:ind w:left="1600" w:leftChars="0" w:hanging="420" w:firstLineChars="0"/>
+        <w:jc w:val="both"/>
+        <w:rPr>
+          <w:rFonts w:hint="default" w:ascii="Times New Roman" w:hAnsi="Times New Roman" w:cs="Times New Roman"/>
+          <w:b w:val="0"/>
+          <w:bCs w:val="0"/>
+          <w:i w:val="0"/>
+          <w:iCs w:val="0"/>
+          <w:color w:val="auto"/>
+          <w:sz w:val="25"/>
+          <w:szCs w:val="25"/>
+          <w:lang w:val="en-US"/>
+        </w:rPr>
+      </w:pPr>
+      <w:r>
+        <w:rPr>
+          <w:rFonts w:hint="default" w:ascii="Times New Roman" w:hAnsi="Times New Roman" w:cs="Times New Roman"/>
+          <w:b w:val="0"/>
+          <w:bCs w:val="0"/>
+          <w:i w:val="0"/>
+          <w:iCs w:val="0"/>
+          <w:color w:val="auto"/>
+          <w:sz w:val="25"/>
+          <w:szCs w:val="25"/>
+          <w:lang w:val="en-US"/>
+        </w:rPr>
+        <w:t>Machine Translation: Translating text across different languages.</w:t>
+      </w:r>
+    </w:p>
+    <w:p>
+      <w:pPr>
+        <w:numPr>
+          <w:ilvl w:val="0"/>
+          <w:numId w:val="29"/>
+        </w:numPr>
+        <w:tabs>
+          <w:tab w:val="clear" w:pos="420"/>
+        </w:tabs>
+        <w:ind w:left="1600" w:leftChars="0" w:hanging="420" w:firstLineChars="0"/>
+        <w:jc w:val="both"/>
+        <w:rPr>
+          <w:rFonts w:hint="default" w:ascii="Times New Roman" w:hAnsi="Times New Roman" w:cs="Times New Roman"/>
+          <w:b w:val="0"/>
+          <w:bCs w:val="0"/>
+          <w:i w:val="0"/>
+          <w:iCs w:val="0"/>
+          <w:color w:val="auto"/>
+          <w:sz w:val="25"/>
+          <w:szCs w:val="25"/>
+          <w:lang w:val="en-US"/>
+        </w:rPr>
+      </w:pPr>
+      <w:r>
+        <w:rPr>
+          <w:rFonts w:hint="default" w:ascii="Times New Roman" w:hAnsi="Times New Roman" w:cs="Times New Roman"/>
+          <w:b w:val="0"/>
+          <w:bCs w:val="0"/>
+          <w:i w:val="0"/>
+          <w:iCs w:val="0"/>
+          <w:color w:val="auto"/>
+          <w:sz w:val="25"/>
+          <w:szCs w:val="25"/>
+          <w:lang w:val="en-US"/>
+        </w:rPr>
+        <w:t>Chatbots &amp; Virtual Assistants: AI-powered conversational agents.</w:t>
+      </w:r>
+    </w:p>
+    <w:p>
+      <w:pPr>
+        <w:numPr>
+          <w:ilvl w:val="0"/>
+          <w:numId w:val="29"/>
+        </w:numPr>
+        <w:tabs>
+          <w:tab w:val="clear" w:pos="420"/>
+        </w:tabs>
+        <w:ind w:left="1600" w:leftChars="0" w:hanging="420" w:firstLineChars="0"/>
+        <w:jc w:val="both"/>
+        <w:rPr>
+          <w:rFonts w:hint="default" w:ascii="Times New Roman" w:hAnsi="Times New Roman" w:cs="Times New Roman"/>
+          <w:b w:val="0"/>
+          <w:bCs w:val="0"/>
+          <w:i w:val="0"/>
+          <w:iCs w:val="0"/>
+          <w:color w:val="auto"/>
+          <w:sz w:val="25"/>
+          <w:szCs w:val="25"/>
+          <w:lang w:val="en-US"/>
+        </w:rPr>
+      </w:pPr>
+      <w:r>
+        <w:rPr>
+          <w:rFonts w:hint="default" w:ascii="Times New Roman" w:hAnsi="Times New Roman" w:cs="Times New Roman"/>
+          <w:b w:val="0"/>
+          <w:bCs w:val="0"/>
+          <w:i w:val="0"/>
+          <w:iCs w:val="0"/>
+          <w:color w:val="auto"/>
+          <w:sz w:val="25"/>
+          <w:szCs w:val="25"/>
+          <w:lang w:val="en-US"/>
+        </w:rPr>
+        <w:t>Sentiment Analysis: Extracting emotions and opinions from social media or product reviews.</w:t>
+      </w:r>
+    </w:p>
+    <w:p>
+      <w:pPr>
+        <w:numPr>
+          <w:ilvl w:val="0"/>
+          <w:numId w:val="29"/>
+        </w:numPr>
+        <w:tabs>
+          <w:tab w:val="clear" w:pos="420"/>
+        </w:tabs>
+        <w:ind w:left="1600" w:leftChars="0" w:hanging="420" w:firstLineChars="0"/>
+        <w:jc w:val="both"/>
+        <w:rPr>
+          <w:rFonts w:hint="default" w:ascii="Times New Roman" w:hAnsi="Times New Roman" w:cs="Times New Roman"/>
+          <w:b w:val="0"/>
+          <w:bCs w:val="0"/>
+          <w:i w:val="0"/>
+          <w:iCs w:val="0"/>
+          <w:color w:val="auto"/>
+          <w:sz w:val="25"/>
+          <w:szCs w:val="25"/>
+          <w:lang w:val="en-US"/>
+        </w:rPr>
+      </w:pPr>
+      <w:r>
+        <w:rPr>
+          <w:rFonts w:hint="default" w:ascii="Times New Roman" w:hAnsi="Times New Roman" w:cs="Times New Roman"/>
+          <w:b w:val="0"/>
+          <w:bCs w:val="0"/>
+          <w:i w:val="0"/>
+          <w:iCs w:val="0"/>
+          <w:color w:val="auto"/>
+          <w:sz w:val="25"/>
+          <w:szCs w:val="25"/>
+          <w:lang w:val="en-US"/>
+        </w:rPr>
+        <w:t>Text Summarization: Generating concise summaries from long articles or documents.</w:t>
+      </w:r>
+    </w:p>
+    <w:p>
+      <w:pPr>
+        <w:numPr>
+          <w:ilvl w:val="0"/>
+          <w:numId w:val="29"/>
+        </w:numPr>
+        <w:tabs>
+          <w:tab w:val="clear" w:pos="420"/>
+        </w:tabs>
+        <w:ind w:left="1600" w:leftChars="0" w:hanging="420" w:firstLineChars="0"/>
+        <w:jc w:val="both"/>
+        <w:rPr>
+          <w:rFonts w:hint="default" w:ascii="Times New Roman" w:hAnsi="Times New Roman" w:cs="Times New Roman"/>
+          <w:b w:val="0"/>
+          <w:bCs w:val="0"/>
+          <w:i w:val="0"/>
+          <w:iCs w:val="0"/>
+          <w:color w:val="auto"/>
+          <w:sz w:val="25"/>
+          <w:szCs w:val="25"/>
+          <w:lang w:val="en-US"/>
+        </w:rPr>
+      </w:pPr>
+      <w:r>
+        <w:rPr>
+          <w:rFonts w:hint="default" w:ascii="Times New Roman" w:hAnsi="Times New Roman" w:cs="Times New Roman"/>
+          <w:b w:val="0"/>
+          <w:bCs w:val="0"/>
+          <w:i w:val="0"/>
+          <w:iCs w:val="0"/>
+          <w:color w:val="auto"/>
+          <w:sz w:val="25"/>
+          <w:szCs w:val="25"/>
+          <w:lang w:val="en-US"/>
+        </w:rPr>
+        <w:t>Question Answering (QA): Extracting precise answers from text or knowledge bases.</w:t>
+      </w:r>
+    </w:p>
+    <w:p>
+      <w:pPr>
+        <w:numPr>
+          <w:ilvl w:val="0"/>
+          <w:numId w:val="29"/>
+        </w:numPr>
+        <w:tabs>
+          <w:tab w:val="clear" w:pos="420"/>
+        </w:tabs>
+        <w:ind w:left="1600" w:leftChars="0" w:hanging="420" w:firstLineChars="0"/>
+        <w:jc w:val="both"/>
+        <w:rPr>
+          <w:rFonts w:hint="default" w:ascii="Times New Roman" w:hAnsi="Times New Roman" w:cs="Times New Roman"/>
+          <w:b w:val="0"/>
+          <w:bCs w:val="0"/>
+          <w:i w:val="0"/>
+          <w:iCs w:val="0"/>
+          <w:color w:val="auto"/>
+          <w:sz w:val="25"/>
+          <w:szCs w:val="25"/>
+          <w:lang w:val="en-US"/>
+        </w:rPr>
+      </w:pPr>
+      <w:r>
+        <w:rPr>
+          <w:rFonts w:hint="default" w:ascii="Times New Roman" w:hAnsi="Times New Roman" w:cs="Times New Roman"/>
+          <w:b w:val="0"/>
+          <w:bCs w:val="0"/>
+          <w:i w:val="0"/>
+          <w:iCs w:val="0"/>
+          <w:color w:val="auto"/>
+          <w:sz w:val="25"/>
+          <w:szCs w:val="25"/>
+          <w:lang w:val="en-US"/>
+        </w:rPr>
+        <w:t>Text Generation: Producing articles, summaries, and creative text.</w:t>
+      </w:r>
+    </w:p>
+    <w:p>
+      <w:pPr>
+        <w:keepNext w:val="0"/>
+        <w:keepLines w:val="0"/>
+        <w:widowControl/>
+        <w:numPr>
+          <w:numId w:val="0"/>
+        </w:numPr>
+        <w:suppressLineNumbers w:val="0"/>
+        <w:jc w:val="both"/>
+        <w:rPr>
+          <w:rFonts w:hint="default" w:ascii="Times New Roman" w:hAnsi="Times New Roman" w:eastAsia="1rem / 1.5rem google sans text" w:cs="Times New Roman"/>
+          <w:b w:val="0"/>
+          <w:bCs w:val="0"/>
+          <w:color w:val="auto"/>
+          <w:spacing w:val="0"/>
+          <w:kern w:val="0"/>
+          <w:sz w:val="28"/>
+          <w:szCs w:val="28"/>
+          <w:lang w:val="en-US" w:eastAsia="zh-CN" w:bidi="ar"/>
+        </w:rPr>
+      </w:pPr>
+    </w:p>
+    <w:p>
+      <w:pPr>
+        <w:keepNext w:val="0"/>
+        <w:keepLines w:val="0"/>
+        <w:widowControl/>
+        <w:numPr>
+          <w:numId w:val="0"/>
+        </w:numPr>
+        <w:suppressLineNumbers w:val="0"/>
+        <w:jc w:val="both"/>
+        <w:rPr>
+          <w:rFonts w:hint="default" w:ascii="Times New Roman" w:hAnsi="Times New Roman" w:eastAsia="1rem / 1.5rem google sans text" w:cs="Times New Roman"/>
+          <w:b w:val="0"/>
+          <w:bCs w:val="0"/>
+          <w:color w:val="auto"/>
+          <w:spacing w:val="0"/>
+          <w:kern w:val="0"/>
+          <w:sz w:val="28"/>
+          <w:szCs w:val="28"/>
+          <w:lang w:val="en-US" w:eastAsia="zh-CN" w:bidi="ar"/>
+        </w:rPr>
+      </w:pPr>
+    </w:p>
+    <w:p>
+      <w:pPr>
+        <w:keepNext w:val="0"/>
+        <w:keepLines w:val="0"/>
+        <w:widowControl/>
+        <w:numPr>
+          <w:ilvl w:val="0"/>
+          <w:numId w:val="25"/>
+        </w:numPr>
+        <w:suppressLineNumbers w:val="0"/>
+        <w:ind w:leftChars="200"/>
+        <w:jc w:val="both"/>
+        <w:rPr>
+          <w:rFonts w:hint="default" w:ascii="Times New Roman" w:hAnsi="Times New Roman" w:eastAsia="1rem / 1.5rem google sans text" w:cs="Times New Roman"/>
+          <w:b w:val="0"/>
+          <w:bCs w:val="0"/>
+          <w:color w:val="auto"/>
+          <w:spacing w:val="0"/>
+          <w:kern w:val="0"/>
+          <w:sz w:val="28"/>
+          <w:szCs w:val="28"/>
+          <w:lang w:val="en-US" w:eastAsia="zh-CN" w:bidi="ar"/>
+        </w:rPr>
+      </w:pPr>
+      <w:r>
+        <w:rPr>
+          <w:rFonts w:hint="default" w:ascii="Times New Roman" w:hAnsi="Times New Roman" w:eastAsia="1rem / 1.5rem google sans text" w:cs="Times New Roman"/>
+          <w:b/>
+          <w:bCs/>
+          <w:color w:val="3B5F21" w:themeColor="accent4" w:themeShade="80"/>
+          <w:spacing w:val="0"/>
+          <w:kern w:val="0"/>
+          <w:sz w:val="28"/>
+          <w:szCs w:val="28"/>
+          <w:lang w:val="en-US" w:eastAsia="zh-CN" w:bidi="ar"/>
+        </w:rPr>
+        <w:t xml:space="preserve">Intergrated NLP + Computer Vision (NLP + CV) </w:t>
+      </w:r>
+      <w:r>
+        <w:rPr>
+          <w:rFonts w:hint="default" w:ascii="Times New Roman" w:hAnsi="Times New Roman" w:eastAsia="1rem / 1.5rem google sans text" w:cs="Times New Roman"/>
+          <w:b w:val="0"/>
+          <w:bCs w:val="0"/>
+          <w:color w:val="auto"/>
+          <w:spacing w:val="0"/>
+          <w:kern w:val="0"/>
+          <w:sz w:val="25"/>
+          <w:szCs w:val="25"/>
+          <w:lang w:val="en-US" w:eastAsia="zh-CN" w:bidi="ar"/>
+        </w:rPr>
+        <w:t>Combining visual perception from CV with linguistic understanding from NLP enables AI to address complex multimodal tasks:</w:t>
+      </w:r>
+    </w:p>
+    <w:p>
+      <w:pPr>
+        <w:keepNext w:val="0"/>
+        <w:keepLines w:val="0"/>
+        <w:widowControl/>
+        <w:numPr>
+          <w:ilvl w:val="0"/>
+          <w:numId w:val="30"/>
+        </w:numPr>
+        <w:suppressLineNumbers w:val="0"/>
+        <w:tabs>
+          <w:tab w:val="clear" w:pos="420"/>
+        </w:tabs>
+        <w:ind w:left="1200" w:leftChars="0" w:hanging="420" w:firstLineChars="0"/>
+        <w:jc w:val="both"/>
+        <w:rPr>
+          <w:rFonts w:hint="default" w:ascii="Times New Roman" w:hAnsi="Times New Roman" w:eastAsia="1rem / 1.5rem google sans text" w:cs="Times New Roman"/>
+          <w:b w:val="0"/>
+          <w:bCs w:val="0"/>
+          <w:color w:val="auto"/>
+          <w:spacing w:val="0"/>
+          <w:kern w:val="0"/>
+          <w:sz w:val="28"/>
+          <w:szCs w:val="28"/>
+          <w:lang w:val="en-US" w:eastAsia="zh-CN" w:bidi="ar"/>
+        </w:rPr>
+      </w:pPr>
+      <w:r>
+        <w:rPr>
+          <w:rFonts w:hint="default" w:ascii="Times New Roman" w:hAnsi="Times New Roman" w:eastAsia="1rem / 1.5rem google sans text" w:cs="Times New Roman"/>
+          <w:b w:val="0"/>
+          <w:bCs w:val="0"/>
+          <w:color w:val="auto"/>
+          <w:spacing w:val="0"/>
+          <w:kern w:val="0"/>
+          <w:sz w:val="28"/>
+          <w:szCs w:val="28"/>
+          <w:lang w:val="en-US" w:eastAsia="zh-CN" w:bidi="ar"/>
+        </w:rPr>
+        <w:t>Image Captioning: Automatically generating textual descriptions for the content of an image</w:t>
+      </w:r>
+    </w:p>
+    <w:p>
+      <w:pPr>
+        <w:keepNext w:val="0"/>
+        <w:keepLines w:val="0"/>
+        <w:widowControl/>
+        <w:numPr>
+          <w:ilvl w:val="0"/>
+          <w:numId w:val="30"/>
+        </w:numPr>
+        <w:suppressLineNumbers w:val="0"/>
+        <w:tabs>
+          <w:tab w:val="clear" w:pos="420"/>
+        </w:tabs>
+        <w:ind w:left="1200" w:leftChars="0" w:hanging="420" w:firstLineChars="0"/>
+        <w:jc w:val="both"/>
+        <w:rPr>
+          <w:rFonts w:hint="default" w:ascii="Times New Roman" w:hAnsi="Times New Roman" w:cs="Times New Roman"/>
+          <w:b w:val="0"/>
+          <w:bCs w:val="0"/>
+          <w:i/>
+          <w:iCs/>
+          <w:color w:val="843F0B" w:themeColor="accent2" w:themeShade="80"/>
+          <w:sz w:val="25"/>
+          <w:szCs w:val="25"/>
+          <w:lang w:val="en-US"/>
+        </w:rPr>
+      </w:pPr>
+      <w:r>
+        <w:rPr>
+          <w:rFonts w:hint="default" w:ascii="Times New Roman" w:hAnsi="Times New Roman" w:eastAsia="1rem / 1.5rem google sans text" w:cs="Times New Roman"/>
+          <w:b w:val="0"/>
+          <w:bCs w:val="0"/>
+          <w:color w:val="auto"/>
+          <w:spacing w:val="0"/>
+          <w:kern w:val="0"/>
+          <w:sz w:val="28"/>
+          <w:szCs w:val="28"/>
+          <w:lang w:val="en-US" w:eastAsia="zh-CN" w:bidi="ar"/>
+        </w:rPr>
+        <w:t>Visual Question Answering (VQA): Answering specific questions based on an input image:</w:t>
+      </w:r>
+    </w:p>
+    <w:p>
+      <w:pPr>
+        <w:keepNext w:val="0"/>
+        <w:keepLines w:val="0"/>
+        <w:widowControl/>
+        <w:numPr>
+          <w:ilvl w:val="0"/>
+          <w:numId w:val="31"/>
+        </w:numPr>
+        <w:suppressLineNumbers w:val="0"/>
+        <w:tabs>
+          <w:tab w:val="clear" w:pos="420"/>
+        </w:tabs>
+        <w:ind w:left="1600" w:leftChars="0" w:hanging="420" w:firstLineChars="0"/>
+        <w:jc w:val="both"/>
+        <w:rPr>
+          <w:rFonts w:hint="default" w:ascii="Times New Roman" w:hAnsi="Times New Roman" w:cs="Times New Roman"/>
+          <w:b w:val="0"/>
+          <w:bCs w:val="0"/>
+          <w:i w:val="0"/>
+          <w:iCs w:val="0"/>
+          <w:color w:val="auto"/>
+          <w:sz w:val="25"/>
+          <w:szCs w:val="25"/>
+          <w:lang w:val="en-US"/>
+        </w:rPr>
+      </w:pPr>
+      <w:r>
+        <w:rPr>
+          <w:rFonts w:hint="default" w:ascii="Times New Roman" w:hAnsi="Times New Roman" w:cs="Times New Roman"/>
+          <w:b w:val="0"/>
+          <w:bCs w:val="0"/>
+          <w:i w:val="0"/>
+          <w:iCs w:val="0"/>
+          <w:color w:val="auto"/>
+          <w:sz w:val="25"/>
+          <w:szCs w:val="25"/>
+          <w:lang w:val="en-US"/>
+        </w:rPr>
+        <w:t>Clinical Decision Support: Answering clinical questions regarding radiology images (e.g., X-rays/CT scans) to assist clinicians.</w:t>
+      </w:r>
+    </w:p>
+    <w:p>
+      <w:pPr>
+        <w:keepNext w:val="0"/>
+        <w:keepLines w:val="0"/>
+        <w:widowControl/>
+        <w:numPr>
+          <w:ilvl w:val="0"/>
+          <w:numId w:val="31"/>
+        </w:numPr>
+        <w:suppressLineNumbers w:val="0"/>
+        <w:tabs>
+          <w:tab w:val="clear" w:pos="420"/>
+        </w:tabs>
+        <w:ind w:left="1600" w:leftChars="0" w:hanging="420" w:firstLineChars="0"/>
+        <w:jc w:val="both"/>
+        <w:rPr>
+          <w:rFonts w:hint="default" w:ascii="Times New Roman" w:hAnsi="Times New Roman" w:cs="Times New Roman"/>
+          <w:b w:val="0"/>
+          <w:bCs w:val="0"/>
+          <w:i w:val="0"/>
+          <w:iCs w:val="0"/>
+          <w:color w:val="auto"/>
+          <w:sz w:val="25"/>
+          <w:szCs w:val="25"/>
+          <w:lang w:val="en-US"/>
+        </w:rPr>
+      </w:pPr>
+      <w:r>
+        <w:rPr>
+          <w:rFonts w:hint="default" w:ascii="Times New Roman" w:hAnsi="Times New Roman" w:cs="Times New Roman"/>
+          <w:b w:val="0"/>
+          <w:bCs w:val="0"/>
+          <w:i w:val="0"/>
+          <w:iCs w:val="0"/>
+          <w:color w:val="auto"/>
+          <w:sz w:val="25"/>
+          <w:szCs w:val="25"/>
+          <w:lang w:val="en-US"/>
+        </w:rPr>
+        <w:t>Assistance for Visually Impaired Individuals: Answering visual questions to help blind people recognize private information or everyday objects.</w:t>
+      </w:r>
+    </w:p>
+    <w:p>
+      <w:pPr>
+        <w:keepNext w:val="0"/>
+        <w:keepLines w:val="0"/>
+        <w:widowControl/>
+        <w:numPr>
+          <w:ilvl w:val="0"/>
+          <w:numId w:val="31"/>
+        </w:numPr>
+        <w:suppressLineNumbers w:val="0"/>
+        <w:tabs>
+          <w:tab w:val="clear" w:pos="420"/>
+        </w:tabs>
+        <w:ind w:left="1600" w:leftChars="0" w:hanging="420" w:firstLineChars="0"/>
+        <w:jc w:val="both"/>
+        <w:rPr>
+          <w:rFonts w:hint="default" w:ascii="Times New Roman" w:hAnsi="Times New Roman" w:cs="Times New Roman"/>
+          <w:b w:val="0"/>
+          <w:bCs w:val="0"/>
+          <w:i/>
+          <w:iCs/>
+          <w:color w:val="843F0B" w:themeColor="accent2" w:themeShade="80"/>
+          <w:sz w:val="25"/>
+          <w:szCs w:val="25"/>
+          <w:lang w:val="en-US"/>
+        </w:rPr>
+      </w:pPr>
+      <w:r>
+        <w:rPr>
+          <w:rFonts w:hint="default" w:ascii="Times New Roman" w:hAnsi="Times New Roman" w:cs="Times New Roman"/>
+          <w:b w:val="0"/>
+          <w:bCs w:val="0"/>
+          <w:i w:val="0"/>
+          <w:iCs w:val="0"/>
+          <w:color w:val="auto"/>
+          <w:sz w:val="25"/>
+          <w:szCs w:val="25"/>
+          <w:lang w:val="en-US"/>
+        </w:rPr>
+        <w:t>Fashion Advice: Providing clothing recommendations and color-matching suggestions based on garment images</w:t>
+      </w:r>
+      <w:r>
+        <w:rPr>
+          <w:rFonts w:hint="default" w:ascii="Times New Roman" w:hAnsi="Times New Roman" w:cs="Times New Roman"/>
+          <w:b w:val="0"/>
+          <w:bCs w:val="0"/>
+          <w:i/>
+          <w:iCs/>
+          <w:color w:val="843F0B" w:themeColor="accent2" w:themeShade="80"/>
+          <w:sz w:val="25"/>
+          <w:szCs w:val="25"/>
+          <w:lang w:val="en-US"/>
+        </w:rPr>
+        <w:t>.</w:t>
+      </w:r>
+    </w:p>
+    <w:p>
+      <w:pPr>
+        <w:keepNext w:val="0"/>
+        <w:keepLines w:val="0"/>
+        <w:widowControl/>
+        <w:numPr>
+          <w:numId w:val="0"/>
+        </w:numPr>
+        <w:suppressLineNumbers w:val="0"/>
+        <w:jc w:val="both"/>
+        <w:rPr>
+          <w:rFonts w:hint="default" w:ascii="Times New Roman" w:hAnsi="Times New Roman" w:cs="Times New Roman"/>
+          <w:b w:val="0"/>
+          <w:bCs w:val="0"/>
+          <w:i/>
+          <w:iCs/>
+          <w:color w:val="843F0B" w:themeColor="accent2" w:themeShade="80"/>
+          <w:sz w:val="25"/>
+          <w:szCs w:val="25"/>
+          <w:lang w:val="en-US"/>
+        </w:rPr>
+      </w:pPr>
+    </w:p>
+    <w:p>
+      <w:pPr>
+        <w:keepNext w:val="0"/>
+        <w:keepLines w:val="0"/>
+        <w:widowControl/>
+        <w:numPr>
+          <w:ilvl w:val="0"/>
+          <w:numId w:val="25"/>
+        </w:numPr>
+        <w:suppressLineNumbers w:val="0"/>
+        <w:ind w:leftChars="200"/>
+        <w:jc w:val="left"/>
+        <w:rPr>
+          <w:rFonts w:hint="default" w:ascii="Times New Roman" w:hAnsi="Times New Roman" w:eastAsia="1rem / 1.5rem google sans text" w:cs="Times New Roman"/>
+          <w:b/>
+          <w:bCs/>
+          <w:color w:val="3B5F21" w:themeColor="accent4" w:themeShade="80"/>
+          <w:spacing w:val="0"/>
+          <w:kern w:val="0"/>
+          <w:sz w:val="28"/>
+          <w:szCs w:val="28"/>
+          <w:lang w:val="en-US" w:eastAsia="zh-CN" w:bidi="ar"/>
+        </w:rPr>
+      </w:pPr>
+      <w:r>
+        <w:rPr>
+          <w:rFonts w:hint="default" w:ascii="Times New Roman" w:hAnsi="Times New Roman" w:eastAsia="1rem / 1.5rem google sans text" w:cs="Times New Roman"/>
+          <w:b/>
+          <w:bCs/>
+          <w:color w:val="3B5F21" w:themeColor="accent4" w:themeShade="80"/>
+          <w:spacing w:val="0"/>
+          <w:kern w:val="0"/>
+          <w:sz w:val="28"/>
+          <w:szCs w:val="28"/>
+          <w:lang w:val="en-US" w:eastAsia="zh-CN" w:bidi="ar"/>
+        </w:rPr>
+        <w:t>Autonomous System and Robotics</w:t>
+      </w:r>
+    </w:p>
+    <w:p>
+      <w:pPr>
+        <w:keepNext w:val="0"/>
+        <w:keepLines w:val="0"/>
+        <w:widowControl/>
+        <w:numPr>
+          <w:ilvl w:val="0"/>
+          <w:numId w:val="32"/>
+        </w:numPr>
+        <w:suppressLineNumbers w:val="0"/>
+        <w:tabs>
+          <w:tab w:val="clear" w:pos="420"/>
+        </w:tabs>
+        <w:ind w:left="1200" w:leftChars="0" w:hanging="420" w:firstLineChars="0"/>
+        <w:jc w:val="both"/>
+        <w:rPr>
+          <w:rFonts w:hint="default" w:ascii="Times New Roman" w:hAnsi="Times New Roman" w:eastAsia="1rem / 1.5rem google sans text" w:cs="Times New Roman"/>
+          <w:b w:val="0"/>
+          <w:bCs w:val="0"/>
+          <w:color w:val="auto"/>
+          <w:spacing w:val="0"/>
+          <w:kern w:val="0"/>
+          <w:sz w:val="25"/>
+          <w:szCs w:val="25"/>
+          <w:lang w:val="en-US" w:eastAsia="zh-CN" w:bidi="ar"/>
+        </w:rPr>
+      </w:pPr>
+      <w:r>
+        <w:rPr>
+          <w:rFonts w:hint="default" w:ascii="Times New Roman" w:hAnsi="Times New Roman" w:eastAsia="1rem / 1.5rem google sans text" w:cs="Times New Roman"/>
+          <w:b w:val="0"/>
+          <w:bCs w:val="0"/>
+          <w:color w:val="auto"/>
+          <w:spacing w:val="0"/>
+          <w:kern w:val="0"/>
+          <w:sz w:val="25"/>
+          <w:szCs w:val="25"/>
+          <w:lang w:val="en-US" w:eastAsia="zh-CN" w:bidi="ar"/>
+        </w:rPr>
+        <w:t>Self-Driving Vehicles: Autonomous navigation for cars, trucks, and drones.</w:t>
+      </w:r>
+    </w:p>
+    <w:p>
+      <w:pPr>
+        <w:keepNext w:val="0"/>
+        <w:keepLines w:val="0"/>
+        <w:widowControl/>
+        <w:numPr>
+          <w:ilvl w:val="0"/>
+          <w:numId w:val="32"/>
+        </w:numPr>
+        <w:suppressLineNumbers w:val="0"/>
+        <w:tabs>
+          <w:tab w:val="clear" w:pos="420"/>
+        </w:tabs>
+        <w:ind w:left="1200" w:leftChars="0" w:hanging="420" w:firstLineChars="0"/>
+        <w:jc w:val="both"/>
+        <w:rPr>
+          <w:rFonts w:hint="default" w:ascii="Times New Roman" w:hAnsi="Times New Roman" w:eastAsia="1rem / 1.5rem google sans text" w:cs="Times New Roman"/>
+          <w:b w:val="0"/>
+          <w:bCs w:val="0"/>
+          <w:color w:val="auto"/>
+          <w:spacing w:val="0"/>
+          <w:kern w:val="0"/>
+          <w:sz w:val="25"/>
+          <w:szCs w:val="25"/>
+          <w:lang w:val="en-US" w:eastAsia="zh-CN" w:bidi="ar"/>
+        </w:rPr>
+      </w:pPr>
+      <w:r>
+        <w:rPr>
+          <w:rFonts w:hint="default" w:ascii="Times New Roman" w:hAnsi="Times New Roman" w:eastAsia="1rem / 1.5rem google sans text" w:cs="Times New Roman"/>
+          <w:b w:val="0"/>
+          <w:bCs w:val="0"/>
+          <w:color w:val="auto"/>
+          <w:spacing w:val="0"/>
+          <w:kern w:val="0"/>
+          <w:sz w:val="25"/>
+          <w:szCs w:val="25"/>
+          <w:lang w:val="en-US" w:eastAsia="zh-CN" w:bidi="ar"/>
+        </w:rPr>
+        <w:t>Industrial Robots: AI-driven robotic arms used in automated manufacturing.</w:t>
+      </w:r>
+    </w:p>
+    <w:p>
+      <w:pPr>
+        <w:keepNext w:val="0"/>
+        <w:keepLines w:val="0"/>
+        <w:widowControl/>
+        <w:numPr>
+          <w:ilvl w:val="0"/>
+          <w:numId w:val="32"/>
+        </w:numPr>
+        <w:suppressLineNumbers w:val="0"/>
+        <w:tabs>
+          <w:tab w:val="clear" w:pos="420"/>
+        </w:tabs>
+        <w:ind w:left="1200" w:leftChars="0" w:hanging="420" w:firstLineChars="0"/>
+        <w:jc w:val="both"/>
+        <w:rPr>
+          <w:rFonts w:hint="default" w:ascii="Times New Roman" w:hAnsi="Times New Roman" w:eastAsia="1rem / 1.5rem google sans text" w:cs="Times New Roman"/>
+          <w:b w:val="0"/>
+          <w:bCs w:val="0"/>
+          <w:color w:val="auto"/>
+          <w:spacing w:val="0"/>
+          <w:kern w:val="0"/>
+          <w:sz w:val="25"/>
+          <w:szCs w:val="25"/>
+          <w:lang w:val="en-US" w:eastAsia="zh-CN" w:bidi="ar"/>
+        </w:rPr>
+      </w:pPr>
+      <w:r>
+        <w:rPr>
+          <w:rFonts w:hint="default" w:ascii="Times New Roman" w:hAnsi="Times New Roman" w:eastAsia="1rem / 1.5rem google sans text" w:cs="Times New Roman"/>
+          <w:b w:val="0"/>
+          <w:bCs w:val="0"/>
+          <w:color w:val="auto"/>
+          <w:spacing w:val="0"/>
+          <w:kern w:val="0"/>
+          <w:sz w:val="25"/>
+          <w:szCs w:val="25"/>
+          <w:lang w:val="en-US" w:eastAsia="zh-CN" w:bidi="ar"/>
+        </w:rPr>
+        <w:t>Smart Drones: AI-powered navigation, mapping, and aerial positioning.</w:t>
+      </w:r>
+    </w:p>
+    <w:p>
+      <w:pPr>
+        <w:keepNext w:val="0"/>
+        <w:keepLines w:val="0"/>
+        <w:widowControl/>
+        <w:numPr>
+          <w:numId w:val="0"/>
+        </w:numPr>
+        <w:suppressLineNumbers w:val="0"/>
+        <w:jc w:val="left"/>
+        <w:rPr>
+          <w:rFonts w:hint="default" w:ascii="Times New Roman" w:hAnsi="Times New Roman" w:eastAsia="1rem / 1.5rem google sans text" w:cs="Times New Roman"/>
+          <w:b/>
+          <w:bCs/>
+          <w:color w:val="3B5F21" w:themeColor="accent4" w:themeShade="80"/>
+          <w:spacing w:val="0"/>
+          <w:kern w:val="0"/>
+          <w:sz w:val="28"/>
+          <w:szCs w:val="28"/>
+          <w:lang w:val="en-US" w:eastAsia="zh-CN" w:bidi="ar"/>
+        </w:rPr>
+      </w:pPr>
+    </w:p>
+    <w:p>
+      <w:pPr>
+        <w:keepNext w:val="0"/>
+        <w:keepLines w:val="0"/>
+        <w:widowControl/>
+        <w:numPr>
+          <w:ilvl w:val="0"/>
+          <w:numId w:val="25"/>
+        </w:numPr>
+        <w:suppressLineNumbers w:val="0"/>
+        <w:ind w:leftChars="200"/>
+        <w:jc w:val="left"/>
+        <w:rPr>
+          <w:rFonts w:hint="default" w:ascii="Times New Roman" w:hAnsi="Times New Roman" w:eastAsia="1rem / 1.5rem google sans text" w:cs="Times New Roman"/>
+          <w:b/>
+          <w:bCs/>
+          <w:color w:val="3B5F21" w:themeColor="accent4" w:themeShade="80"/>
+          <w:spacing w:val="0"/>
+          <w:kern w:val="0"/>
+          <w:sz w:val="28"/>
+          <w:szCs w:val="28"/>
+          <w:lang w:val="en-US" w:eastAsia="zh-CN" w:bidi="ar"/>
+        </w:rPr>
+      </w:pPr>
+      <w:r>
+        <w:rPr>
+          <w:rFonts w:hint="default" w:ascii="Times New Roman" w:hAnsi="Times New Roman" w:eastAsia="1rem / 1.5rem google sans text" w:cs="Times New Roman"/>
+          <w:b/>
+          <w:bCs/>
+          <w:color w:val="3B5F21" w:themeColor="accent4" w:themeShade="80"/>
+          <w:spacing w:val="0"/>
+          <w:kern w:val="0"/>
+          <w:sz w:val="28"/>
+          <w:szCs w:val="28"/>
+          <w:lang w:val="en-US" w:eastAsia="zh-CN" w:bidi="ar"/>
+        </w:rPr>
+        <w:t>Generative AI and Creativity</w:t>
+      </w:r>
+    </w:p>
+    <w:p>
+      <w:pPr>
+        <w:keepNext w:val="0"/>
+        <w:keepLines w:val="0"/>
+        <w:widowControl/>
+        <w:numPr>
+          <w:ilvl w:val="0"/>
+          <w:numId w:val="33"/>
+        </w:numPr>
+        <w:suppressLineNumbers w:val="0"/>
+        <w:tabs>
+          <w:tab w:val="clear" w:pos="420"/>
+        </w:tabs>
+        <w:ind w:left="1200" w:leftChars="0" w:hanging="420" w:firstLineChars="0"/>
+        <w:jc w:val="both"/>
+        <w:rPr>
+          <w:rFonts w:hint="default" w:ascii="Times New Roman" w:hAnsi="Times New Roman" w:eastAsia="1rem / 1.5rem google sans text" w:cs="Times New Roman"/>
+          <w:b w:val="0"/>
+          <w:bCs w:val="0"/>
+          <w:color w:val="auto"/>
+          <w:spacing w:val="0"/>
+          <w:kern w:val="0"/>
+          <w:sz w:val="25"/>
+          <w:szCs w:val="25"/>
+          <w:lang w:val="en-US" w:eastAsia="zh-CN" w:bidi="ar"/>
+        </w:rPr>
+      </w:pPr>
+      <w:r>
+        <w:rPr>
+          <w:rFonts w:hint="default" w:ascii="Times New Roman" w:hAnsi="Times New Roman" w:eastAsia="1rem / 1.5rem google sans text" w:cs="Times New Roman"/>
+          <w:b w:val="0"/>
+          <w:bCs w:val="0"/>
+          <w:color w:val="auto"/>
+          <w:spacing w:val="0"/>
+          <w:kern w:val="0"/>
+          <w:sz w:val="25"/>
+          <w:szCs w:val="25"/>
+          <w:lang w:val="en-US" w:eastAsia="zh-CN" w:bidi="ar"/>
+        </w:rPr>
+        <w:t>AI-Generated Art &amp; Images: Synthesizing entirely new images and artwork from text descriptions.</w:t>
+      </w:r>
+    </w:p>
+    <w:p>
+      <w:pPr>
+        <w:keepNext w:val="0"/>
+        <w:keepLines w:val="0"/>
+        <w:widowControl/>
+        <w:numPr>
+          <w:ilvl w:val="0"/>
+          <w:numId w:val="33"/>
+        </w:numPr>
+        <w:suppressLineNumbers w:val="0"/>
+        <w:tabs>
+          <w:tab w:val="clear" w:pos="420"/>
+        </w:tabs>
+        <w:ind w:left="1200" w:leftChars="0" w:hanging="420" w:firstLineChars="0"/>
+        <w:jc w:val="both"/>
+        <w:rPr>
+          <w:rFonts w:hint="default" w:ascii="Times New Roman" w:hAnsi="Times New Roman" w:eastAsia="1rem / 1.5rem google sans text" w:cs="Times New Roman"/>
+          <w:b w:val="0"/>
+          <w:bCs w:val="0"/>
+          <w:color w:val="auto"/>
+          <w:spacing w:val="0"/>
+          <w:kern w:val="0"/>
+          <w:sz w:val="25"/>
+          <w:szCs w:val="25"/>
+          <w:lang w:val="en-US" w:eastAsia="zh-CN" w:bidi="ar"/>
+        </w:rPr>
+      </w:pPr>
+      <w:r>
+        <w:rPr>
+          <w:rFonts w:hint="default" w:ascii="Times New Roman" w:hAnsi="Times New Roman" w:eastAsia="1rem / 1.5rem google sans text" w:cs="Times New Roman"/>
+          <w:b w:val="0"/>
+          <w:bCs w:val="0"/>
+          <w:color w:val="auto"/>
+          <w:spacing w:val="0"/>
+          <w:kern w:val="0"/>
+          <w:sz w:val="25"/>
+          <w:szCs w:val="25"/>
+          <w:lang w:val="en-US" w:eastAsia="zh-CN" w:bidi="ar"/>
+        </w:rPr>
+        <w:t>Text-to-Speech (TTS): Generating natural, human-like voice synthesis.</w:t>
+      </w:r>
+    </w:p>
+    <w:p>
+      <w:pPr>
+        <w:keepNext w:val="0"/>
+        <w:keepLines w:val="0"/>
+        <w:widowControl/>
+        <w:numPr>
+          <w:ilvl w:val="0"/>
+          <w:numId w:val="33"/>
+        </w:numPr>
+        <w:suppressLineNumbers w:val="0"/>
+        <w:tabs>
+          <w:tab w:val="clear" w:pos="420"/>
+        </w:tabs>
+        <w:ind w:left="1200" w:leftChars="0" w:hanging="420" w:firstLineChars="0"/>
+        <w:jc w:val="both"/>
+        <w:rPr>
+          <w:rFonts w:hint="default" w:ascii="Times New Roman" w:hAnsi="Times New Roman" w:eastAsia="1rem / 1.5rem google sans text" w:cs="Times New Roman"/>
+          <w:b w:val="0"/>
+          <w:bCs w:val="0"/>
+          <w:color w:val="auto"/>
+          <w:spacing w:val="0"/>
+          <w:kern w:val="0"/>
+          <w:sz w:val="25"/>
+          <w:szCs w:val="25"/>
+          <w:lang w:val="en-US" w:eastAsia="zh-CN" w:bidi="ar"/>
+        </w:rPr>
+      </w:pPr>
+      <w:r>
+        <w:rPr>
+          <w:rFonts w:hint="default" w:ascii="Times New Roman" w:hAnsi="Times New Roman" w:eastAsia="1rem / 1.5rem google sans text" w:cs="Times New Roman"/>
+          <w:b w:val="0"/>
+          <w:bCs w:val="0"/>
+          <w:color w:val="auto"/>
+          <w:spacing w:val="0"/>
+          <w:kern w:val="0"/>
+          <w:sz w:val="25"/>
+          <w:szCs w:val="25"/>
+          <w:lang w:val="en-US" w:eastAsia="zh-CN" w:bidi="ar"/>
+        </w:rPr>
+        <w:t>Music &amp; Video Generation: Automated creation of audio tracks, videos, and animations.</w:t>
+      </w:r>
+    </w:p>
+    <w:p>
+      <w:pPr>
+        <w:keepNext w:val="0"/>
+        <w:keepLines w:val="0"/>
+        <w:widowControl/>
+        <w:numPr>
+          <w:ilvl w:val="0"/>
+          <w:numId w:val="33"/>
+        </w:numPr>
+        <w:suppressLineNumbers w:val="0"/>
+        <w:tabs>
+          <w:tab w:val="clear" w:pos="420"/>
+        </w:tabs>
+        <w:ind w:left="1200" w:leftChars="0" w:hanging="420" w:firstLineChars="0"/>
+        <w:jc w:val="both"/>
+        <w:rPr>
+          <w:rFonts w:hint="default" w:ascii="Times New Roman" w:hAnsi="Times New Roman" w:eastAsia="1rem / 1.5rem google sans text" w:cs="Times New Roman"/>
+          <w:b w:val="0"/>
+          <w:bCs w:val="0"/>
+          <w:color w:val="auto"/>
+          <w:spacing w:val="0"/>
+          <w:kern w:val="0"/>
+          <w:sz w:val="25"/>
+          <w:szCs w:val="25"/>
+          <w:lang w:val="en-US" w:eastAsia="zh-CN" w:bidi="ar"/>
+        </w:rPr>
+      </w:pPr>
+      <w:r>
+        <w:rPr>
+          <w:rFonts w:hint="default" w:ascii="Times New Roman" w:hAnsi="Times New Roman" w:eastAsia="1rem / 1.5rem google sans text" w:cs="Times New Roman"/>
+          <w:b w:val="0"/>
+          <w:bCs w:val="0"/>
+          <w:color w:val="auto"/>
+          <w:spacing w:val="0"/>
+          <w:kern w:val="0"/>
+          <w:sz w:val="25"/>
+          <w:szCs w:val="25"/>
+          <w:lang w:val="en-US" w:eastAsia="zh-CN" w:bidi="ar"/>
+        </w:rPr>
+        <w:t>Code Generation: AI-assisted programming and automated code completion.</w:t>
+      </w:r>
+    </w:p>
+    <w:p>
+      <w:pPr>
+        <w:keepNext w:val="0"/>
+        <w:keepLines w:val="0"/>
+        <w:widowControl/>
+        <w:numPr>
+          <w:numId w:val="0"/>
+        </w:numPr>
+        <w:suppressLineNumbers w:val="0"/>
+        <w:jc w:val="both"/>
+        <w:rPr>
+          <w:rFonts w:hint="default" w:ascii="Times New Roman" w:hAnsi="Times New Roman" w:cs="Times New Roman"/>
+          <w:b w:val="0"/>
+          <w:bCs w:val="0"/>
+          <w:i/>
+          <w:iCs/>
+          <w:color w:val="843F0B" w:themeColor="accent2" w:themeShade="80"/>
+          <w:sz w:val="25"/>
+          <w:szCs w:val="25"/>
+          <w:lang w:val="en-US"/>
+        </w:rPr>
+      </w:pPr>
+    </w:p>
+    <w:p>
+      <w:pPr>
+        <w:keepNext w:val="0"/>
+        <w:keepLines w:val="0"/>
+        <w:widowControl/>
+        <w:numPr>
+          <w:ilvl w:val="0"/>
+          <w:numId w:val="25"/>
+        </w:numPr>
+        <w:suppressLineNumbers w:val="0"/>
+        <w:ind w:leftChars="200"/>
+        <w:jc w:val="left"/>
+        <w:rPr>
+          <w:rFonts w:hint="default" w:ascii="Times New Roman" w:hAnsi="Times New Roman" w:eastAsia="1rem / 1.5rem google sans text" w:cs="Times New Roman"/>
+          <w:b/>
+          <w:bCs/>
+          <w:color w:val="3B5F21" w:themeColor="accent4" w:themeShade="80"/>
+          <w:spacing w:val="0"/>
+          <w:kern w:val="0"/>
+          <w:sz w:val="28"/>
+          <w:szCs w:val="28"/>
+          <w:lang w:val="en-US" w:eastAsia="zh-CN" w:bidi="ar"/>
+        </w:rPr>
+      </w:pPr>
+      <w:r>
+        <w:rPr>
+          <w:rFonts w:hint="default" w:ascii="Times New Roman" w:hAnsi="Times New Roman" w:eastAsia="1rem / 1.5rem google sans text" w:cs="Times New Roman"/>
+          <w:b/>
+          <w:bCs/>
+          <w:color w:val="3B5F21" w:themeColor="accent4" w:themeShade="80"/>
+          <w:spacing w:val="0"/>
+          <w:kern w:val="0"/>
+          <w:sz w:val="28"/>
+          <w:szCs w:val="28"/>
+          <w:lang w:val="en-US" w:eastAsia="zh-CN" w:bidi="ar"/>
+        </w:rPr>
+        <w:t>Predictive Analysis and Decision Making</w:t>
+      </w:r>
+    </w:p>
+    <w:p>
+      <w:pPr>
+        <w:keepNext w:val="0"/>
+        <w:keepLines w:val="0"/>
+        <w:widowControl/>
+        <w:numPr>
+          <w:ilvl w:val="0"/>
+          <w:numId w:val="34"/>
+        </w:numPr>
+        <w:suppressLineNumbers w:val="0"/>
+        <w:tabs>
+          <w:tab w:val="clear" w:pos="420"/>
+        </w:tabs>
+        <w:ind w:left="1200" w:leftChars="0" w:hanging="420" w:firstLineChars="0"/>
+        <w:jc w:val="both"/>
+        <w:rPr>
+          <w:rFonts w:hint="default" w:ascii="Times New Roman" w:hAnsi="Times New Roman" w:eastAsia="1rem / 1.5rem google sans text" w:cs="Times New Roman"/>
+          <w:b w:val="0"/>
+          <w:bCs w:val="0"/>
+          <w:color w:val="auto"/>
+          <w:spacing w:val="0"/>
+          <w:kern w:val="0"/>
+          <w:sz w:val="25"/>
+          <w:szCs w:val="25"/>
+          <w:lang w:val="en-US" w:eastAsia="zh-CN" w:bidi="ar"/>
+        </w:rPr>
+      </w:pPr>
+      <w:r>
+        <w:rPr>
+          <w:rFonts w:hint="default" w:ascii="Times New Roman" w:hAnsi="Times New Roman" w:eastAsia="1rem / 1.5rem google sans text" w:cs="Times New Roman"/>
+          <w:b w:val="0"/>
+          <w:bCs w:val="0"/>
+          <w:color w:val="auto"/>
+          <w:spacing w:val="0"/>
+          <w:kern w:val="0"/>
+          <w:sz w:val="25"/>
+          <w:szCs w:val="25"/>
+          <w:lang w:val="en-US" w:eastAsia="zh-CN" w:bidi="ar"/>
+        </w:rPr>
+        <w:t>Anomaly Detection: Identifying financial fraud, cybersecurity threats, and manufacturing defects.</w:t>
+      </w:r>
+    </w:p>
+    <w:p>
+      <w:pPr>
+        <w:keepNext w:val="0"/>
+        <w:keepLines w:val="0"/>
+        <w:widowControl/>
+        <w:numPr>
+          <w:ilvl w:val="0"/>
+          <w:numId w:val="34"/>
+        </w:numPr>
+        <w:suppressLineNumbers w:val="0"/>
+        <w:tabs>
+          <w:tab w:val="clear" w:pos="420"/>
+        </w:tabs>
+        <w:ind w:left="1200" w:leftChars="0" w:hanging="420" w:firstLineChars="0"/>
+        <w:jc w:val="both"/>
+        <w:rPr>
+          <w:rFonts w:hint="default" w:ascii="Times New Roman" w:hAnsi="Times New Roman" w:eastAsia="1rem / 1.5rem google sans text" w:cs="Times New Roman"/>
+          <w:b w:val="0"/>
+          <w:bCs w:val="0"/>
+          <w:color w:val="auto"/>
+          <w:spacing w:val="0"/>
+          <w:kern w:val="0"/>
+          <w:sz w:val="25"/>
+          <w:szCs w:val="25"/>
+          <w:lang w:val="en-US" w:eastAsia="zh-CN" w:bidi="ar"/>
+        </w:rPr>
+      </w:pPr>
+      <w:r>
+        <w:rPr>
+          <w:rFonts w:hint="default" w:ascii="Times New Roman" w:hAnsi="Times New Roman" w:eastAsia="1rem / 1.5rem google sans text" w:cs="Times New Roman"/>
+          <w:b w:val="0"/>
+          <w:bCs w:val="0"/>
+          <w:color w:val="auto"/>
+          <w:spacing w:val="0"/>
+          <w:kern w:val="0"/>
+          <w:sz w:val="25"/>
+          <w:szCs w:val="25"/>
+          <w:lang w:val="en-US" w:eastAsia="zh-CN" w:bidi="ar"/>
+        </w:rPr>
+        <w:t>Risk Assessment: Evaluating credit scoring, insurance claims, and financial risks.</w:t>
+      </w:r>
+    </w:p>
+    <w:p>
+      <w:pPr>
+        <w:keepNext w:val="0"/>
+        <w:keepLines w:val="0"/>
+        <w:widowControl/>
+        <w:numPr>
+          <w:ilvl w:val="0"/>
+          <w:numId w:val="34"/>
+        </w:numPr>
+        <w:suppressLineNumbers w:val="0"/>
+        <w:tabs>
+          <w:tab w:val="clear" w:pos="420"/>
+        </w:tabs>
+        <w:ind w:left="1200" w:leftChars="0" w:hanging="420" w:firstLineChars="0"/>
+        <w:jc w:val="both"/>
+        <w:rPr>
+          <w:rFonts w:hint="default" w:ascii="Times New Roman" w:hAnsi="Times New Roman" w:eastAsia="1rem / 1.5rem google sans text" w:cs="Times New Roman"/>
+          <w:b w:val="0"/>
+          <w:bCs w:val="0"/>
+          <w:color w:val="auto"/>
+          <w:spacing w:val="0"/>
+          <w:kern w:val="0"/>
+          <w:sz w:val="25"/>
+          <w:szCs w:val="25"/>
+          <w:lang w:val="en-US" w:eastAsia="zh-CN" w:bidi="ar"/>
+        </w:rPr>
+      </w:pPr>
+      <w:r>
+        <w:rPr>
+          <w:rFonts w:hint="default" w:ascii="Times New Roman" w:hAnsi="Times New Roman" w:eastAsia="1rem / 1.5rem google sans text" w:cs="Times New Roman"/>
+          <w:b w:val="0"/>
+          <w:bCs w:val="0"/>
+          <w:color w:val="auto"/>
+          <w:spacing w:val="0"/>
+          <w:kern w:val="0"/>
+          <w:sz w:val="25"/>
+          <w:szCs w:val="25"/>
+          <w:lang w:val="en-US" w:eastAsia="zh-CN" w:bidi="ar"/>
+        </w:rPr>
+        <w:t>Predictive Maintenance: Forecasting equipment and infrastructure failures before they occur.</w:t>
+      </w:r>
+    </w:p>
+    <w:p>
+      <w:pPr>
+        <w:keepNext w:val="0"/>
+        <w:keepLines w:val="0"/>
+        <w:widowControl/>
+        <w:numPr>
+          <w:ilvl w:val="0"/>
+          <w:numId w:val="34"/>
+        </w:numPr>
+        <w:suppressLineNumbers w:val="0"/>
+        <w:tabs>
+          <w:tab w:val="clear" w:pos="420"/>
+        </w:tabs>
+        <w:ind w:left="1200" w:leftChars="0" w:hanging="420" w:firstLineChars="0"/>
+        <w:jc w:val="both"/>
+        <w:rPr>
+          <w:rFonts w:hint="default" w:ascii="Times New Roman" w:hAnsi="Times New Roman" w:eastAsia="1rem / 1.5rem google sans text" w:cs="Times New Roman"/>
+          <w:b w:val="0"/>
+          <w:bCs w:val="0"/>
+          <w:color w:val="auto"/>
+          <w:spacing w:val="0"/>
+          <w:kern w:val="0"/>
+          <w:sz w:val="25"/>
+          <w:szCs w:val="25"/>
+          <w:lang w:val="en-US" w:eastAsia="zh-CN" w:bidi="ar"/>
+        </w:rPr>
+      </w:pPr>
+      <w:r>
+        <w:rPr>
+          <w:rFonts w:hint="default" w:ascii="Times New Roman" w:hAnsi="Times New Roman" w:eastAsia="1rem / 1.5rem google sans text" w:cs="Times New Roman"/>
+          <w:b w:val="0"/>
+          <w:bCs w:val="0"/>
+          <w:color w:val="auto"/>
+          <w:spacing w:val="0"/>
+          <w:kern w:val="0"/>
+          <w:sz w:val="25"/>
+          <w:szCs w:val="25"/>
+          <w:lang w:val="en-US" w:eastAsia="zh-CN" w:bidi="ar"/>
+        </w:rPr>
+        <w:t>Market Forecasting: Predicting stock trends, sales demands, and economic fluctuations.</w:t>
+      </w:r>
+    </w:p>
+    <w:p>
+      <w:pPr>
+        <w:keepNext w:val="0"/>
+        <w:keepLines w:val="0"/>
+        <w:widowControl/>
+        <w:numPr>
+          <w:numId w:val="0"/>
+        </w:numPr>
+        <w:suppressLineNumbers w:val="0"/>
+        <w:jc w:val="both"/>
+        <w:rPr>
+          <w:rFonts w:hint="default" w:ascii="Times New Roman" w:hAnsi="Times New Roman" w:cs="Times New Roman"/>
+          <w:b w:val="0"/>
+          <w:bCs w:val="0"/>
+          <w:i/>
+          <w:iCs/>
+          <w:color w:val="843F0B" w:themeColor="accent2" w:themeShade="80"/>
+          <w:sz w:val="25"/>
+          <w:szCs w:val="25"/>
+          <w:lang w:val="en-US"/>
+        </w:rPr>
+      </w:pPr>
+      <w:bookmarkStart w:id="0" w:name="_GoBack"/>
+      <w:bookmarkEnd w:id="0"/>
     </w:p>
     <w:sectPr>
       <w:pgSz w:w="11906" w:h="16838"/>
@@ -2035,6 +6585,28 @@
 <file path=word/numbering.xml><?xml version="1.0" encoding="utf-8"?>
 <w:numbering xmlns:wpc="http://schemas.microsoft.com/office/word/2010/wordprocessingCanvas" xmlns:mc="http://schemas.openxmlformats.org/markup-compatibility/2006" xmlns:o="urn:schemas-microsoft-com:office:office" xmlns:r="http://schemas.openxmlformats.org/officeDocument/2006/relationships" xmlns:m="http://schemas.openxmlformats.org/officeDocument/2006/math" xmlns:v="urn:schemas-microsoft-com:vml" xmlns:wp14="http://schemas.microsoft.com/office/word/2010/wordprocessingDrawing" xmlns:wp="http://schemas.openxmlformats.org/drawingml/2006/wordprocessingDrawing" xmlns:w10="urn:schemas-microsoft-com:office:word" xmlns:w="http://schemas.openxmlformats.org/wordprocessingml/2006/main" xmlns:w14="http://schemas.microsoft.com/office/word/2010/wordml" xmlns:wpg="http://schemas.microsoft.com/office/word/2010/wordprocessingGroup" xmlns:wpi="http://schemas.microsoft.com/office/word/2010/wordprocessingInk" xmlns:wne="http://schemas.microsoft.com/office/word/2006/wordml" xmlns:wps="http://schemas.microsoft.com/office/word/2010/wordprocessingShape" xmlns:wpsCustomData="http://www.wps.cn/officeDocument/2013/wpsCustomData" mc:Ignorable="w14 wp14">
   <w:abstractNum w:abstractNumId="0">
+    <w:nsid w:val="80741E32"/>
+    <w:multiLevelType w:val="singleLevel"/>
+    <w:tmpl w:val="80741E32"/>
+    <w:lvl w:ilvl="0" w:tentative="0">
+      <w:start w:val="1"/>
+      <w:numFmt w:val="bullet"/>
+      <w:lvlText w:val=""/>
+      <w:lvlJc w:val="left"/>
+      <w:pPr>
+        <w:tabs>
+          <w:tab w:val="left" w:pos="420"/>
+        </w:tabs>
+        <w:ind w:left="420" w:leftChars="0" w:hanging="420" w:firstLineChars="0"/>
+      </w:pPr>
+      <w:rPr>
+        <w:rFonts w:hint="default" w:ascii="Wingdings" w:hAnsi="Wingdings"/>
+        <w:sz w:val="16"/>
+        <w:szCs w:val="16"/>
+      </w:rPr>
+    </w:lvl>
+  </w:abstractNum>
+  <w:abstractNum w:abstractNumId="1">
     <w:nsid w:val="8D92C7EB"/>
     <w:multiLevelType w:val="singleLevel"/>
     <w:tmpl w:val="8D92C7EB"/>
@@ -2054,7 +6626,86 @@
       </w:rPr>
     </w:lvl>
   </w:abstractNum>
-  <w:abstractNum w:abstractNumId="1">
+  <w:abstractNum w:abstractNumId="2">
+    <w:nsid w:val="8F7D1BCC"/>
+    <w:multiLevelType w:val="singleLevel"/>
+    <w:tmpl w:val="8F7D1BCC"/>
+    <w:lvl w:ilvl="0" w:tentative="0">
+      <w:start w:val="1"/>
+      <w:numFmt w:val="bullet"/>
+      <w:lvlText w:val=""/>
+      <w:lvlJc w:val="left"/>
+      <w:pPr>
+        <w:tabs>
+          <w:tab w:val="left" w:pos="420"/>
+        </w:tabs>
+        <w:ind w:left="420" w:leftChars="0" w:hanging="420" w:firstLineChars="0"/>
+      </w:pPr>
+      <w:rPr>
+        <w:rFonts w:hint="default" w:ascii="Wingdings" w:hAnsi="Wingdings"/>
+        <w:sz w:val="16"/>
+        <w:szCs w:val="16"/>
+      </w:rPr>
+    </w:lvl>
+  </w:abstractNum>
+  <w:abstractNum w:abstractNumId="3">
+    <w:nsid w:val="9B5FAEA7"/>
+    <w:multiLevelType w:val="singleLevel"/>
+    <w:tmpl w:val="9B5FAEA7"/>
+    <w:lvl w:ilvl="0" w:tentative="0">
+      <w:start w:val="1"/>
+      <w:numFmt w:val="decimal"/>
+      <w:suff w:val="space"/>
+      <w:lvlText w:val="%1."/>
+      <w:lvlJc w:val="left"/>
+    </w:lvl>
+  </w:abstractNum>
+  <w:abstractNum w:abstractNumId="4">
+    <w:nsid w:val="A2EC2AF6"/>
+    <w:multiLevelType w:val="singleLevel"/>
+    <w:tmpl w:val="A2EC2AF6"/>
+    <w:lvl w:ilvl="0" w:tentative="0">
+      <w:start w:val="1"/>
+      <w:numFmt w:val="bullet"/>
+      <w:lvlText w:val=""/>
+      <w:lvlJc w:val="left"/>
+      <w:pPr>
+        <w:tabs>
+          <w:tab w:val="left" w:pos="420"/>
+        </w:tabs>
+        <w:ind w:left="420" w:leftChars="0" w:hanging="420" w:firstLineChars="0"/>
+      </w:pPr>
+      <w:rPr>
+        <w:rFonts w:hint="default" w:ascii="Wingdings" w:hAnsi="Wingdings"/>
+        <w:sz w:val="16"/>
+        <w:szCs w:val="16"/>
+      </w:rPr>
+    </w:lvl>
+  </w:abstractNum>
+  <w:abstractNum w:abstractNumId="5">
+    <w:nsid w:val="ADB60B03"/>
+    <w:multiLevelType w:val="singleLevel"/>
+    <w:tmpl w:val="ADB60B03"/>
+    <w:lvl w:ilvl="0" w:tentative="0">
+      <w:start w:val="1"/>
+      <w:numFmt w:val="bullet"/>
+      <w:lvlText w:val=""/>
+      <w:lvlJc w:val="left"/>
+      <w:pPr>
+        <w:tabs>
+          <w:tab w:val="left" w:pos="420"/>
+        </w:tabs>
+        <w:ind w:left="420" w:leftChars="0" w:hanging="420" w:firstLineChars="0"/>
+      </w:pPr>
+      <w:rPr>
+        <w:rFonts w:hint="default" w:ascii="Wingdings" w:hAnsi="Wingdings"/>
+        <w:color w:val="auto"/>
+        <w:sz w:val="16"/>
+        <w:szCs w:val="16"/>
+      </w:rPr>
+    </w:lvl>
+  </w:abstractNum>
+  <w:abstractNum w:abstractNumId="6">
     <w:nsid w:val="B2555775"/>
     <w:multiLevelType w:val="singleLevel"/>
     <w:tmpl w:val="B2555775"/>
@@ -2076,7 +6727,7 @@
       </w:rPr>
     </w:lvl>
   </w:abstractNum>
-  <w:abstractNum w:abstractNumId="2">
+  <w:abstractNum w:abstractNumId="7">
     <w:nsid w:val="B2D3A268"/>
     <w:multiLevelType w:val="singleLevel"/>
     <w:tmpl w:val="B2D3A268"/>
@@ -2098,7 +6749,51 @@
       </w:rPr>
     </w:lvl>
   </w:abstractNum>
-  <w:abstractNum w:abstractNumId="3">
+  <w:abstractNum w:abstractNumId="8">
+    <w:nsid w:val="C4E87DD9"/>
+    <w:multiLevelType w:val="singleLevel"/>
+    <w:tmpl w:val="C4E87DD9"/>
+    <w:lvl w:ilvl="0" w:tentative="0">
+      <w:start w:val="1"/>
+      <w:numFmt w:val="bullet"/>
+      <w:lvlText w:val=""/>
+      <w:lvlJc w:val="left"/>
+      <w:pPr>
+        <w:tabs>
+          <w:tab w:val="left" w:pos="420"/>
+        </w:tabs>
+        <w:ind w:left="420" w:leftChars="0" w:hanging="420" w:firstLineChars="0"/>
+      </w:pPr>
+      <w:rPr>
+        <w:rFonts w:hint="default" w:ascii="Wingdings" w:hAnsi="Wingdings"/>
+        <w:sz w:val="16"/>
+        <w:szCs w:val="16"/>
+      </w:rPr>
+    </w:lvl>
+  </w:abstractNum>
+  <w:abstractNum w:abstractNumId="9">
+    <w:nsid w:val="CC3E9DF0"/>
+    <w:multiLevelType w:val="singleLevel"/>
+    <w:tmpl w:val="CC3E9DF0"/>
+    <w:lvl w:ilvl="0" w:tentative="0">
+      <w:start w:val="1"/>
+      <w:numFmt w:val="bullet"/>
+      <w:lvlText w:val=""/>
+      <w:lvlJc w:val="left"/>
+      <w:pPr>
+        <w:tabs>
+          <w:tab w:val="left" w:pos="420"/>
+        </w:tabs>
+        <w:ind w:left="420" w:leftChars="0" w:hanging="420" w:firstLineChars="0"/>
+      </w:pPr>
+      <w:rPr>
+        <w:rFonts w:hint="default" w:ascii="Wingdings" w:hAnsi="Wingdings"/>
+        <w:sz w:val="16"/>
+        <w:szCs w:val="16"/>
+      </w:rPr>
+    </w:lvl>
+  </w:abstractNum>
+  <w:abstractNum w:abstractNumId="10">
     <w:nsid w:val="D59C750D"/>
     <w:multiLevelType w:val="singleLevel"/>
     <w:tmpl w:val="D59C750D"/>
@@ -2120,7 +6815,7 @@
       </w:rPr>
     </w:lvl>
   </w:abstractNum>
-  <w:abstractNum w:abstractNumId="4">
+  <w:abstractNum w:abstractNumId="11">
     <w:nsid w:val="D8107CEC"/>
     <w:multiLevelType w:val="singleLevel"/>
     <w:tmpl w:val="D8107CEC"/>
@@ -2142,7 +6837,29 @@
       </w:rPr>
     </w:lvl>
   </w:abstractNum>
-  <w:abstractNum w:abstractNumId="5">
+  <w:abstractNum w:abstractNumId="12">
+    <w:nsid w:val="DACD03CE"/>
+    <w:multiLevelType w:val="singleLevel"/>
+    <w:tmpl w:val="DACD03CE"/>
+    <w:lvl w:ilvl="0" w:tentative="0">
+      <w:start w:val="1"/>
+      <w:numFmt w:val="bullet"/>
+      <w:lvlText w:val=""/>
+      <w:lvlJc w:val="left"/>
+      <w:pPr>
+        <w:tabs>
+          <w:tab w:val="left" w:pos="420"/>
+        </w:tabs>
+        <w:ind w:left="420" w:leftChars="0" w:hanging="420" w:firstLineChars="0"/>
+      </w:pPr>
+      <w:rPr>
+        <w:rFonts w:hint="default" w:ascii="Wingdings" w:hAnsi="Wingdings"/>
+        <w:sz w:val="16"/>
+        <w:szCs w:val="16"/>
+      </w:rPr>
+    </w:lvl>
+  </w:abstractNum>
+  <w:abstractNum w:abstractNumId="13">
     <w:nsid w:val="DCDB772A"/>
     <w:multiLevelType w:val="singleLevel"/>
     <w:tmpl w:val="DCDB772A"/>
@@ -2154,7 +6871,73 @@
       <w:lvlJc w:val="left"/>
     </w:lvl>
   </w:abstractNum>
-  <w:abstractNum w:abstractNumId="6">
+  <w:abstractNum w:abstractNumId="14">
+    <w:nsid w:val="E7B5E18F"/>
+    <w:multiLevelType w:val="singleLevel"/>
+    <w:tmpl w:val="E7B5E18F"/>
+    <w:lvl w:ilvl="0" w:tentative="0">
+      <w:start w:val="1"/>
+      <w:numFmt w:val="bullet"/>
+      <w:lvlText w:val=""/>
+      <w:lvlJc w:val="left"/>
+      <w:pPr>
+        <w:tabs>
+          <w:tab w:val="left" w:pos="420"/>
+        </w:tabs>
+        <w:ind w:left="420" w:leftChars="0" w:hanging="420" w:firstLineChars="0"/>
+      </w:pPr>
+      <w:rPr>
+        <w:rFonts w:hint="default" w:ascii="Wingdings" w:hAnsi="Wingdings"/>
+        <w:sz w:val="16"/>
+        <w:szCs w:val="16"/>
+      </w:rPr>
+    </w:lvl>
+  </w:abstractNum>
+  <w:abstractNum w:abstractNumId="15">
+    <w:nsid w:val="E9520339"/>
+    <w:multiLevelType w:val="singleLevel"/>
+    <w:tmpl w:val="E9520339"/>
+    <w:lvl w:ilvl="0" w:tentative="0">
+      <w:start w:val="1"/>
+      <w:numFmt w:val="bullet"/>
+      <w:lvlText w:val=""/>
+      <w:lvlJc w:val="left"/>
+      <w:pPr>
+        <w:tabs>
+          <w:tab w:val="left" w:pos="420"/>
+        </w:tabs>
+        <w:ind w:left="420" w:leftChars="0" w:hanging="420" w:firstLineChars="0"/>
+      </w:pPr>
+      <w:rPr>
+        <w:rFonts w:hint="default" w:ascii="Wingdings" w:hAnsi="Wingdings"/>
+        <w:sz w:val="16"/>
+        <w:szCs w:val="16"/>
+      </w:rPr>
+    </w:lvl>
+  </w:abstractNum>
+  <w:abstractNum w:abstractNumId="16">
+    <w:nsid w:val="F2A6248B"/>
+    <w:multiLevelType w:val="singleLevel"/>
+    <w:tmpl w:val="F2A6248B"/>
+    <w:lvl w:ilvl="0" w:tentative="0">
+      <w:start w:val="1"/>
+      <w:numFmt w:val="bullet"/>
+      <w:lvlText w:val=""/>
+      <w:lvlJc w:val="left"/>
+      <w:pPr>
+        <w:tabs>
+          <w:tab w:val="left" w:pos="420"/>
+        </w:tabs>
+        <w:ind w:left="420" w:leftChars="0" w:hanging="420" w:firstLineChars="0"/>
+      </w:pPr>
+      <w:rPr>
+        <w:rFonts w:hint="default" w:ascii="Wingdings" w:hAnsi="Wingdings"/>
+        <w:sz w:val="16"/>
+        <w:szCs w:val="16"/>
+      </w:rPr>
+    </w:lvl>
+  </w:abstractNum>
+  <w:abstractNum w:abstractNumId="17">
     <w:nsid w:val="F93A9CD7"/>
     <w:multiLevelType w:val="singleLevel"/>
     <w:tmpl w:val="F93A9CD7"/>
@@ -2176,7 +6959,7 @@
       </w:rPr>
     </w:lvl>
   </w:abstractNum>
-  <w:abstractNum w:abstractNumId="7">
+  <w:abstractNum w:abstractNumId="18">
     <w:nsid w:val="FDA21D52"/>
     <w:multiLevelType w:val="singleLevel"/>
     <w:tmpl w:val="FDA21D52"/>
@@ -2198,7 +6981,51 @@
       </w:rPr>
     </w:lvl>
   </w:abstractNum>
-  <w:abstractNum w:abstractNumId="8">
+  <w:abstractNum w:abstractNumId="19">
+    <w:nsid w:val="FE3F156A"/>
+    <w:multiLevelType w:val="singleLevel"/>
+    <w:tmpl w:val="FE3F156A"/>
+    <w:lvl w:ilvl="0" w:tentative="0">
+      <w:start w:val="1"/>
+      <w:numFmt w:val="bullet"/>
+      <w:lvlText w:val=""/>
+      <w:lvlJc w:val="left"/>
+      <w:pPr>
+        <w:tabs>
+          <w:tab w:val="left" w:pos="420"/>
+        </w:tabs>
+        <w:ind w:left="420" w:leftChars="0" w:hanging="420" w:firstLineChars="0"/>
+      </w:pPr>
+      <w:rPr>
+        <w:rFonts w:hint="default" w:ascii="Wingdings" w:hAnsi="Wingdings"/>
+        <w:sz w:val="16"/>
+        <w:szCs w:val="16"/>
+      </w:rPr>
+    </w:lvl>
+  </w:abstractNum>
+  <w:abstractNum w:abstractNumId="20">
+    <w:nsid w:val="18654A02"/>
+    <w:multiLevelType w:val="singleLevel"/>
+    <w:tmpl w:val="18654A02"/>
+    <w:lvl w:ilvl="0" w:tentative="0">
+      <w:start w:val="1"/>
+      <w:numFmt w:val="bullet"/>
+      <w:lvlText w:val=""/>
+      <w:lvlJc w:val="left"/>
+      <w:pPr>
+        <w:tabs>
+          <w:tab w:val="left" w:pos="420"/>
+        </w:tabs>
+        <w:ind w:left="420" w:leftChars="0" w:hanging="420" w:firstLineChars="0"/>
+      </w:pPr>
+      <w:rPr>
+        <w:rFonts w:hint="default" w:ascii="Wingdings" w:hAnsi="Wingdings"/>
+        <w:sz w:val="16"/>
+        <w:szCs w:val="16"/>
+      </w:rPr>
+    </w:lvl>
+  </w:abstractNum>
+  <w:abstractNum w:abstractNumId="21">
     <w:nsid w:val="2898F644"/>
     <w:multiLevelType w:val="singleLevel"/>
     <w:tmpl w:val="2898F644"/>
@@ -2210,7 +7037,29 @@
       <w:lvlJc w:val="left"/>
     </w:lvl>
   </w:abstractNum>
-  <w:abstractNum w:abstractNumId="9">
+  <w:abstractNum w:abstractNumId="22">
+    <w:nsid w:val="2CFBE319"/>
+    <w:multiLevelType w:val="singleLevel"/>
+    <w:tmpl w:val="2CFBE319"/>
+    <w:lvl w:ilvl="0" w:tentative="0">
+      <w:start w:val="1"/>
+      <w:numFmt w:val="bullet"/>
+      <w:lvlText w:val=""/>
+      <w:lvlJc w:val="left"/>
+      <w:pPr>
+        <w:tabs>
+          <w:tab w:val="left" w:pos="420"/>
+        </w:tabs>
+        <w:ind w:left="420" w:leftChars="0" w:hanging="420" w:firstLineChars="0"/>
+      </w:pPr>
+      <w:rPr>
+        <w:rFonts w:hint="default" w:ascii="Wingdings" w:hAnsi="Wingdings"/>
+        <w:sz w:val="16"/>
+        <w:szCs w:val="16"/>
+      </w:rPr>
+    </w:lvl>
+  </w:abstractNum>
+  <w:abstractNum w:abstractNumId="23">
     <w:nsid w:val="333A7363"/>
     <w:multiLevelType w:val="singleLevel"/>
     <w:tmpl w:val="333A7363"/>
@@ -2232,7 +7081,7 @@
       </w:rPr>
     </w:lvl>
   </w:abstractNum>
-  <w:abstractNum w:abstractNumId="10">
+  <w:abstractNum w:abstractNumId="24">
     <w:nsid w:val="48A0AE62"/>
     <w:multiLevelType w:val="singleLevel"/>
     <w:tmpl w:val="48A0AE62"/>
@@ -2252,7 +7101,63 @@
       </w:rPr>
     </w:lvl>
   </w:abstractNum>
-  <w:abstractNum w:abstractNumId="11">
+  <w:abstractNum w:abstractNumId="25">
+    <w:nsid w:val="528B837F"/>
+    <w:multiLevelType w:val="singleLevel"/>
+    <w:tmpl w:val="528B837F"/>
+    <w:lvl w:ilvl="0" w:tentative="0">
+      <w:start w:val="1"/>
+      <w:numFmt w:val="bullet"/>
+      <w:lvlText w:val=""/>
+      <w:lvlJc w:val="left"/>
+      <w:pPr>
+        <w:tabs>
+          <w:tab w:val="left" w:pos="420"/>
+        </w:tabs>
+        <w:ind w:left="420" w:leftChars="0" w:hanging="420" w:firstLineChars="0"/>
+      </w:pPr>
+      <w:rPr>
+        <w:rFonts w:hint="default" w:ascii="Wingdings" w:hAnsi="Wingdings"/>
+        <w:sz w:val="16"/>
+        <w:szCs w:val="16"/>
+      </w:rPr>
+    </w:lvl>
+  </w:abstractNum>
+  <w:abstractNum w:abstractNumId="26">
+    <w:nsid w:val="59650A15"/>
+    <w:multiLevelType w:val="singleLevel"/>
+    <w:tmpl w:val="59650A15"/>
+    <w:lvl w:ilvl="0" w:tentative="0">
+      <w:start w:val="1"/>
+      <w:numFmt w:val="decimal"/>
+      <w:suff w:val="space"/>
+      <w:lvlText w:val="%1."/>
+      <w:lvlJc w:val="left"/>
+    </w:lvl>
+  </w:abstractNum>
+  <w:abstractNum w:abstractNumId="27">
+    <w:nsid w:val="5A8E95CB"/>
+    <w:multiLevelType w:val="singleLevel"/>
+    <w:tmpl w:val="5A8E95CB"/>
+    <w:lvl w:ilvl="0" w:tentative="0">
+      <w:start w:val="1"/>
+      <w:numFmt w:val="bullet"/>
+      <w:lvlText w:val=""/>
+      <w:lvlJc w:val="left"/>
+      <w:pPr>
+        <w:tabs>
+          <w:tab w:val="left" w:pos="420"/>
+        </w:tabs>
+        <w:ind w:left="420" w:leftChars="0" w:hanging="420" w:firstLineChars="0"/>
+      </w:pPr>
+      <w:rPr>
+        <w:rFonts w:hint="default" w:ascii="Wingdings" w:hAnsi="Wingdings"/>
+        <w:sz w:val="16"/>
+        <w:szCs w:val="16"/>
+      </w:rPr>
+    </w:lvl>
+  </w:abstractNum>
+  <w:abstractNum w:abstractNumId="28">
     <w:nsid w:val="5C13BD88"/>
     <w:multiLevelType w:val="singleLevel"/>
     <w:tmpl w:val="5C13BD88"/>
@@ -2274,7 +7179,81 @@
       </w:rPr>
     </w:lvl>
   </w:abstractNum>
-  <w:abstractNum w:abstractNumId="12">
+  <w:abstractNum w:abstractNumId="29">
+    <w:nsid w:val="5D55638B"/>
+    <w:multiLevelType w:val="singleLevel"/>
+    <w:tmpl w:val="5D55638B"/>
+    <w:lvl w:ilvl="0" w:tentative="0">
+      <w:start w:val="1"/>
+      <w:numFmt w:val="bullet"/>
+      <w:lvlText w:val=""/>
+      <w:lvlJc w:val="left"/>
+      <w:pPr>
+        <w:tabs>
+          <w:tab w:val="left" w:pos="420"/>
+        </w:tabs>
+        <w:ind w:left="420" w:leftChars="0" w:hanging="420" w:firstLineChars="0"/>
+      </w:pPr>
+      <w:rPr>
+        <w:rFonts w:hint="default" w:ascii="Wingdings" w:hAnsi="Wingdings"/>
+        <w:sz w:val="16"/>
+        <w:szCs w:val="16"/>
+      </w:rPr>
+    </w:lvl>
+  </w:abstractNum>
+  <w:abstractNum w:abstractNumId="30">
+    <w:nsid w:val="5D5B0053"/>
+    <w:multiLevelType w:val="singleLevel"/>
+    <w:tmpl w:val="5D5B0053"/>
+    <w:lvl w:ilvl="0" w:tentative="0">
+      <w:start w:val="1"/>
+      <w:numFmt w:val="decimal"/>
+      <w:suff w:val="space"/>
+      <w:lvlText w:val="%1."/>
+      <w:lvlJc w:val="left"/>
+    </w:lvl>
+  </w:abstractNum>
+  <w:abstractNum w:abstractNumId="31">
+    <w:nsid w:val="628F1702"/>
+    <w:multiLevelType w:val="singleLevel"/>
+    <w:tmpl w:val="628F1702"/>
+    <w:lvl w:ilvl="0" w:tentative="0">
+      <w:start w:val="1"/>
+      <w:numFmt w:val="bullet"/>
+      <w:lvlText w:val=""/>
+      <w:lvlJc w:val="left"/>
+      <w:pPr>
+        <w:tabs>
+          <w:tab w:val="left" w:pos="420"/>
+        </w:tabs>
+        <w:ind w:left="420" w:leftChars="0" w:hanging="420" w:firstLineChars="0"/>
+      </w:pPr>
+      <w:rPr>
+        <w:rFonts w:hint="default" w:ascii="Wingdings" w:hAnsi="Wingdings"/>
+      </w:rPr>
+    </w:lvl>
+  </w:abstractNum>
+  <w:abstractNum w:abstractNumId="32">
+    <w:nsid w:val="6927BA92"/>
+    <w:multiLevelType w:val="singleLevel"/>
+    <w:tmpl w:val="6927BA92"/>
+    <w:lvl w:ilvl="0" w:tentative="0">
+      <w:start w:val="1"/>
+      <w:numFmt w:val="decimal"/>
+      <w:lvlText w:val="%1)"/>
+      <w:lvlJc w:val="left"/>
+      <w:pPr>
+        <w:tabs>
+          <w:tab w:val="left" w:pos="425"/>
+        </w:tabs>
+        <w:ind w:left="425" w:leftChars="0" w:hanging="425" w:firstLineChars="0"/>
+      </w:pPr>
+      <w:rPr>
+        <w:rFonts w:hint="default"/>
+      </w:rPr>
+    </w:lvl>
+  </w:abstractNum>
+  <w:abstractNum w:abstractNumId="33">
     <w:nsid w:val="6A717C2F"/>
     <w:multiLevelType w:val="singleLevel"/>
     <w:tmpl w:val="6A717C2F"/>
@@ -2295,43 +7274,106 @@
     </w:lvl>
   </w:abstractNum>
   <w:num w:numId="1">
+    <w:abstractNumId w:val="13"/>
+  </w:num>
+  <w:num w:numId="2">
+    <w:abstractNumId w:val="21"/>
+  </w:num>
+  <w:num w:numId="3">
+    <w:abstractNumId w:val="10"/>
+  </w:num>
+  <w:num w:numId="4">
+    <w:abstractNumId w:val="18"/>
+  </w:num>
+  <w:num w:numId="5">
+    <w:abstractNumId w:val="33"/>
+  </w:num>
+  <w:num w:numId="6">
+    <w:abstractNumId w:val="28"/>
+  </w:num>
+  <w:num w:numId="7">
+    <w:abstractNumId w:val="23"/>
+  </w:num>
+  <w:num w:numId="8">
+    <w:abstractNumId w:val="6"/>
+  </w:num>
+  <w:num w:numId="9">
+    <w:abstractNumId w:val="1"/>
+  </w:num>
+  <w:num w:numId="10">
+    <w:abstractNumId w:val="7"/>
+  </w:num>
+  <w:num w:numId="11">
+    <w:abstractNumId w:val="24"/>
+  </w:num>
+  <w:num w:numId="12">
+    <w:abstractNumId w:val="11"/>
+  </w:num>
+  <w:num w:numId="13">
+    <w:abstractNumId w:val="17"/>
+  </w:num>
+  <w:num w:numId="14">
+    <w:abstractNumId w:val="26"/>
+  </w:num>
+  <w:num w:numId="15">
+    <w:abstractNumId w:val="9"/>
+  </w:num>
+  <w:num w:numId="16">
+    <w:abstractNumId w:val="15"/>
+  </w:num>
+  <w:num w:numId="17">
+    <w:abstractNumId w:val="32"/>
+  </w:num>
+  <w:num w:numId="18">
+    <w:abstractNumId w:val="3"/>
+  </w:num>
+  <w:num w:numId="19">
+    <w:abstractNumId w:val="25"/>
+  </w:num>
+  <w:num w:numId="20">
+    <w:abstractNumId w:val="4"/>
+  </w:num>
+  <w:num w:numId="21">
+    <w:abstractNumId w:val="0"/>
+  </w:num>
+  <w:num w:numId="22">
+    <w:abstractNumId w:val="2"/>
+  </w:num>
+  <w:num w:numId="23">
+    <w:abstractNumId w:val="31"/>
+  </w:num>
+  <w:num w:numId="24">
+    <w:abstractNumId w:val="19"/>
+  </w:num>
+  <w:num w:numId="25">
+    <w:abstractNumId w:val="30"/>
+  </w:num>
+  <w:num w:numId="26">
+    <w:abstractNumId w:val="14"/>
+  </w:num>
+  <w:num w:numId="27">
+    <w:abstractNumId w:val="27"/>
+  </w:num>
+  <w:num w:numId="28">
+    <w:abstractNumId w:val="16"/>
+  </w:num>
+  <w:num w:numId="29">
+    <w:abstractNumId w:val="29"/>
+  </w:num>
+  <w:num w:numId="30">
     <w:abstractNumId w:val="5"/>
   </w:num>
-  <w:num w:numId="2">
+  <w:num w:numId="31">
+    <w:abstractNumId w:val="20"/>
+  </w:num>
+  <w:num w:numId="32">
     <w:abstractNumId w:val="8"/>
   </w:num>
-  <w:num w:numId="3">
-    <w:abstractNumId w:val="3"/>
-  </w:num>
-  <w:num w:numId="4">
-    <w:abstractNumId w:val="7"/>
-  </w:num>
-  <w:num w:numId="5">
+  <w:num w:numId="33">
     <w:abstractNumId w:val="12"/>
   </w:num>
-  <w:num w:numId="6">
-    <w:abstractNumId w:val="11"/>
-  </w:num>
-  <w:num w:numId="7">
-    <w:abstractNumId w:val="9"/>
-  </w:num>
-  <w:num w:numId="8">
-    <w:abstractNumId w:val="1"/>
-  </w:num>
-  <w:num w:numId="9">
-    <w:abstractNumId w:val="0"/>
-  </w:num>
-  <w:num w:numId="10">
-    <w:abstractNumId w:val="2"/>
-  </w:num>
-  <w:num w:numId="11">
-    <w:abstractNumId w:val="10"/>
-  </w:num>
-  <w:num w:numId="12">
-    <w:abstractNumId w:val="4"/>
-  </w:num>
-  <w:num w:numId="13">
-    <w:abstractNumId w:val="6"/>
+  <w:num w:numId="34">
+    <w:abstractNumId w:val="22"/>
   </w:num>
 </w:numbering>
 </file>
@@ -2412,7 +7454,7 @@
     <w:lsdException w:qFormat="1" w:unhideWhenUsed="0" w:uiPriority="0" w:semiHidden="0" w:name="Title"/>
     <w:lsdException w:unhideWhenUsed="0" w:uiPriority="0" w:semiHidden="0" w:name="Closing"/>
     <w:lsdException w:unhideWhenUsed="0" w:uiPriority="0" w:semiHidden="0" w:name="Signature"/>
-    <w:lsdException w:unhideWhenUsed="0" w:uiPriority="0" w:name="Default Paragraph Font"/>
+    <w:lsdException w:qFormat="1" w:unhideWhenUsed="0" w:uiPriority="0" w:name="Default Paragraph Font"/>
     <w:lsdException w:unhideWhenUsed="0" w:uiPriority="0" w:semiHidden="0" w:name="Body Text"/>
     <w:lsdException w:unhideWhenUsed="0" w:uiPriority="0" w:semiHidden="0" w:name="Body Text Indent"/>
     <w:lsdException w:unhideWhenUsed="0" w:uiPriority="0" w:semiHidden="0" w:name="List Continue"/>
@@ -2608,6 +7650,7 @@
   <w:style w:type="character" w:default="1" w:styleId="2">
     <w:name w:val="Default Paragraph Font"/>
     <w:semiHidden/>
+    <w:qFormat/>
     <w:uiPriority w:val="0"/>
   </w:style>
   <w:style w:type="table" w:default="1" w:styleId="3">

--- a/Modules/Week01 - Introduction/Lecture_01_Note.docx
+++ b/Modules/Week01 - Introduction/Lecture_01_Note.docx
@@ -1893,6 +1893,7 @@
         <w:keepLines w:val="0"/>
         <w:widowControl/>
         <w:numPr>
+          <w:ilvl w:val="0"/>
           <w:numId w:val="0"/>
         </w:numPr>
         <w:suppressLineNumbers w:val="0"/>
@@ -1916,6 +1917,7 @@
         <w:keepLines w:val="0"/>
         <w:widowControl/>
         <w:numPr>
+          <w:ilvl w:val="0"/>
           <w:numId w:val="0"/>
         </w:numPr>
         <w:suppressLineNumbers w:val="0"/>
@@ -1939,6 +1941,7 @@
         <w:keepLines w:val="0"/>
         <w:widowControl/>
         <w:numPr>
+          <w:ilvl w:val="0"/>
           <w:numId w:val="0"/>
         </w:numPr>
         <w:suppressLineNumbers w:val="0"/>
@@ -1962,6 +1965,7 @@
         <w:keepLines w:val="0"/>
         <w:widowControl/>
         <w:numPr>
+          <w:ilvl w:val="0"/>
           <w:numId w:val="0"/>
         </w:numPr>
         <w:suppressLineNumbers w:val="0"/>
@@ -2228,6 +2232,7 @@
     <w:p>
       <w:pPr>
         <w:numPr>
+          <w:ilvl w:val="0"/>
           <w:numId w:val="0"/>
         </w:numPr>
         <w:rPr>
@@ -2795,6 +2800,7 @@
         <w:keepLines w:val="0"/>
         <w:widowControl/>
         <w:numPr>
+          <w:ilvl w:val="0"/>
           <w:numId w:val="0"/>
         </w:numPr>
         <w:suppressLineNumbers w:val="0"/>
@@ -2818,6 +2824,7 @@
         <w:keepLines w:val="0"/>
         <w:widowControl/>
         <w:numPr>
+          <w:ilvl w:val="0"/>
           <w:numId w:val="0"/>
         </w:numPr>
         <w:suppressLineNumbers w:val="0"/>
@@ -2841,6 +2848,7 @@
         <w:keepLines w:val="0"/>
         <w:widowControl/>
         <w:numPr>
+          <w:ilvl w:val="0"/>
           <w:numId w:val="0"/>
         </w:numPr>
         <w:suppressLineNumbers w:val="0"/>
@@ -2864,6 +2872,7 @@
         <w:keepLines w:val="0"/>
         <w:widowControl/>
         <w:numPr>
+          <w:ilvl w:val="0"/>
           <w:numId w:val="0"/>
         </w:numPr>
         <w:suppressLineNumbers w:val="0"/>
@@ -2887,6 +2896,7 @@
         <w:keepLines w:val="0"/>
         <w:widowControl/>
         <w:numPr>
+          <w:ilvl w:val="0"/>
           <w:numId w:val="0"/>
         </w:numPr>
         <w:suppressLineNumbers w:val="0"/>
@@ -2910,6 +2920,7 @@
         <w:keepLines w:val="0"/>
         <w:widowControl/>
         <w:numPr>
+          <w:ilvl w:val="0"/>
           <w:numId w:val="0"/>
         </w:numPr>
         <w:suppressLineNumbers w:val="0"/>
@@ -2933,6 +2944,7 @@
         <w:keepLines w:val="0"/>
         <w:widowControl/>
         <w:numPr>
+          <w:ilvl w:val="0"/>
           <w:numId w:val="0"/>
         </w:numPr>
         <w:suppressLineNumbers w:val="0"/>
@@ -2956,6 +2968,7 @@
         <w:keepLines w:val="0"/>
         <w:widowControl/>
         <w:numPr>
+          <w:ilvl w:val="0"/>
           <w:numId w:val="0"/>
         </w:numPr>
         <w:suppressLineNumbers w:val="0"/>
@@ -3032,6 +3045,7 @@
         <w:keepLines w:val="0"/>
         <w:widowControl/>
         <w:numPr>
+          <w:ilvl w:val="0"/>
           <w:numId w:val="0"/>
         </w:numPr>
         <w:suppressLineNumbers w:val="0"/>
@@ -3055,6 +3069,7 @@
         <w:keepLines w:val="0"/>
         <w:widowControl/>
         <w:numPr>
+          <w:ilvl w:val="0"/>
           <w:numId w:val="0"/>
         </w:numPr>
         <w:suppressLineNumbers w:val="0"/>
@@ -3144,6 +3159,7 @@
         <w:keepLines w:val="0"/>
         <w:widowControl/>
         <w:numPr>
+          <w:ilvl w:val="0"/>
           <w:numId w:val="0"/>
         </w:numPr>
         <w:suppressLineNumbers w:val="0"/>
@@ -3743,6 +3759,7 @@
         <w:keepLines w:val="0"/>
         <w:widowControl/>
         <w:numPr>
+          <w:ilvl w:val="0"/>
           <w:numId w:val="0"/>
         </w:numPr>
         <w:suppressLineNumbers w:val="0"/>
@@ -3766,6 +3783,7 @@
         <w:keepLines w:val="0"/>
         <w:widowControl/>
         <w:numPr>
+          <w:ilvl w:val="0"/>
           <w:numId w:val="0"/>
         </w:numPr>
         <w:suppressLineNumbers w:val="0"/>
@@ -3968,6 +3986,7 @@
         <w:keepLines w:val="0"/>
         <w:widowControl/>
         <w:numPr>
+          <w:ilvl w:val="0"/>
           <w:numId w:val="0"/>
         </w:numPr>
         <w:suppressLineNumbers w:val="0"/>
@@ -4283,6 +4302,7 @@
         <w:keepLines w:val="0"/>
         <w:widowControl/>
         <w:numPr>
+          <w:ilvl w:val="0"/>
           <w:numId w:val="0"/>
         </w:numPr>
         <w:suppressLineNumbers w:val="0"/>
@@ -4696,6 +4716,7 @@
         <w:keepLines w:val="0"/>
         <w:widowControl/>
         <w:numPr>
+          <w:ilvl w:val="0"/>
           <w:numId w:val="0"/>
         </w:numPr>
         <w:suppressLineNumbers w:val="0"/>
@@ -5170,6 +5191,7 @@
         <w:keepLines w:val="0"/>
         <w:widowControl/>
         <w:numPr>
+          <w:ilvl w:val="0"/>
           <w:numId w:val="0"/>
         </w:numPr>
         <w:suppressLineNumbers w:val="0"/>
@@ -5582,6 +5604,7 @@
         <w:keepLines w:val="0"/>
         <w:widowControl/>
         <w:numPr>
+          <w:ilvl w:val="0"/>
           <w:numId w:val="0"/>
         </w:numPr>
         <w:suppressLineNumbers w:val="0"/>
@@ -5605,6 +5628,7 @@
         <w:keepLines w:val="0"/>
         <w:widowControl/>
         <w:numPr>
+          <w:ilvl w:val="0"/>
           <w:numId w:val="0"/>
         </w:numPr>
         <w:suppressLineNumbers w:val="0"/>
@@ -5905,6 +5929,7 @@
         <w:keepLines w:val="0"/>
         <w:widowControl/>
         <w:numPr>
+          <w:ilvl w:val="0"/>
           <w:numId w:val="0"/>
         </w:numPr>
         <w:suppressLineNumbers w:val="0"/>
@@ -6093,6 +6118,7 @@
         <w:keepLines w:val="0"/>
         <w:widowControl/>
         <w:numPr>
+          <w:ilvl w:val="0"/>
           <w:numId w:val="0"/>
         </w:numPr>
         <w:suppressLineNumbers w:val="0"/>
@@ -6323,6 +6349,7 @@
         <w:keepLines w:val="0"/>
         <w:widowControl/>
         <w:numPr>
+          <w:ilvl w:val="0"/>
           <w:numId w:val="0"/>
         </w:numPr>
         <w:suppressLineNumbers w:val="0"/>
@@ -6553,6 +6580,7 @@
         <w:keepLines w:val="0"/>
         <w:widowControl/>
         <w:numPr>
+          <w:ilvl w:val="0"/>
           <w:numId w:val="0"/>
         </w:numPr>
         <w:suppressLineNumbers w:val="0"/>
@@ -6568,13 +6596,101 @@
           <w:szCs w:val="25"/>
           <w:lang w:val="en-US"/>
         </w:rPr>
+        <w:sectPr>
+          <w:pgSz w:w="11906" w:h="16838"/>
+          <w:pgMar w:top="1440" w:right="1800" w:bottom="1440" w:left="1800" w:header="720" w:footer="720" w:gutter="0"/>
+          <w:cols w:space="720" w:num="1"/>
+          <w:docGrid w:linePitch="360" w:charSpace="0"/>
+        </w:sectPr>
+      </w:pPr>
+    </w:p>
+    <w:p>
+      <w:pPr>
+        <w:keepNext w:val="0"/>
+        <w:keepLines w:val="0"/>
+        <w:widowControl/>
+        <w:numPr>
+          <w:ilvl w:val="0"/>
+          <w:numId w:val="0"/>
+        </w:numPr>
+        <w:suppressLineNumbers w:val="0"/>
+        <w:jc w:val="both"/>
+        <w:rPr>
+          <w:rFonts w:hint="default" w:ascii="Times New Roman" w:hAnsi="Times New Roman" w:cs="Times New Roman"/>
+          <w:b w:val="0"/>
+          <w:bCs w:val="0"/>
+          <w:i/>
+          <w:iCs/>
+          <w:color w:val="843F0B" w:themeColor="accent2" w:themeShade="80"/>
+          <w:sz w:val="25"/>
+          <w:szCs w:val="25"/>
+          <w:lang w:val="en-US"/>
+        </w:rPr>
       </w:pPr>
       <w:bookmarkStart w:id="0" w:name="_GoBack"/>
       <w:bookmarkEnd w:id="0"/>
+      <w:r>
+        <w:rPr>
+          <w:rFonts w:hint="default" w:ascii="Times New Roman" w:hAnsi="Times New Roman" w:cs="Times New Roman"/>
+          <w:b w:val="0"/>
+          <w:bCs w:val="0"/>
+          <w:i/>
+          <w:iCs/>
+          <w:color w:val="843F0B" w:themeColor="accent2" w:themeShade="80"/>
+          <w:sz w:val="25"/>
+          <w:szCs w:val="25"/>
+          <w:lang w:val="en-US"/>
+        </w:rPr>
+        <w:drawing>
+          <wp:anchor distT="0" distB="0" distL="114300" distR="114300" simplePos="0" relativeHeight="251660288" behindDoc="0" locked="0" layoutInCell="1" allowOverlap="1">
+            <wp:simplePos x="0" y="0"/>
+            <wp:positionH relativeFrom="column">
+              <wp:posOffset>-189230</wp:posOffset>
+            </wp:positionH>
+            <wp:positionV relativeFrom="paragraph">
+              <wp:posOffset>0</wp:posOffset>
+            </wp:positionV>
+            <wp:extent cx="9241790" cy="5158740"/>
+            <wp:effectExtent l="0" t="0" r="8890" b="7620"/>
+            <wp:wrapSquare wrapText="bothSides"/>
+            <wp:docPr id="2" name="Picture 2" descr="Nhập_môn_Học_máy"/>
+            <wp:cNvGraphicFramePr>
+              <a:graphicFrameLocks xmlns:a="http://schemas.openxmlformats.org/drawingml/2006/main" noChangeAspect="1"/>
+            </wp:cNvGraphicFramePr>
+            <a:graphic xmlns:a="http://schemas.openxmlformats.org/drawingml/2006/main">
+              <a:graphicData uri="http://schemas.openxmlformats.org/drawingml/2006/picture">
+                <pic:pic xmlns:pic="http://schemas.openxmlformats.org/drawingml/2006/picture">
+                  <pic:nvPicPr>
+                    <pic:cNvPr id="2" name="Picture 2" descr="Nhập_môn_Học_máy"/>
+                    <pic:cNvPicPr>
+                      <a:picLocks noChangeAspect="1"/>
+                    </pic:cNvPicPr>
+                  </pic:nvPicPr>
+                  <pic:blipFill>
+                    <a:blip r:embed="rId5"/>
+                    <a:stretch>
+                      <a:fillRect/>
+                    </a:stretch>
+                  </pic:blipFill>
+                  <pic:spPr>
+                    <a:xfrm>
+                      <a:off x="0" y="0"/>
+                      <a:ext cx="9241790" cy="5158740"/>
+                    </a:xfrm>
+                    <a:prstGeom prst="rect">
+                      <a:avLst/>
+                    </a:prstGeom>
+                  </pic:spPr>
+                </pic:pic>
+              </a:graphicData>
+            </a:graphic>
+          </wp:anchor>
+        </w:drawing>
+      </w:r>
     </w:p>
     <w:sectPr>
-      <w:pgSz w:w="11906" w:h="16838"/>
-      <w:pgMar w:top="1440" w:right="1800" w:bottom="1440" w:left="1800" w:header="720" w:footer="720" w:gutter="0"/>
+      <w:pgSz w:w="16838" w:h="11906" w:orient="landscape"/>
+      <w:pgMar w:top="1800" w:right="1440" w:bottom="1800" w:left="1440" w:header="720" w:footer="720" w:gutter="0"/>
       <w:cols w:space="720" w:num="1"/>
       <w:docGrid w:linePitch="360" w:charSpace="0"/>
     </w:sectPr>
